--- a/Groq_Timbre_Generator_Tutorial.docx
+++ b/Groq_Timbre_Generator_Tutorial.docx
@@ -153,7 +153,7 @@
         <w:pStyle w:val="ListBullet"/>
       </w:pPr>
       <w:r>
-        <w:t>15 Vinculacion de la escena test</w:t>
+        <w:t>17 Vinculacion de la escena test</w:t>
       </w:r>
     </w:p>
     <w:p>
@@ -186,6 +186,16 @@
       </w:pPr>
       <w:r>
         <w:t>19 Practica guiada</w:t>
+      </w:r>
+    </w:p>
+    <w:p>
+      <w:pPr/>
+      <w:r>
+        <w:rPr>
+          <w:rFonts w:ascii="Consolas" w:hAnsi="Consolas" w:eastAsia="Consolas"/>
+          <w:sz w:val="18"/>
+        </w:rPr>
+        <w:t>GPT-OSS es un modelo de razonamiento. GroqCloud permite controlar reasoning_effort y, cuando no se especifica, GPT-OSS usa medium por defecto. En esta actividad configuramos reasoning_effort = low porque la tarea consiste principalmente en convertir una descripcion sonora en una estructura JSON de parametros de sintesis, no en resolver un problema de razonamiento complejo. Un esfuerzo de razonamiento menor ayuda a reservar el presupuesto de tokens para producir la respuesta estructurada. Esta no es una configuracion universalmente mejor; corresponde a esta tarea especifica. maxCompletionTokens permanece en 900 para esta prueba.</w:t>
       </w:r>
     </w:p>
     <w:p>
@@ -663,10 +673,18 @@
     <w:p>
       <w:r>
         <w:rPr>
+          <w:rFonts w:ascii="Consolas" w:hAnsi="Consolas" w:eastAsia="Consolas"/>
+          <w:sz w:val="18"/>
+        </w:rPr>
+        <w:t>public string groqApiKey = "gsk_...";</w:t>
+      </w:r>
+    </w:p>
+    <w:p>
+      <w:r>
+        <w:rPr>
           <w:rFonts w:ascii="Consolas" w:hAnsi="Consolas"/>
           <w:sz w:val="17"/>
         </w:rPr>
-        <w:t>public string groqApiKey = "gsk_...";</w:t>
       </w:r>
     </w:p>
     <w:p>
@@ -675,22 +693,14 @@
           <w:rFonts w:ascii="Consolas" w:hAnsi="Consolas"/>
           <w:sz w:val="17"/>
         </w:rPr>
-      </w:r>
-    </w:p>
-    <w:p>
-      <w:r>
-        <w:rPr>
-          <w:rFonts w:ascii="Consolas" w:hAnsi="Consolas"/>
-          <w:sz w:val="17"/>
-        </w:rPr>
         <w:t>Correcto:</w:t>
       </w:r>
     </w:p>
     <w:p>
       <w:r>
         <w:rPr>
-          <w:rFonts w:ascii="Consolas" w:hAnsi="Consolas"/>
-          <w:sz w:val="17"/>
+          <w:rFonts w:ascii="Consolas" w:hAnsi="Consolas" w:eastAsia="Consolas"/>
+          <w:sz w:val="18"/>
         </w:rPr>
         <w:t>public string groqApiKey = string.Empty;</w:t>
       </w:r>
@@ -787,8 +797,8 @@
     <w:p>
       <w:r>
         <w:rPr>
-          <w:rFonts w:ascii="Consolas" w:hAnsi="Consolas"/>
-          <w:sz w:val="17"/>
+          <w:rFonts w:ascii="Consolas" w:hAnsi="Consolas" w:eastAsia="Consolas"/>
+          <w:sz w:val="18"/>
         </w:rPr>
         <w:t>using System;</w:t>
       </w:r>
@@ -796,8 +806,8 @@
     <w:p>
       <w:r>
         <w:rPr>
-          <w:rFonts w:ascii="Consolas" w:hAnsi="Consolas"/>
-          <w:sz w:val="17"/>
+          <w:rFonts w:ascii="Consolas" w:hAnsi="Consolas" w:eastAsia="Consolas"/>
+          <w:sz w:val="18"/>
         </w:rPr>
         <w:t>using System.Collections;</w:t>
       </w:r>
@@ -805,8 +815,8 @@
     <w:p>
       <w:r>
         <w:rPr>
-          <w:rFonts w:ascii="Consolas" w:hAnsi="Consolas"/>
-          <w:sz w:val="17"/>
+          <w:rFonts w:ascii="Consolas" w:hAnsi="Consolas" w:eastAsia="Consolas"/>
+          <w:sz w:val="18"/>
         </w:rPr>
         <w:t>using System.Globalization;</w:t>
       </w:r>
@@ -814,8 +824,8 @@
     <w:p>
       <w:r>
         <w:rPr>
-          <w:rFonts w:ascii="Consolas" w:hAnsi="Consolas"/>
-          <w:sz w:val="17"/>
+          <w:rFonts w:ascii="Consolas" w:hAnsi="Consolas" w:eastAsia="Consolas"/>
+          <w:sz w:val="18"/>
         </w:rPr>
         <w:t>using TMPro;</w:t>
       </w:r>
@@ -823,8 +833,8 @@
     <w:p>
       <w:r>
         <w:rPr>
-          <w:rFonts w:ascii="Consolas" w:hAnsi="Consolas"/>
-          <w:sz w:val="17"/>
+          <w:rFonts w:ascii="Consolas" w:hAnsi="Consolas" w:eastAsia="Consolas"/>
+          <w:sz w:val="18"/>
         </w:rPr>
         <w:t>using UnityEngine;</w:t>
       </w:r>
@@ -832,8 +842,8 @@
     <w:p>
       <w:r>
         <w:rPr>
-          <w:rFonts w:ascii="Consolas" w:hAnsi="Consolas"/>
-          <w:sz w:val="17"/>
+          <w:rFonts w:ascii="Consolas" w:hAnsi="Consolas" w:eastAsia="Consolas"/>
+          <w:sz w:val="18"/>
         </w:rPr>
         <w:t>using UnityEngine.Networking;</w:t>
       </w:r>
@@ -841,8 +851,8 @@
     <w:p>
       <w:r>
         <w:rPr>
-          <w:rFonts w:ascii="Consolas" w:hAnsi="Consolas"/>
-          <w:sz w:val="17"/>
+          <w:rFonts w:ascii="Consolas" w:hAnsi="Consolas" w:eastAsia="Consolas"/>
+          <w:sz w:val="18"/>
         </w:rPr>
         <w:t>using UnityEngine.UI;</w:t>
       </w:r>
@@ -872,10 +882,20 @@
     <w:p>
       <w:r>
         <w:rPr>
+          <w:rFonts w:ascii="Consolas" w:hAnsi="Consolas" w:eastAsia="Consolas"/>
+          <w:sz w:val="18"/>
+        </w:rPr>
+        <w:t xml:space="preserve">    public Polifonia targetPolifonia;</w:t>
+        <w:br/>
+        <w:t xml:space="preserve">    public Osc targetOsc;</w:t>
+      </w:r>
+    </w:p>
+    <w:p>
+      <w:r>
+        <w:rPr>
           <w:rFonts w:ascii="Consolas" w:hAnsi="Consolas"/>
           <w:sz w:val="17"/>
         </w:rPr>
-        <w:t xml:space="preserve">    public Osc targetOsc;</w:t>
       </w:r>
     </w:p>
     <w:p>
@@ -884,6 +904,7 @@
           <w:rFonts w:ascii="Consolas" w:hAnsi="Consolas"/>
           <w:sz w:val="17"/>
         </w:rPr>
+        <w:t xml:space="preserve">    [Header("GroqCloud")]</w:t>
       </w:r>
     </w:p>
     <w:p>
@@ -892,7 +913,25 @@
           <w:rFonts w:ascii="Consolas" w:hAnsi="Consolas"/>
           <w:sz w:val="17"/>
         </w:rPr>
-        <w:t xml:space="preserve">    [Header("GroqCloud")]</w:t>
+        <w:t xml:space="preserve">    [Tooltip("Assign each student's GroqCloud API key in the Inspector for local testing. Do not commit scenes or prefabs that contain real keys.")]</w:t>
+      </w:r>
+    </w:p>
+    <w:p>
+      <w:r>
+        <w:rPr>
+          <w:rFonts w:ascii="Consolas" w:hAnsi="Consolas" w:eastAsia="Consolas"/>
+          <w:sz w:val="18"/>
+        </w:rPr>
+        <w:t xml:space="preserve">    public string groqApiKey = string.Empty;</w:t>
+      </w:r>
+    </w:p>
+    <w:p>
+      <w:r>
+        <w:rPr>
+          <w:rFonts w:ascii="Consolas" w:hAnsi="Consolas" w:eastAsia="Consolas"/>
+          <w:sz w:val="18"/>
+        </w:rPr>
+        <w:t xml:space="preserve">    public string modelName = "openai/gpt-oss-20b";</w:t>
       </w:r>
     </w:p>
     <w:p>
@@ -901,7 +940,16 @@
           <w:rFonts w:ascii="Consolas" w:hAnsi="Consolas"/>
           <w:sz w:val="17"/>
         </w:rPr>
-        <w:t xml:space="preserve">    [Tooltip("Assign each student's GroqCloud API key in the Inspector for local testing. Do not commit scenes or prefabs that contain real keys.")]</w:t>
+        <w:t xml:space="preserve">    [Range(1, 120)]</w:t>
+      </w:r>
+    </w:p>
+    <w:p>
+      <w:r>
+        <w:rPr>
+          <w:rFonts w:ascii="Consolas" w:hAnsi="Consolas" w:eastAsia="Consolas"/>
+          <w:sz w:val="18"/>
+        </w:rPr>
+        <w:t xml:space="preserve">    public int requestTimeoutSeconds = 30;</w:t>
       </w:r>
     </w:p>
     <w:p>
@@ -910,7 +958,7 @@
           <w:rFonts w:ascii="Consolas" w:hAnsi="Consolas"/>
           <w:sz w:val="17"/>
         </w:rPr>
-        <w:t xml:space="preserve">    public string groqApiKey = string.Empty;</w:t>
+        <w:t xml:space="preserve">    [Tooltip("GPT-OSS can spend some completion tokens on reasoning before visible JSON appears. Keep enough room for the full structured response.")]</w:t>
       </w:r>
     </w:p>
     <w:p>
@@ -919,50 +967,14 @@
           <w:rFonts w:ascii="Consolas" w:hAnsi="Consolas"/>
           <w:sz w:val="17"/>
         </w:rPr>
-        <w:t xml:space="preserve">    public string modelName = "openai/gpt-oss-20b";</w:t>
-      </w:r>
-    </w:p>
-    <w:p>
-      <w:r>
-        <w:rPr>
-          <w:rFonts w:ascii="Consolas" w:hAnsi="Consolas"/>
-          <w:sz w:val="17"/>
-        </w:rPr>
-        <w:t xml:space="preserve">    [Range(1, 120)]</w:t>
-      </w:r>
-    </w:p>
-    <w:p>
-      <w:r>
-        <w:rPr>
-          <w:rFonts w:ascii="Consolas" w:hAnsi="Consolas"/>
-          <w:sz w:val="17"/>
-        </w:rPr>
-        <w:t xml:space="preserve">    public int requestTimeoutSeconds = 30;</w:t>
-      </w:r>
-    </w:p>
-    <w:p>
-      <w:r>
-        <w:rPr>
-          <w:rFonts w:ascii="Consolas" w:hAnsi="Consolas"/>
-          <w:sz w:val="17"/>
-        </w:rPr>
-        <w:t xml:space="preserve">    [Tooltip("GPT-OSS can spend some completion tokens on reasoning before visible JSON appears. Keep enough room for the full structured response.")]</w:t>
-      </w:r>
-    </w:p>
-    <w:p>
-      <w:r>
-        <w:rPr>
-          <w:rFonts w:ascii="Consolas" w:hAnsi="Consolas"/>
-          <w:sz w:val="17"/>
-        </w:rPr>
         <w:t xml:space="preserve">    [Range(128, 4096)]</w:t>
       </w:r>
     </w:p>
     <w:p>
       <w:r>
         <w:rPr>
-          <w:rFonts w:ascii="Consolas" w:hAnsi="Consolas"/>
-          <w:sz w:val="17"/>
+          <w:rFonts w:ascii="Consolas" w:hAnsi="Consolas" w:eastAsia="Consolas"/>
+          <w:sz w:val="18"/>
         </w:rPr>
         <w:t xml:space="preserve">    public int maxCompletionTokens = 900;</w:t>
       </w:r>
@@ -970,15 +982,15 @@
     <w:p>
       <w:r>
         <w:rPr>
-          <w:rFonts w:ascii="Consolas" w:hAnsi="Consolas"/>
-          <w:sz w:val="17"/>
+          <w:rFonts w:ascii="Consolas" w:hAnsi="Consolas" w:eastAsia="Consolas"/>
+          <w:sz w:val="18"/>
         </w:rPr>
         <w:t xml:space="preserve">    public bool applyFallbackWhenGroqCloudFails = false;</w:t>
       </w:r>
     </w:p>
     <w:p>
       <w:r>
-        <w:t>targetOsc es el Osc que recibira el timbre. groqApiKey se asigna desde Inspector. modelName queda configurable y por defecto usa openai/gpt-oss-20b. maxCompletionTokens da espacio suficiente para que GPT-OSS produzca el JSON visible despues de sus tokens internos.</w:t>
+        <w:t>targetPolifonia es la ruta principal para uso polifonico: conserva el ultimo GeneratedTimbre, lo aplica a voces activas y lo entrega a voces futuras creadas por NoteOn(). targetOsc se conserva como fallback para pruebas directas o escenas demo sin Polifonia. groqApiKey se asigna desde Inspector. modelName queda configurable y por defecto usa openai/gpt-oss-20b. maxCompletionTokens permanece en 900 para esta practica.</w:t>
       </w:r>
     </w:p>
     <w:p>
@@ -986,6 +998,115 @@
         <w:pStyle w:val="Heading2"/>
       </w:pPr>
       <w:r>
+        <w:t>Ruta de aplicacion del timbre generado</w:t>
+      </w:r>
+    </w:p>
+    <w:p>
+      <w:pPr/>
+      <w:r>
+        <w:t>El generador no debe conocer ni recorrer manualmente cada voz. Su responsabilidad termina al producir un GeneratedTimbre valido. La polifonia conserva ese timbre y decide como entregarlo a las voces activas y futuras.</w:t>
+      </w:r>
+    </w:p>
+    <w:p>
+      <w:pPr/>
+      <w:r>
+        <w:rPr>
+          <w:rFonts w:ascii="Consolas" w:hAnsi="Consolas" w:eastAsia="Consolas"/>
+          <w:sz w:val="18"/>
+        </w:rPr>
+        <w:t>private void Awake()</w:t>
+        <w:br/>
+        <w:t>{</w:t>
+        <w:br/>
+        <w:t xml:space="preserve">    if (targetPolifonia == null)</w:t>
+        <w:br/>
+        <w:t xml:space="preserve">        targetPolifonia = FindAnyObjectByType&lt;Polifonia&gt;();</w:t>
+        <w:br/>
+        <w:br/>
+        <w:t xml:space="preserve">    if (targetOsc == null)</w:t>
+        <w:br/>
+        <w:t xml:space="preserve">        targetOsc = FindAnyObjectByType&lt;Osc&gt;();</w:t>
+        <w:br/>
+        <w:t>}</w:t>
+      </w:r>
+    </w:p>
+    <w:p>
+      <w:pPr/>
+      <w:r>
+        <w:t>Awake busca primero el controlador Polifonia porque es la ruta correcta cuando el instrumento crea voces runtime. targetOsc sigue existiendo para una escena simple donde se quiera aplicar el timbre a un solo Osc.</w:t>
+      </w:r>
+    </w:p>
+    <w:p>
+      <w:pPr/>
+      <w:r>
+        <w:rPr>
+          <w:rFonts w:ascii="Consolas" w:hAnsi="Consolas" w:eastAsia="Consolas"/>
+          <w:sz w:val="18"/>
+        </w:rPr>
+        <w:t>private void ApplyGeneratedTimbre(GeneratedTimbre generated, Action&lt;GeneratedTimbre&gt; onGenerated)</w:t>
+        <w:br/>
+        <w:t>{</w:t>
+        <w:br/>
+        <w:t xml:space="preserve">    if (generated == null || !generated.IsUsable())</w:t>
+        <w:br/>
+        <w:t xml:space="preserve">    {</w:t>
+        <w:br/>
+        <w:t xml:space="preserve">        ReportFailure("El timbre generado no es utilizable.");</w:t>
+        <w:br/>
+        <w:t xml:space="preserve">        return;</w:t>
+        <w:br/>
+        <w:t xml:space="preserve">    }</w:t>
+        <w:br/>
+        <w:br/>
+        <w:t xml:space="preserve">    if (targetPolifonia == null)</w:t>
+        <w:br/>
+        <w:t xml:space="preserve">        targetPolifonia = FindAnyObjectByType&lt;Polifonia&gt;();</w:t>
+        <w:br/>
+        <w:br/>
+        <w:t xml:space="preserve">    if (targetPolifonia != null)</w:t>
+        <w:br/>
+        <w:t xml:space="preserve">    {</w:t>
+        <w:br/>
+        <w:t xml:space="preserve">        targetPolifonia.ApplyGeneratedTimbre(generated);</w:t>
+        <w:br/>
+        <w:t xml:space="preserve">    }</w:t>
+        <w:br/>
+        <w:t xml:space="preserve">    else</w:t>
+        <w:br/>
+        <w:t xml:space="preserve">    {</w:t>
+        <w:br/>
+        <w:t xml:space="preserve">        if (targetOsc == null)</w:t>
+        <w:br/>
+        <w:t xml:space="preserve">            targetOsc = FindAnyObjectByType&lt;Osc&gt;();</w:t>
+        <w:br/>
+        <w:br/>
+        <w:t xml:space="preserve">        if (targetOsc != null)</w:t>
+        <w:br/>
+        <w:t xml:space="preserve">            targetOsc.ApplyGeneratedTimbre(generated);</w:t>
+        <w:br/>
+        <w:t xml:space="preserve">    }</w:t>
+        <w:br/>
+        <w:br/>
+        <w:t xml:space="preserve">    lastValidTimbre = generated;</w:t>
+        <w:br/>
+        <w:t xml:space="preserve">    onGenerated?.Invoke(generated);</w:t>
+        <w:br/>
+        <w:t xml:space="preserve">    SetStatus(generated.message);</w:t>
+        <w:br/>
+        <w:t>}</w:t>
+      </w:r>
+    </w:p>
+    <w:p>
+      <w:pPr/>
+      <w:r>
+        <w:t>El resultado exitoso de Groq y el fallback local convergen en este mismo metodo. Por eso las pruebas sin API validan la misma ruta de aplicacion que usara GroqCloud cuando responda correctamente.</w:t>
+      </w:r>
+    </w:p>
+    <w:p>
+      <w:pPr>
+        <w:pStyle w:val="Heading2"/>
+      </w:pPr>
+      <w:r>
         <w:t>Estructuras de datos</w:t>
       </w:r>
     </w:p>
@@ -1001,10 +1122,63 @@
     <w:p>
       <w:r>
         <w:rPr>
+          <w:rFonts w:ascii="Consolas" w:hAnsi="Consolas" w:eastAsia="Consolas"/>
+          <w:sz w:val="18"/>
+        </w:rPr>
+        <w:t xml:space="preserve">    public class HarmonicDescriptor</w:t>
+      </w:r>
+    </w:p>
+    <w:p>
+      <w:r>
+        <w:rPr>
+          <w:rFonts w:ascii="Consolas" w:hAnsi="Consolas" w:eastAsia="Consolas"/>
+          <w:sz w:val="18"/>
+        </w:rPr>
+        <w:t xml:space="preserve">    {</w:t>
+      </w:r>
+    </w:p>
+    <w:p>
+      <w:r>
+        <w:rPr>
+          <w:rFonts w:ascii="Consolas" w:hAnsi="Consolas" w:eastAsia="Consolas"/>
+          <w:sz w:val="18"/>
+        </w:rPr>
+        <w:t xml:space="preserve">        public int index = 1;</w:t>
+      </w:r>
+    </w:p>
+    <w:p>
+      <w:r>
+        <w:rPr>
+          <w:rFonts w:ascii="Consolas" w:hAnsi="Consolas" w:eastAsia="Consolas"/>
+          <w:sz w:val="18"/>
+        </w:rPr>
+        <w:t xml:space="preserve">        public float amplitude = 1f;</w:t>
+      </w:r>
+    </w:p>
+    <w:p>
+      <w:r>
+        <w:rPr>
+          <w:rFonts w:ascii="Consolas" w:hAnsi="Consolas" w:eastAsia="Consolas"/>
+          <w:sz w:val="18"/>
+        </w:rPr>
+        <w:t xml:space="preserve">        public float phaseRadians = 0f;</w:t>
+      </w:r>
+    </w:p>
+    <w:p>
+      <w:r>
+        <w:rPr>
+          <w:rFonts w:ascii="Consolas" w:hAnsi="Consolas" w:eastAsia="Consolas"/>
+          <w:sz w:val="18"/>
+        </w:rPr>
+        <w:t xml:space="preserve">    }</w:t>
+      </w:r>
+    </w:p>
+    <w:p>
+      <w:r>
+        <w:rPr>
           <w:rFonts w:ascii="Consolas" w:hAnsi="Consolas"/>
           <w:sz w:val="17"/>
         </w:rPr>
-        <w:t xml:space="preserve">    public class HarmonicDescriptor</w:t>
       </w:r>
     </w:p>
     <w:p>
@@ -1013,7 +1187,88 @@
           <w:rFonts w:ascii="Consolas" w:hAnsi="Consolas"/>
           <w:sz w:val="17"/>
         </w:rPr>
+        <w:t xml:space="preserve">    [Serializable]</w:t>
+      </w:r>
+    </w:p>
+    <w:p>
+      <w:r>
+        <w:rPr>
+          <w:rFonts w:ascii="Consolas" w:hAnsi="Consolas" w:eastAsia="Consolas"/>
+          <w:sz w:val="18"/>
+        </w:rPr>
+        <w:t xml:space="preserve">    public class TimbreDescriptor</w:t>
+      </w:r>
+    </w:p>
+    <w:p>
+      <w:r>
+        <w:rPr>
+          <w:rFonts w:ascii="Consolas" w:hAnsi="Consolas" w:eastAsia="Consolas"/>
+          <w:sz w:val="18"/>
+        </w:rPr>
         <w:t xml:space="preserve">    {</w:t>
+      </w:r>
+    </w:p>
+    <w:p>
+      <w:r>
+        <w:rPr>
+          <w:rFonts w:ascii="Consolas" w:hAnsi="Consolas" w:eastAsia="Consolas"/>
+          <w:sz w:val="18"/>
+        </w:rPr>
+        <w:t xml:space="preserve">        public float brightness = 0.35f;</w:t>
+      </w:r>
+    </w:p>
+    <w:p>
+      <w:r>
+        <w:rPr>
+          <w:rFonts w:ascii="Consolas" w:hAnsi="Consolas" w:eastAsia="Consolas"/>
+          <w:sz w:val="18"/>
+        </w:rPr>
+        <w:t xml:space="preserve">        public float harmonicity = 0.8f;</w:t>
+      </w:r>
+    </w:p>
+    <w:p>
+      <w:r>
+        <w:rPr>
+          <w:rFonts w:ascii="Consolas" w:hAnsi="Consolas" w:eastAsia="Consolas"/>
+          <w:sz w:val="18"/>
+        </w:rPr>
+        <w:t xml:space="preserve">        public float noisiness = 0.05f;</w:t>
+      </w:r>
+    </w:p>
+    <w:p>
+      <w:r>
+        <w:rPr>
+          <w:rFonts w:ascii="Consolas" w:hAnsi="Consolas" w:eastAsia="Consolas"/>
+          <w:sz w:val="18"/>
+        </w:rPr>
+        <w:t xml:space="preserve">        public float warmth = 0.5f;</w:t>
+      </w:r>
+    </w:p>
+    <w:p>
+      <w:r>
+        <w:rPr>
+          <w:rFonts w:ascii="Consolas" w:hAnsi="Consolas" w:eastAsia="Consolas"/>
+          <w:sz w:val="18"/>
+        </w:rPr>
+        <w:t xml:space="preserve">        public float fundamentalStrength = 1f;</w:t>
+      </w:r>
+    </w:p>
+    <w:p>
+      <w:r>
+        <w:rPr>
+          <w:rFonts w:ascii="Consolas" w:hAnsi="Consolas" w:eastAsia="Consolas"/>
+          <w:sz w:val="18"/>
+        </w:rPr>
+        <w:t xml:space="preserve">        public HarmonicDescriptor[] harmonics = Array.Empty&lt;HarmonicDescriptor&gt;();</w:t>
+      </w:r>
+    </w:p>
+    <w:p>
+      <w:r>
+        <w:rPr>
+          <w:rFonts w:ascii="Consolas" w:hAnsi="Consolas" w:eastAsia="Consolas"/>
+          <w:sz w:val="18"/>
+        </w:rPr>
+        <w:t xml:space="preserve">    }</w:t>
       </w:r>
     </w:p>
     <w:p>
@@ -1022,7 +1277,6 @@
           <w:rFonts w:ascii="Consolas" w:hAnsi="Consolas"/>
           <w:sz w:val="17"/>
         </w:rPr>
-        <w:t xml:space="preserve">        public int index = 1;</w:t>
       </w:r>
     </w:p>
     <w:p>
@@ -1031,7 +1285,79 @@
           <w:rFonts w:ascii="Consolas" w:hAnsi="Consolas"/>
           <w:sz w:val="17"/>
         </w:rPr>
-        <w:t xml:space="preserve">        public float amplitude = 1f;</w:t>
+        <w:t xml:space="preserve">    [Serializable]</w:t>
+      </w:r>
+    </w:p>
+    <w:p>
+      <w:r>
+        <w:rPr>
+          <w:rFonts w:ascii="Consolas" w:hAnsi="Consolas" w:eastAsia="Consolas"/>
+          <w:sz w:val="18"/>
+        </w:rPr>
+        <w:t xml:space="preserve">    public class ADSRDescriptor</w:t>
+      </w:r>
+    </w:p>
+    <w:p>
+      <w:r>
+        <w:rPr>
+          <w:rFonts w:ascii="Consolas" w:hAnsi="Consolas" w:eastAsia="Consolas"/>
+          <w:sz w:val="18"/>
+        </w:rPr>
+        <w:t xml:space="preserve">    {</w:t>
+      </w:r>
+    </w:p>
+    <w:p>
+      <w:r>
+        <w:rPr>
+          <w:rFonts w:ascii="Consolas" w:hAnsi="Consolas" w:eastAsia="Consolas"/>
+          <w:sz w:val="18"/>
+        </w:rPr>
+        <w:t xml:space="preserve">        public float attackMs = 10f;</w:t>
+      </w:r>
+    </w:p>
+    <w:p>
+      <w:r>
+        <w:rPr>
+          <w:rFonts w:ascii="Consolas" w:hAnsi="Consolas" w:eastAsia="Consolas"/>
+          <w:sz w:val="18"/>
+        </w:rPr>
+        <w:t xml:space="preserve">        public float decayMs = 180f;</w:t>
+      </w:r>
+    </w:p>
+    <w:p>
+      <w:r>
+        <w:rPr>
+          <w:rFonts w:ascii="Consolas" w:hAnsi="Consolas" w:eastAsia="Consolas"/>
+          <w:sz w:val="18"/>
+        </w:rPr>
+        <w:t xml:space="preserve">        public float sustainMs = 600f;</w:t>
+      </w:r>
+    </w:p>
+    <w:p>
+      <w:r>
+        <w:rPr>
+          <w:rFonts w:ascii="Consolas" w:hAnsi="Consolas" w:eastAsia="Consolas"/>
+          <w:sz w:val="18"/>
+        </w:rPr>
+        <w:t xml:space="preserve">        public float sustainLevel = 0.65f;</w:t>
+      </w:r>
+    </w:p>
+    <w:p>
+      <w:r>
+        <w:rPr>
+          <w:rFonts w:ascii="Consolas" w:hAnsi="Consolas" w:eastAsia="Consolas"/>
+          <w:sz w:val="18"/>
+        </w:rPr>
+        <w:t xml:space="preserve">        public float releaseMs = 300f;</w:t>
+      </w:r>
+    </w:p>
+    <w:p>
+      <w:r>
+        <w:rPr>
+          <w:rFonts w:ascii="Consolas" w:hAnsi="Consolas" w:eastAsia="Consolas"/>
+          <w:sz w:val="18"/>
+        </w:rPr>
+        <w:t xml:space="preserve">    }</w:t>
       </w:r>
     </w:p>
     <w:p>
@@ -1040,7 +1366,6 @@
           <w:rFonts w:ascii="Consolas" w:hAnsi="Consolas"/>
           <w:sz w:val="17"/>
         </w:rPr>
-        <w:t xml:space="preserve">        public float phaseRadians = 0f;</w:t>
       </w:r>
     </w:p>
     <w:p>
@@ -1049,7 +1374,88 @@
           <w:rFonts w:ascii="Consolas" w:hAnsi="Consolas"/>
           <w:sz w:val="17"/>
         </w:rPr>
-        <w:t xml:space="preserve">    }</w:t>
+        <w:t xml:space="preserve">    [Serializable]</w:t>
+      </w:r>
+    </w:p>
+    <w:p>
+      <w:r>
+        <w:rPr>
+          <w:rFonts w:ascii="Consolas" w:hAnsi="Consolas" w:eastAsia="Consolas"/>
+          <w:sz w:val="18"/>
+        </w:rPr>
+        <w:t xml:space="preserve">    public class GeneratedTimbre</w:t>
+      </w:r>
+    </w:p>
+    <w:p>
+      <w:r>
+        <w:rPr>
+          <w:rFonts w:ascii="Consolas" w:hAnsi="Consolas" w:eastAsia="Consolas"/>
+          <w:sz w:val="18"/>
+        </w:rPr>
+        <w:t xml:space="preserve">    {</w:t>
+      </w:r>
+    </w:p>
+    <w:p>
+      <w:r>
+        <w:rPr>
+          <w:rFonts w:ascii="Consolas" w:hAnsi="Consolas" w:eastAsia="Consolas"/>
+          <w:sz w:val="18"/>
+        </w:rPr>
+        <w:t xml:space="preserve">        public TimbreDescriptor timbre = new TimbreDescriptor();</w:t>
+      </w:r>
+    </w:p>
+    <w:p>
+      <w:r>
+        <w:rPr>
+          <w:rFonts w:ascii="Consolas" w:hAnsi="Consolas" w:eastAsia="Consolas"/>
+          <w:sz w:val="18"/>
+        </w:rPr>
+        <w:t xml:space="preserve">        public ADSRDescriptor adsr = new ADSRDescriptor();</w:t>
+      </w:r>
+    </w:p>
+    <w:p>
+      <w:r>
+        <w:rPr>
+          <w:rFonts w:ascii="Consolas" w:hAnsi="Consolas" w:eastAsia="Consolas"/>
+          <w:sz w:val="18"/>
+        </w:rPr>
+        <w:t xml:space="preserve">        public float[] wavetable = Array.Empty&lt;float&gt;();</w:t>
+      </w:r>
+    </w:p>
+    <w:p>
+      <w:r>
+        <w:rPr>
+          <w:rFonts w:ascii="Consolas" w:hAnsi="Consolas" w:eastAsia="Consolas"/>
+          <w:sz w:val="18"/>
+        </w:rPr>
+        <w:t xml:space="preserve">        public string source = "Unknown";</w:t>
+      </w:r>
+    </w:p>
+    <w:p>
+      <w:r>
+        <w:rPr>
+          <w:rFonts w:ascii="Consolas" w:hAnsi="Consolas" w:eastAsia="Consolas"/>
+          <w:sz w:val="18"/>
+        </w:rPr>
+        <w:t xml:space="preserve">        public bool usedGroq;</w:t>
+      </w:r>
+    </w:p>
+    <w:p>
+      <w:r>
+        <w:rPr>
+          <w:rFonts w:ascii="Consolas" w:hAnsi="Consolas" w:eastAsia="Consolas"/>
+          <w:sz w:val="18"/>
+        </w:rPr>
+        <w:t xml:space="preserve">        public bool usedLocalDsp;</w:t>
+      </w:r>
+    </w:p>
+    <w:p>
+      <w:r>
+        <w:rPr>
+          <w:rFonts w:ascii="Consolas" w:hAnsi="Consolas" w:eastAsia="Consolas"/>
+          <w:sz w:val="18"/>
+        </w:rPr>
+        <w:t xml:space="preserve">        public string message = string.Empty;</w:t>
       </w:r>
     </w:p>
     <w:p>
@@ -1063,10 +1469,54 @@
     <w:p>
       <w:r>
         <w:rPr>
+          <w:rFonts w:ascii="Consolas" w:hAnsi="Consolas" w:eastAsia="Consolas"/>
+          <w:sz w:val="18"/>
+        </w:rPr>
+        <w:t xml:space="preserve">        public bool IsUsable()</w:t>
+      </w:r>
+    </w:p>
+    <w:p>
+      <w:r>
+        <w:rPr>
+          <w:rFonts w:ascii="Consolas" w:hAnsi="Consolas" w:eastAsia="Consolas"/>
+          <w:sz w:val="18"/>
+        </w:rPr>
+        <w:t xml:space="preserve">        {</w:t>
+      </w:r>
+    </w:p>
+    <w:p>
+      <w:r>
+        <w:rPr>
+          <w:rFonts w:ascii="Consolas" w:hAnsi="Consolas" w:eastAsia="Consolas"/>
+          <w:sz w:val="18"/>
+        </w:rPr>
+        <w:t xml:space="preserve">            return wavetable != null &amp;&amp; wavetable.Length == WavetableSize &amp;&amp; adsr != null;</w:t>
+      </w:r>
+    </w:p>
+    <w:p>
+      <w:r>
+        <w:rPr>
+          <w:rFonts w:ascii="Consolas" w:hAnsi="Consolas" w:eastAsia="Consolas"/>
+          <w:sz w:val="18"/>
+        </w:rPr>
+        <w:t xml:space="preserve">        }</w:t>
+      </w:r>
+    </w:p>
+    <w:p>
+      <w:r>
+        <w:rPr>
+          <w:rFonts w:ascii="Consolas" w:hAnsi="Consolas" w:eastAsia="Consolas"/>
+          <w:sz w:val="18"/>
+        </w:rPr>
+        <w:t xml:space="preserve">    }</w:t>
+      </w:r>
+    </w:p>
+    <w:p>
+      <w:r>
+        <w:rPr>
           <w:rFonts w:ascii="Consolas" w:hAnsi="Consolas"/>
           <w:sz w:val="17"/>
         </w:rPr>
-        <w:t xml:space="preserve">    [Serializable]</w:t>
       </w:r>
     </w:p>
     <w:p>
@@ -1075,14 +1525,23 @@
           <w:rFonts w:ascii="Consolas" w:hAnsi="Consolas"/>
           <w:sz w:val="17"/>
         </w:rPr>
-        <w:t xml:space="preserve">    public class TimbreDescriptor</w:t>
-      </w:r>
-    </w:p>
-    <w:p>
-      <w:r>
-        <w:rPr>
-          <w:rFonts w:ascii="Consolas" w:hAnsi="Consolas"/>
-          <w:sz w:val="17"/>
+        <w:t xml:space="preserve">    [Serializable]</w:t>
+      </w:r>
+    </w:p>
+    <w:p>
+      <w:r>
+        <w:rPr>
+          <w:rFonts w:ascii="Consolas" w:hAnsi="Consolas" w:eastAsia="Consolas"/>
+          <w:sz w:val="18"/>
+        </w:rPr>
+        <w:t xml:space="preserve">    private class GroqStructuredTimbre</w:t>
+      </w:r>
+    </w:p>
+    <w:p>
+      <w:r>
+        <w:rPr>
+          <w:rFonts w:ascii="Consolas" w:hAnsi="Consolas" w:eastAsia="Consolas"/>
+          <w:sz w:val="18"/>
         </w:rPr>
         <w:t xml:space="preserve">    {</w:t>
       </w:r>
@@ -1090,53 +1549,26 @@
     <w:p>
       <w:r>
         <w:rPr>
-          <w:rFonts w:ascii="Consolas" w:hAnsi="Consolas"/>
-          <w:sz w:val="17"/>
-        </w:rPr>
-        <w:t xml:space="preserve">        public float brightness = 0.35f;</w:t>
-      </w:r>
-    </w:p>
-    <w:p>
-      <w:r>
-        <w:rPr>
-          <w:rFonts w:ascii="Consolas" w:hAnsi="Consolas"/>
-          <w:sz w:val="17"/>
-        </w:rPr>
-        <w:t xml:space="preserve">        public float harmonicity = 0.8f;</w:t>
-      </w:r>
-    </w:p>
-    <w:p>
-      <w:r>
-        <w:rPr>
-          <w:rFonts w:ascii="Consolas" w:hAnsi="Consolas"/>
-          <w:sz w:val="17"/>
-        </w:rPr>
-        <w:t xml:space="preserve">        public float noisiness = 0.05f;</w:t>
-      </w:r>
-    </w:p>
-    <w:p>
-      <w:r>
-        <w:rPr>
-          <w:rFonts w:ascii="Consolas" w:hAnsi="Consolas"/>
-          <w:sz w:val="17"/>
-        </w:rPr>
-        <w:t xml:space="preserve">        public float warmth = 0.5f;</w:t>
-      </w:r>
-    </w:p>
-    <w:p>
-      <w:r>
-        <w:rPr>
-          <w:rFonts w:ascii="Consolas" w:hAnsi="Consolas"/>
-          <w:sz w:val="17"/>
-        </w:rPr>
-        <w:t xml:space="preserve">        public float fundamentalStrength = 1f;</w:t>
-      </w:r>
-    </w:p>
-    <w:p>
-      <w:r>
-        <w:rPr>
-          <w:rFonts w:ascii="Consolas" w:hAnsi="Consolas"/>
-          <w:sz w:val="17"/>
+          <w:rFonts w:ascii="Consolas" w:hAnsi="Consolas" w:eastAsia="Consolas"/>
+          <w:sz w:val="18"/>
+        </w:rPr>
+        <w:t xml:space="preserve">        public TimbreDescriptor timbre = new TimbreDescriptor();</w:t>
+      </w:r>
+    </w:p>
+    <w:p>
+      <w:r>
+        <w:rPr>
+          <w:rFonts w:ascii="Consolas" w:hAnsi="Consolas" w:eastAsia="Consolas"/>
+          <w:sz w:val="18"/>
+        </w:rPr>
+        <w:t xml:space="preserve">        public ADSRDescriptor adsr = new ADSRDescriptor();</w:t>
+      </w:r>
+    </w:p>
+    <w:p>
+      <w:r>
+        <w:rPr>
+          <w:rFonts w:ascii="Consolas" w:hAnsi="Consolas" w:eastAsia="Consolas"/>
+          <w:sz w:val="18"/>
         </w:rPr>
         <w:t xml:space="preserve">        public HarmonicDescriptor[] harmonics = Array.Empty&lt;HarmonicDescriptor&gt;();</w:t>
       </w:r>
@@ -1144,326 +1576,15 @@
     <w:p>
       <w:r>
         <w:rPr>
-          <w:rFonts w:ascii="Consolas" w:hAnsi="Consolas"/>
-          <w:sz w:val="17"/>
+          <w:rFonts w:ascii="Consolas" w:hAnsi="Consolas" w:eastAsia="Consolas"/>
+          <w:sz w:val="18"/>
         </w:rPr>
         <w:t xml:space="preserve">    }</w:t>
       </w:r>
     </w:p>
     <w:p>
       <w:r>
-        <w:rPr>
-          <w:rFonts w:ascii="Consolas" w:hAnsi="Consolas"/>
-          <w:sz w:val="17"/>
-        </w:rPr>
-      </w:r>
-    </w:p>
-    <w:p>
-      <w:r>
-        <w:rPr>
-          <w:rFonts w:ascii="Consolas" w:hAnsi="Consolas"/>
-          <w:sz w:val="17"/>
-        </w:rPr>
-        <w:t xml:space="preserve">    [Serializable]</w:t>
-      </w:r>
-    </w:p>
-    <w:p>
-      <w:r>
-        <w:rPr>
-          <w:rFonts w:ascii="Consolas" w:hAnsi="Consolas"/>
-          <w:sz w:val="17"/>
-        </w:rPr>
-        <w:t xml:space="preserve">    public class ADSRDescriptor</w:t>
-      </w:r>
-    </w:p>
-    <w:p>
-      <w:r>
-        <w:rPr>
-          <w:rFonts w:ascii="Consolas" w:hAnsi="Consolas"/>
-          <w:sz w:val="17"/>
-        </w:rPr>
-        <w:t xml:space="preserve">    {</w:t>
-      </w:r>
-    </w:p>
-    <w:p>
-      <w:r>
-        <w:rPr>
-          <w:rFonts w:ascii="Consolas" w:hAnsi="Consolas"/>
-          <w:sz w:val="17"/>
-        </w:rPr>
-        <w:t xml:space="preserve">        public float attackMs = 10f;</w:t>
-      </w:r>
-    </w:p>
-    <w:p>
-      <w:r>
-        <w:rPr>
-          <w:rFonts w:ascii="Consolas" w:hAnsi="Consolas"/>
-          <w:sz w:val="17"/>
-        </w:rPr>
-        <w:t xml:space="preserve">        public float decayMs = 180f;</w:t>
-      </w:r>
-    </w:p>
-    <w:p>
-      <w:r>
-        <w:rPr>
-          <w:rFonts w:ascii="Consolas" w:hAnsi="Consolas"/>
-          <w:sz w:val="17"/>
-        </w:rPr>
-        <w:t xml:space="preserve">        public float sustainMs = 600f;</w:t>
-      </w:r>
-    </w:p>
-    <w:p>
-      <w:r>
-        <w:rPr>
-          <w:rFonts w:ascii="Consolas" w:hAnsi="Consolas"/>
-          <w:sz w:val="17"/>
-        </w:rPr>
-        <w:t xml:space="preserve">        public float sustainLevel = 0.65f;</w:t>
-      </w:r>
-    </w:p>
-    <w:p>
-      <w:r>
-        <w:rPr>
-          <w:rFonts w:ascii="Consolas" w:hAnsi="Consolas"/>
-          <w:sz w:val="17"/>
-        </w:rPr>
-        <w:t xml:space="preserve">        public float releaseMs = 300f;</w:t>
-      </w:r>
-    </w:p>
-    <w:p>
-      <w:r>
-        <w:rPr>
-          <w:rFonts w:ascii="Consolas" w:hAnsi="Consolas"/>
-          <w:sz w:val="17"/>
-        </w:rPr>
-        <w:t xml:space="preserve">    }</w:t>
-      </w:r>
-    </w:p>
-    <w:p>
-      <w:r>
-        <w:rPr>
-          <w:rFonts w:ascii="Consolas" w:hAnsi="Consolas"/>
-          <w:sz w:val="17"/>
-        </w:rPr>
-      </w:r>
-    </w:p>
-    <w:p>
-      <w:r>
-        <w:rPr>
-          <w:rFonts w:ascii="Consolas" w:hAnsi="Consolas"/>
-          <w:sz w:val="17"/>
-        </w:rPr>
-        <w:t xml:space="preserve">    [Serializable]</w:t>
-      </w:r>
-    </w:p>
-    <w:p>
-      <w:r>
-        <w:rPr>
-          <w:rFonts w:ascii="Consolas" w:hAnsi="Consolas"/>
-          <w:sz w:val="17"/>
-        </w:rPr>
-        <w:t xml:space="preserve">    public class GeneratedTimbre</w:t>
-      </w:r>
-    </w:p>
-    <w:p>
-      <w:r>
-        <w:rPr>
-          <w:rFonts w:ascii="Consolas" w:hAnsi="Consolas"/>
-          <w:sz w:val="17"/>
-        </w:rPr>
-        <w:t xml:space="preserve">    {</w:t>
-      </w:r>
-    </w:p>
-    <w:p>
-      <w:r>
-        <w:rPr>
-          <w:rFonts w:ascii="Consolas" w:hAnsi="Consolas"/>
-          <w:sz w:val="17"/>
-        </w:rPr>
-        <w:t xml:space="preserve">        public TimbreDescriptor timbre = new TimbreDescriptor();</w:t>
-      </w:r>
-    </w:p>
-    <w:p>
-      <w:r>
-        <w:rPr>
-          <w:rFonts w:ascii="Consolas" w:hAnsi="Consolas"/>
-          <w:sz w:val="17"/>
-        </w:rPr>
-        <w:t xml:space="preserve">        public ADSRDescriptor adsr = new ADSRDescriptor();</w:t>
-      </w:r>
-    </w:p>
-    <w:p>
-      <w:r>
-        <w:rPr>
-          <w:rFonts w:ascii="Consolas" w:hAnsi="Consolas"/>
-          <w:sz w:val="17"/>
-        </w:rPr>
-        <w:t xml:space="preserve">        public float[] wavetable = Array.Empty&lt;float&gt;();</w:t>
-      </w:r>
-    </w:p>
-    <w:p>
-      <w:r>
-        <w:rPr>
-          <w:rFonts w:ascii="Consolas" w:hAnsi="Consolas"/>
-          <w:sz w:val="17"/>
-        </w:rPr>
-        <w:t xml:space="preserve">        public string source = "Unknown";</w:t>
-      </w:r>
-    </w:p>
-    <w:p>
-      <w:r>
-        <w:rPr>
-          <w:rFonts w:ascii="Consolas" w:hAnsi="Consolas"/>
-          <w:sz w:val="17"/>
-        </w:rPr>
-        <w:t xml:space="preserve">        public bool usedGroq;</w:t>
-      </w:r>
-    </w:p>
-    <w:p>
-      <w:r>
-        <w:rPr>
-          <w:rFonts w:ascii="Consolas" w:hAnsi="Consolas"/>
-          <w:sz w:val="17"/>
-        </w:rPr>
-        <w:t xml:space="preserve">        public bool usedLocalDsp;</w:t>
-      </w:r>
-    </w:p>
-    <w:p>
-      <w:r>
-        <w:rPr>
-          <w:rFonts w:ascii="Consolas" w:hAnsi="Consolas"/>
-          <w:sz w:val="17"/>
-        </w:rPr>
-        <w:t xml:space="preserve">        public string message = string.Empty;</w:t>
-      </w:r>
-    </w:p>
-    <w:p>
-      <w:r>
-        <w:rPr>
-          <w:rFonts w:ascii="Consolas" w:hAnsi="Consolas"/>
-          <w:sz w:val="17"/>
-        </w:rPr>
-      </w:r>
-    </w:p>
-    <w:p>
-      <w:r>
-        <w:rPr>
-          <w:rFonts w:ascii="Consolas" w:hAnsi="Consolas"/>
-          <w:sz w:val="17"/>
-        </w:rPr>
-        <w:t xml:space="preserve">        public bool IsUsable()</w:t>
-      </w:r>
-    </w:p>
-    <w:p>
-      <w:r>
-        <w:rPr>
-          <w:rFonts w:ascii="Consolas" w:hAnsi="Consolas"/>
-          <w:sz w:val="17"/>
-        </w:rPr>
-        <w:t xml:space="preserve">        {</w:t>
-      </w:r>
-    </w:p>
-    <w:p>
-      <w:r>
-        <w:rPr>
-          <w:rFonts w:ascii="Consolas" w:hAnsi="Consolas"/>
-          <w:sz w:val="17"/>
-        </w:rPr>
-        <w:t xml:space="preserve">            return wavetable != null &amp;&amp; wavetable.Length == WavetableSize &amp;&amp; adsr != null;</w:t>
-      </w:r>
-    </w:p>
-    <w:p>
-      <w:r>
-        <w:rPr>
-          <w:rFonts w:ascii="Consolas" w:hAnsi="Consolas"/>
-          <w:sz w:val="17"/>
-        </w:rPr>
-        <w:t xml:space="preserve">        }</w:t>
-      </w:r>
-    </w:p>
-    <w:p>
-      <w:r>
-        <w:rPr>
-          <w:rFonts w:ascii="Consolas" w:hAnsi="Consolas"/>
-          <w:sz w:val="17"/>
-        </w:rPr>
-        <w:t xml:space="preserve">    }</w:t>
-      </w:r>
-    </w:p>
-    <w:p>
-      <w:r>
-        <w:rPr>
-          <w:rFonts w:ascii="Consolas" w:hAnsi="Consolas"/>
-          <w:sz w:val="17"/>
-        </w:rPr>
-      </w:r>
-    </w:p>
-    <w:p>
-      <w:r>
-        <w:rPr>
-          <w:rFonts w:ascii="Consolas" w:hAnsi="Consolas"/>
-          <w:sz w:val="17"/>
-        </w:rPr>
-        <w:t xml:space="preserve">    [Serializable]</w:t>
-      </w:r>
-    </w:p>
-    <w:p>
-      <w:r>
-        <w:rPr>
-          <w:rFonts w:ascii="Consolas" w:hAnsi="Consolas"/>
-          <w:sz w:val="17"/>
-        </w:rPr>
-        <w:t xml:space="preserve">    private class GroqStructuredTimbre</w:t>
-      </w:r>
-    </w:p>
-    <w:p>
-      <w:r>
-        <w:rPr>
-          <w:rFonts w:ascii="Consolas" w:hAnsi="Consolas"/>
-          <w:sz w:val="17"/>
-        </w:rPr>
-        <w:t xml:space="preserve">    {</w:t>
-      </w:r>
-    </w:p>
-    <w:p>
-      <w:r>
-        <w:rPr>
-          <w:rFonts w:ascii="Consolas" w:hAnsi="Consolas"/>
-          <w:sz w:val="17"/>
-        </w:rPr>
-        <w:t xml:space="preserve">        public TimbreDescriptor timbre = new TimbreDescriptor();</w:t>
-      </w:r>
-    </w:p>
-    <w:p>
-      <w:r>
-        <w:rPr>
-          <w:rFonts w:ascii="Consolas" w:hAnsi="Consolas"/>
-          <w:sz w:val="17"/>
-        </w:rPr>
-        <w:t xml:space="preserve">        public ADSRDescriptor adsr = new ADSRDescriptor();</w:t>
-      </w:r>
-    </w:p>
-    <w:p>
-      <w:r>
-        <w:rPr>
-          <w:rFonts w:ascii="Consolas" w:hAnsi="Consolas"/>
-          <w:sz w:val="17"/>
-        </w:rPr>
-        <w:t xml:space="preserve">        public HarmonicDescriptor[] harmonics = Array.Empty&lt;HarmonicDescriptor&gt;();</w:t>
-      </w:r>
-    </w:p>
-    <w:p>
-      <w:r>
-        <w:rPr>
-          <w:rFonts w:ascii="Consolas" w:hAnsi="Consolas"/>
-          <w:sz w:val="17"/>
-        </w:rPr>
-        <w:t xml:space="preserve">    }</w:t>
-      </w:r>
-    </w:p>
-    <w:p>
-      <w:r>
-        <w:t>HarmonicDescriptor describe cada armonico. TimbreDescriptor agrupa rasgos perceptuales normalizados de 0 a 1. ADSRDescriptor usa milisegundos para attackMs, decayMs, sustainMs y releaseMs, y 0 a 1 para sustainLevel. GeneratedTimbre transporta timbre, ADSR y wavetable hacia Osc.cs.</w:t>
+        <w:t>HarmonicDescriptor describe cada armonico. TimbreDescriptor agrupa rasgos perceptuales normalizados de 0 a 1. ADSRDescriptor usa milisegundos para attackMs, decayMs, sustainMs y releaseMs, y 0 a 1 para sustainLevel. GeneratedTimbre transporta timbre, ADSR y wavetable hacia Polifonia y finalmente hacia Osc.cs.</w:t>
       </w:r>
     </w:p>
     <w:p>
@@ -1477,10 +1598,117 @@
     <w:p>
       <w:r>
         <w:rPr>
+          <w:rFonts w:ascii="Consolas" w:hAnsi="Consolas" w:eastAsia="Consolas"/>
+          <w:sz w:val="18"/>
+        </w:rPr>
+        <w:t>private UnityWebRequest BuildGroqRequest(string prompt, string apiKey)</w:t>
+      </w:r>
+    </w:p>
+    <w:p>
+      <w:r>
+        <w:rPr>
+          <w:rFonts w:ascii="Consolas" w:hAnsi="Consolas" w:eastAsia="Consolas"/>
+          <w:sz w:val="18"/>
+        </w:rPr>
+        <w:t xml:space="preserve">    {</w:t>
+      </w:r>
+    </w:p>
+    <w:p>
+      <w:r>
+        <w:rPr>
+          <w:rFonts w:ascii="Consolas" w:hAnsi="Consolas" w:eastAsia="Consolas"/>
+          <w:sz w:val="18"/>
+        </w:rPr>
+        <w:t xml:space="preserve">        string body = BuildGroqRequestJson(prompt);</w:t>
+      </w:r>
+    </w:p>
+    <w:p>
+      <w:r>
+        <w:rPr>
+          <w:rFonts w:ascii="Consolas" w:hAnsi="Consolas" w:eastAsia="Consolas"/>
+          <w:sz w:val="18"/>
+        </w:rPr>
+        <w:t xml:space="preserve">        byte[] bodyBytes = System.Text.Encoding.UTF8.GetBytes(body);</w:t>
+      </w:r>
+    </w:p>
+    <w:p>
+      <w:r>
+        <w:rPr>
           <w:rFonts w:ascii="Consolas" w:hAnsi="Consolas"/>
           <w:sz w:val="17"/>
         </w:rPr>
-        <w:t>private UnityWebRequest BuildGroqRequest(string prompt, string apiKey)</w:t>
+      </w:r>
+    </w:p>
+    <w:p>
+      <w:r>
+        <w:rPr>
+          <w:rFonts w:ascii="Consolas" w:hAnsi="Consolas" w:eastAsia="Consolas"/>
+          <w:sz w:val="18"/>
+        </w:rPr>
+        <w:t xml:space="preserve">        UnityWebRequest request = new UnityWebRequest(GroqEndpoint, UnityWebRequest.kHttpVerbPOST);</w:t>
+      </w:r>
+    </w:p>
+    <w:p>
+      <w:r>
+        <w:rPr>
+          <w:rFonts w:ascii="Consolas" w:hAnsi="Consolas" w:eastAsia="Consolas"/>
+          <w:sz w:val="18"/>
+        </w:rPr>
+        <w:t xml:space="preserve">        request.uploadHandler = new UploadHandlerRaw(bodyBytes);</w:t>
+      </w:r>
+    </w:p>
+    <w:p>
+      <w:r>
+        <w:rPr>
+          <w:rFonts w:ascii="Consolas" w:hAnsi="Consolas" w:eastAsia="Consolas"/>
+          <w:sz w:val="18"/>
+        </w:rPr>
+        <w:t xml:space="preserve">        request.downloadHandler = new DownloadHandlerBuffer();</w:t>
+      </w:r>
+    </w:p>
+    <w:p>
+      <w:r>
+        <w:rPr>
+          <w:rFonts w:ascii="Consolas" w:hAnsi="Consolas" w:eastAsia="Consolas"/>
+          <w:sz w:val="18"/>
+        </w:rPr>
+        <w:t xml:space="preserve">        request.timeout = Mathf.Max(1, requestTimeoutSeconds);</w:t>
+      </w:r>
+    </w:p>
+    <w:p>
+      <w:r>
+        <w:rPr>
+          <w:rFonts w:ascii="Consolas" w:hAnsi="Consolas" w:eastAsia="Consolas"/>
+          <w:sz w:val="18"/>
+        </w:rPr>
+        <w:t xml:space="preserve">        request.SetRequestHeader("Content-Type", "application/json");</w:t>
+      </w:r>
+    </w:p>
+    <w:p>
+      <w:r>
+        <w:rPr>
+          <w:rFonts w:ascii="Consolas" w:hAnsi="Consolas" w:eastAsia="Consolas"/>
+          <w:sz w:val="18"/>
+        </w:rPr>
+        <w:t xml:space="preserve">        request.SetRequestHeader("Authorization", "Bearer " + apiKey);</w:t>
+      </w:r>
+    </w:p>
+    <w:p>
+      <w:r>
+        <w:rPr>
+          <w:rFonts w:ascii="Consolas" w:hAnsi="Consolas" w:eastAsia="Consolas"/>
+          <w:sz w:val="18"/>
+        </w:rPr>
+        <w:t xml:space="preserve">        return request;</w:t>
+      </w:r>
+    </w:p>
+    <w:p>
+      <w:r>
+        <w:rPr>
+          <w:rFonts w:ascii="Consolas" w:hAnsi="Consolas" w:eastAsia="Consolas"/>
+          <w:sz w:val="18"/>
+        </w:rPr>
+        <w:t xml:space="preserve">    }</w:t>
       </w:r>
     </w:p>
     <w:p>
@@ -1489,6 +1717,23 @@
           <w:rFonts w:ascii="Consolas" w:hAnsi="Consolas"/>
           <w:sz w:val="17"/>
         </w:rPr>
+      </w:r>
+    </w:p>
+    <w:p>
+      <w:r>
+        <w:rPr>
+          <w:rFonts w:ascii="Consolas" w:hAnsi="Consolas" w:eastAsia="Consolas"/>
+          <w:sz w:val="18"/>
+        </w:rPr>
+        <w:t xml:space="preserve">    private string BuildGroqRequestJson(string prompt)</w:t>
+      </w:r>
+    </w:p>
+    <w:p>
+      <w:r>
+        <w:rPr>
+          <w:rFonts w:ascii="Consolas" w:hAnsi="Consolas" w:eastAsia="Consolas"/>
+          <w:sz w:val="18"/>
+        </w:rPr>
         <w:t xml:space="preserve">    {</w:t>
       </w:r>
     </w:p>
@@ -1498,7 +1743,7 @@
           <w:rFonts w:ascii="Consolas" w:hAnsi="Consolas"/>
           <w:sz w:val="17"/>
         </w:rPr>
-        <w:t xml:space="preserve">        string body = BuildGroqRequestJson(prompt);</w:t>
+        <w:t xml:space="preserve">        string systemPrompt =</w:t>
       </w:r>
     </w:p>
     <w:p>
@@ -1507,7 +1752,7 @@
           <w:rFonts w:ascii="Consolas" w:hAnsi="Consolas"/>
           <w:sz w:val="17"/>
         </w:rPr>
-        <w:t xml:space="preserve">        byte[] bodyBytes = System.Text.Encoding.UTF8.GetBytes(body);</w:t>
+        <w:t xml:space="preserve">            "You are helping a Unity procedural synthesizer create a wavetable and ADSR envelope. " +</w:t>
       </w:r>
     </w:p>
     <w:p>
@@ -1516,6 +1761,7 @@
           <w:rFonts w:ascii="Consolas" w:hAnsi="Consolas"/>
           <w:sz w:val="17"/>
         </w:rPr>
+        <w:t xml:space="preserve">            "Return only JSON that matches the provided schema. " +</w:t>
       </w:r>
     </w:p>
     <w:p>
@@ -1524,7 +1770,7 @@
           <w:rFonts w:ascii="Consolas" w:hAnsi="Consolas"/>
           <w:sz w:val="17"/>
         </w:rPr>
-        <w:t xml:space="preserve">        UnityWebRequest request = new UnityWebRequest(GroqEndpoint, UnityWebRequest.kHttpVerbPOST);</w:t>
+        <w:t xml:space="preserve">            "Do not include Markdown. Do not add explanations before or after the JSON. " +</w:t>
       </w:r>
     </w:p>
     <w:p>
@@ -1533,7 +1779,7 @@
           <w:rFonts w:ascii="Consolas" w:hAnsi="Consolas"/>
           <w:sz w:val="17"/>
         </w:rPr>
-        <w:t xml:space="preserve">        request.uploadHandler = new UploadHandlerRaw(bodyBytes);</w:t>
+        <w:t xml:space="preserve">            "Do not generate audio. Do not generate individual samples. Do not return 2048 wavetable values. " +</w:t>
       </w:r>
     </w:p>
     <w:p>
@@ -1542,7 +1788,7 @@
           <w:rFonts w:ascii="Consolas" w:hAnsi="Consolas"/>
           <w:sz w:val="17"/>
         </w:rPr>
-        <w:t xml:space="preserve">        request.downloadHandler = new DownloadHandlerBuffer();</w:t>
+        <w:t xml:space="preserve">            "Describe the sound using harmonic amplitudes, phases, timbre values, and ADSR values. " +</w:t>
       </w:r>
     </w:p>
     <w:p>
@@ -1551,7 +1797,16 @@
           <w:rFonts w:ascii="Consolas" w:hAnsi="Consolas"/>
           <w:sz w:val="17"/>
         </w:rPr>
-        <w:t xml:space="preserve">        request.timeout = Mathf.Max(1, requestTimeoutSeconds);</w:t>
+        <w:t xml:space="preserve">            "ADSR units must be milliseconds for attackMs, decayMs, sustainMs, releaseMs, and 0..1 for sustainLevel. " +</w:t>
+      </w:r>
+    </w:p>
+    <w:p>
+      <w:r>
+        <w:rPr>
+          <w:rFonts w:ascii="Consolas" w:hAnsi="Consolas" w:eastAsia="Consolas"/>
+          <w:sz w:val="18"/>
+        </w:rPr>
+        <w:t xml:space="preserve">            "Keep harmonics musically useful and compact, preferably 1 to 24 harmonics.";</w:t>
       </w:r>
     </w:p>
     <w:p>
@@ -1560,7 +1815,15 @@
           <w:rFonts w:ascii="Consolas" w:hAnsi="Consolas"/>
           <w:sz w:val="17"/>
         </w:rPr>
-        <w:t xml:space="preserve">        request.SetRequestHeader("Content-Type", "application/json");</w:t>
+      </w:r>
+    </w:p>
+    <w:p>
+      <w:r>
+        <w:rPr>
+          <w:rFonts w:ascii="Consolas" w:hAnsi="Consolas" w:eastAsia="Consolas"/>
+          <w:sz w:val="18"/>
+        </w:rPr>
+        <w:t xml:space="preserve">        return "{"</w:t>
       </w:r>
     </w:p>
     <w:p>
@@ -1569,7 +1832,7 @@
           <w:rFonts w:ascii="Consolas" w:hAnsi="Consolas"/>
           <w:sz w:val="17"/>
         </w:rPr>
-        <w:t xml:space="preserve">        request.SetRequestHeader("Authorization", "Bearer " + apiKey);</w:t>
+        <w:t xml:space="preserve">            + "\"model\":\"" + JsonEscape(modelName) + "\","</w:t>
       </w:r>
     </w:p>
     <w:p>
@@ -1578,7 +1841,25 @@
           <w:rFonts w:ascii="Consolas" w:hAnsi="Consolas"/>
           <w:sz w:val="17"/>
         </w:rPr>
-        <w:t xml:space="preserve">        return request;</w:t>
+        <w:t xml:space="preserve">            + "\"messages\":["</w:t>
+      </w:r>
+    </w:p>
+    <w:p>
+      <w:r>
+        <w:rPr>
+          <w:rFonts w:ascii="Consolas" w:hAnsi="Consolas" w:eastAsia="Consolas"/>
+          <w:sz w:val="18"/>
+        </w:rPr>
+        <w:t xml:space="preserve">            + "{\"role\":\"system\",\"content\":\"" + JsonEscape(systemPrompt) + "\"},"</w:t>
+      </w:r>
+    </w:p>
+    <w:p>
+      <w:r>
+        <w:rPr>
+          <w:rFonts w:ascii="Consolas" w:hAnsi="Consolas" w:eastAsia="Consolas"/>
+          <w:sz w:val="18"/>
+        </w:rPr>
+        <w:t xml:space="preserve">            + "{\"role\":\"user\",\"content\":\"" + JsonEscape(prompt) + "\"}"</w:t>
       </w:r>
     </w:p>
     <w:p>
@@ -1587,7 +1868,7 @@
           <w:rFonts w:ascii="Consolas" w:hAnsi="Consolas"/>
           <w:sz w:val="17"/>
         </w:rPr>
-        <w:t xml:space="preserve">    }</w:t>
+        <w:t xml:space="preserve">            + "],"</w:t>
       </w:r>
     </w:p>
     <w:p>
@@ -1596,6 +1877,7 @@
           <w:rFonts w:ascii="Consolas" w:hAnsi="Consolas"/>
           <w:sz w:val="17"/>
         </w:rPr>
+        <w:t xml:space="preserve">            + "\"temperature\":0.35,"</w:t>
       </w:r>
     </w:p>
     <w:p>
@@ -1604,7 +1886,16 @@
           <w:rFonts w:ascii="Consolas" w:hAnsi="Consolas"/>
           <w:sz w:val="17"/>
         </w:rPr>
-        <w:t xml:space="preserve">    private string BuildGroqRequestJson(string prompt)</w:t>
+        <w:t xml:space="preserve">            + "\"max_completion_tokens\":" + Mathf.Clamp(maxCompletionTokens, 128, 4096) + ","</w:t>
+      </w:r>
+    </w:p>
+    <w:p>
+      <w:r>
+        <w:rPr>
+          <w:rFonts w:ascii="Consolas" w:hAnsi="Consolas" w:eastAsia="Consolas"/>
+          <w:sz w:val="18"/>
+        </w:rPr>
+        <w:t xml:space="preserve">            + "\"response_format\":{"</w:t>
       </w:r>
     </w:p>
     <w:p>
@@ -1613,7 +1904,16 @@
           <w:rFonts w:ascii="Consolas" w:hAnsi="Consolas"/>
           <w:sz w:val="17"/>
         </w:rPr>
-        <w:t xml:space="preserve">    {</w:t>
+        <w:t xml:space="preserve">            + "\"type\":\"json_schema\","</w:t>
+      </w:r>
+    </w:p>
+    <w:p>
+      <w:r>
+        <w:rPr>
+          <w:rFonts w:ascii="Consolas" w:hAnsi="Consolas" w:eastAsia="Consolas"/>
+          <w:sz w:val="18"/>
+        </w:rPr>
+        <w:t xml:space="preserve">            + "\"json_schema\":{"</w:t>
       </w:r>
     </w:p>
     <w:p>
@@ -1622,7 +1922,7 @@
           <w:rFonts w:ascii="Consolas" w:hAnsi="Consolas"/>
           <w:sz w:val="17"/>
         </w:rPr>
-        <w:t xml:space="preserve">        string systemPrompt =</w:t>
+        <w:t xml:space="preserve">            + "\"name\":\"procedural_timbre_descriptor\","</w:t>
       </w:r>
     </w:p>
     <w:p>
@@ -1631,193 +1931,14 @@
           <w:rFonts w:ascii="Consolas" w:hAnsi="Consolas"/>
           <w:sz w:val="17"/>
         </w:rPr>
-        <w:t xml:space="preserve">            "You are helping a Unity procedural synthesizer create a wavetable and ADSR envelope. " +</w:t>
-      </w:r>
-    </w:p>
-    <w:p>
-      <w:r>
-        <w:rPr>
-          <w:rFonts w:ascii="Consolas" w:hAnsi="Consolas"/>
-          <w:sz w:val="17"/>
-        </w:rPr>
-        <w:t xml:space="preserve">            "Return only JSON that matches the provided schema. " +</w:t>
-      </w:r>
-    </w:p>
-    <w:p>
-      <w:r>
-        <w:rPr>
-          <w:rFonts w:ascii="Consolas" w:hAnsi="Consolas"/>
-          <w:sz w:val="17"/>
-        </w:rPr>
-        <w:t xml:space="preserve">            "Do not include Markdown. Do not add explanations before or after the JSON. " +</w:t>
-      </w:r>
-    </w:p>
-    <w:p>
-      <w:r>
-        <w:rPr>
-          <w:rFonts w:ascii="Consolas" w:hAnsi="Consolas"/>
-          <w:sz w:val="17"/>
-        </w:rPr>
-        <w:t xml:space="preserve">            "Do not generate audio. Do not generate individual samples. Do not return 2048 wavetable values. " +</w:t>
-      </w:r>
-    </w:p>
-    <w:p>
-      <w:r>
-        <w:rPr>
-          <w:rFonts w:ascii="Consolas" w:hAnsi="Consolas"/>
-          <w:sz w:val="17"/>
-        </w:rPr>
-        <w:t xml:space="preserve">            "Describe the sound using harmonic amplitudes, phases, timbre values, and ADSR values. " +</w:t>
-      </w:r>
-    </w:p>
-    <w:p>
-      <w:r>
-        <w:rPr>
-          <w:rFonts w:ascii="Consolas" w:hAnsi="Consolas"/>
-          <w:sz w:val="17"/>
-        </w:rPr>
-        <w:t xml:space="preserve">            "ADSR units must be milliseconds for attackMs, decayMs, sustainMs, releaseMs, and 0..1 for sustainLevel. " +</w:t>
-      </w:r>
-    </w:p>
-    <w:p>
-      <w:r>
-        <w:rPr>
-          <w:rFonts w:ascii="Consolas" w:hAnsi="Consolas"/>
-          <w:sz w:val="17"/>
-        </w:rPr>
-        <w:t xml:space="preserve">            "Keep harmonics musically useful and compact, preferably 1 to 24 harmonics.";</w:t>
-      </w:r>
-    </w:p>
-    <w:p>
-      <w:r>
-        <w:rPr>
-          <w:rFonts w:ascii="Consolas" w:hAnsi="Consolas"/>
-          <w:sz w:val="17"/>
-        </w:rPr>
-      </w:r>
-    </w:p>
-    <w:p>
-      <w:r>
-        <w:rPr>
-          <w:rFonts w:ascii="Consolas" w:hAnsi="Consolas"/>
-          <w:sz w:val="17"/>
-        </w:rPr>
-        <w:t xml:space="preserve">        return "{"</w:t>
-      </w:r>
-    </w:p>
-    <w:p>
-      <w:r>
-        <w:rPr>
-          <w:rFonts w:ascii="Consolas" w:hAnsi="Consolas"/>
-          <w:sz w:val="17"/>
-        </w:rPr>
-        <w:t xml:space="preserve">            + "\"model\":\"" + JsonEscape(modelName) + "\","</w:t>
-      </w:r>
-    </w:p>
-    <w:p>
-      <w:r>
-        <w:rPr>
-          <w:rFonts w:ascii="Consolas" w:hAnsi="Consolas"/>
-          <w:sz w:val="17"/>
-        </w:rPr>
-        <w:t xml:space="preserve">            + "\"messages\":["</w:t>
-      </w:r>
-    </w:p>
-    <w:p>
-      <w:r>
-        <w:rPr>
-          <w:rFonts w:ascii="Consolas" w:hAnsi="Consolas"/>
-          <w:sz w:val="17"/>
-        </w:rPr>
-        <w:t xml:space="preserve">            + "{\"role\":\"system\",\"content\":\"" + JsonEscape(systemPrompt) + "\"},"</w:t>
-      </w:r>
-    </w:p>
-    <w:p>
-      <w:r>
-        <w:rPr>
-          <w:rFonts w:ascii="Consolas" w:hAnsi="Consolas"/>
-          <w:sz w:val="17"/>
-        </w:rPr>
-        <w:t xml:space="preserve">            + "{\"role\":\"user\",\"content\":\"" + JsonEscape(prompt) + "\"}"</w:t>
-      </w:r>
-    </w:p>
-    <w:p>
-      <w:r>
-        <w:rPr>
-          <w:rFonts w:ascii="Consolas" w:hAnsi="Consolas"/>
-          <w:sz w:val="17"/>
-        </w:rPr>
-        <w:t xml:space="preserve">            + "],"</w:t>
-      </w:r>
-    </w:p>
-    <w:p>
-      <w:r>
-        <w:rPr>
-          <w:rFonts w:ascii="Consolas" w:hAnsi="Consolas"/>
-          <w:sz w:val="17"/>
-        </w:rPr>
-        <w:t xml:space="preserve">            + "\"temperature\":0.35,"</w:t>
-      </w:r>
-    </w:p>
-    <w:p>
-      <w:r>
-        <w:rPr>
-          <w:rFonts w:ascii="Consolas" w:hAnsi="Consolas"/>
-          <w:sz w:val="17"/>
-        </w:rPr>
-        <w:t xml:space="preserve">            + "\"max_completion_tokens\":" + Mathf.Clamp(maxCompletionTokens, 128, 4096) + ","</w:t>
-      </w:r>
-    </w:p>
-    <w:p>
-      <w:r>
-        <w:rPr>
-          <w:rFonts w:ascii="Consolas" w:hAnsi="Consolas"/>
-          <w:sz w:val="17"/>
-        </w:rPr>
-        <w:t xml:space="preserve">            + "\"response_format\":{"</w:t>
-      </w:r>
-    </w:p>
-    <w:p>
-      <w:r>
-        <w:rPr>
-          <w:rFonts w:ascii="Consolas" w:hAnsi="Consolas"/>
-          <w:sz w:val="17"/>
-        </w:rPr>
-        <w:t xml:space="preserve">            + "\"type\":\"json_schema\","</w:t>
-      </w:r>
-    </w:p>
-    <w:p>
-      <w:r>
-        <w:rPr>
-          <w:rFonts w:ascii="Consolas" w:hAnsi="Consolas"/>
-          <w:sz w:val="17"/>
-        </w:rPr>
-        <w:t xml:space="preserve">            + "\"json_schema\":{"</w:t>
-      </w:r>
-    </w:p>
-    <w:p>
-      <w:r>
-        <w:rPr>
-          <w:rFonts w:ascii="Consolas" w:hAnsi="Consolas"/>
-          <w:sz w:val="17"/>
-        </w:rPr>
-        <w:t xml:space="preserve">            + "\"name\":\"procedural_timbre_descriptor\","</w:t>
-      </w:r>
-    </w:p>
-    <w:p>
-      <w:r>
-        <w:rPr>
-          <w:rFonts w:ascii="Consolas" w:hAnsi="Consolas"/>
-          <w:sz w:val="17"/>
-        </w:rPr>
         <w:t xml:space="preserve">            + "\"schema\":" + BuildResponseSchemaJson()</w:t>
       </w:r>
     </w:p>
     <w:p>
       <w:r>
         <w:rPr>
-          <w:rFonts w:ascii="Consolas" w:hAnsi="Consolas"/>
-          <w:sz w:val="17"/>
+          <w:rFonts w:ascii="Consolas" w:hAnsi="Consolas" w:eastAsia="Consolas"/>
+          <w:sz w:val="18"/>
         </w:rPr>
         <w:t xml:space="preserve">            + "}"</w:t>
       </w:r>
@@ -1825,8 +1946,8 @@
     <w:p>
       <w:r>
         <w:rPr>
-          <w:rFonts w:ascii="Consolas" w:hAnsi="Consolas"/>
-          <w:sz w:val="17"/>
+          <w:rFonts w:ascii="Consolas" w:hAnsi="Consolas" w:eastAsia="Consolas"/>
+          <w:sz w:val="18"/>
         </w:rPr>
         <w:t xml:space="preserve">            + "}"</w:t>
       </w:r>
@@ -1834,8 +1955,8 @@
     <w:p>
       <w:r>
         <w:rPr>
-          <w:rFonts w:ascii="Consolas" w:hAnsi="Consolas"/>
-          <w:sz w:val="17"/>
+          <w:rFonts w:ascii="Consolas" w:hAnsi="Consolas" w:eastAsia="Consolas"/>
+          <w:sz w:val="18"/>
         </w:rPr>
         <w:t xml:space="preserve">            + "}";</w:t>
       </w:r>
@@ -1843,14 +1964,18 @@
     <w:p>
       <w:r>
         <w:rPr>
-          <w:rFonts w:ascii="Consolas" w:hAnsi="Consolas"/>
-          <w:sz w:val="17"/>
+          <w:rFonts w:ascii="Consolas" w:hAnsi="Consolas" w:eastAsia="Consolas"/>
+          <w:sz w:val="18"/>
         </w:rPr>
         <w:t xml:space="preserve">    }</w:t>
       </w:r>
     </w:p>
     <w:p>
       <w:r>
+        <w:rPr>
+          <w:rFonts w:ascii="Consolas" w:hAnsi="Consolas" w:eastAsia="Consolas"/>
+          <w:sz w:val="18"/>
+        </w:rPr>
         <w:t>La peticion usa HTTP POST. Content-Type indica JSON. Authorization usa Bearer seguido de la API key. El body contiene model, messages, temperature, max_completion_tokens y response_format. Una accion del estudiante produce una peticion; no hay reintentos agresivos.</w:t>
       </w:r>
     </w:p>
@@ -1865,10 +1990,37 @@
     <w:p>
       <w:r>
         <w:rPr>
+          <w:rFonts w:ascii="Consolas" w:hAnsi="Consolas" w:eastAsia="Consolas"/>
+          <w:sz w:val="18"/>
+        </w:rPr>
+        <w:t>private static string BuildResponseSchemaJson()</w:t>
+      </w:r>
+    </w:p>
+    <w:p>
+      <w:r>
+        <w:rPr>
+          <w:rFonts w:ascii="Consolas" w:hAnsi="Consolas" w:eastAsia="Consolas"/>
+          <w:sz w:val="18"/>
+        </w:rPr>
+        <w:t xml:space="preserve">    {</w:t>
+      </w:r>
+    </w:p>
+    <w:p>
+      <w:r>
+        <w:rPr>
+          <w:rFonts w:ascii="Consolas" w:hAnsi="Consolas" w:eastAsia="Consolas"/>
+          <w:sz w:val="18"/>
+        </w:rPr>
+        <w:t xml:space="preserve">        return "{"</w:t>
+      </w:r>
+    </w:p>
+    <w:p>
+      <w:r>
+        <w:rPr>
           <w:rFonts w:ascii="Consolas" w:hAnsi="Consolas"/>
           <w:sz w:val="17"/>
         </w:rPr>
-        <w:t>private static string BuildResponseSchemaJson()</w:t>
+        <w:t xml:space="preserve">            + "\"type\":\"object\","</w:t>
       </w:r>
     </w:p>
     <w:p>
@@ -1877,7 +2029,196 @@
           <w:rFonts w:ascii="Consolas" w:hAnsi="Consolas"/>
           <w:sz w:val="17"/>
         </w:rPr>
-        <w:t xml:space="preserve">    {</w:t>
+        <w:t xml:space="preserve">            + "\"additionalProperties\":false,"</w:t>
+      </w:r>
+    </w:p>
+    <w:p>
+      <w:r>
+        <w:rPr>
+          <w:rFonts w:ascii="Consolas" w:hAnsi="Consolas" w:eastAsia="Consolas"/>
+          <w:sz w:val="18"/>
+        </w:rPr>
+        <w:t xml:space="preserve">            + "\"properties\":{"</w:t>
+      </w:r>
+    </w:p>
+    <w:p>
+      <w:r>
+        <w:rPr>
+          <w:rFonts w:ascii="Consolas" w:hAnsi="Consolas" w:eastAsia="Consolas"/>
+          <w:sz w:val="18"/>
+        </w:rPr>
+        <w:t xml:space="preserve">            + "\"timbre\":{\"type\":\"object\",\"properties\":{"</w:t>
+      </w:r>
+    </w:p>
+    <w:p>
+      <w:r>
+        <w:rPr>
+          <w:rFonts w:ascii="Consolas" w:hAnsi="Consolas" w:eastAsia="Consolas"/>
+          <w:sz w:val="18"/>
+        </w:rPr>
+        <w:t xml:space="preserve">            + "\"brightness\":{\"type\":\"number\",\"minimum\":0,\"maximum\":1},"</w:t>
+      </w:r>
+    </w:p>
+    <w:p>
+      <w:r>
+        <w:rPr>
+          <w:rFonts w:ascii="Consolas" w:hAnsi="Consolas" w:eastAsia="Consolas"/>
+          <w:sz w:val="18"/>
+        </w:rPr>
+        <w:t xml:space="preserve">            + "\"harmonicity\":{\"type\":\"number\",\"minimum\":0,\"maximum\":1},"</w:t>
+      </w:r>
+    </w:p>
+    <w:p>
+      <w:r>
+        <w:rPr>
+          <w:rFonts w:ascii="Consolas" w:hAnsi="Consolas" w:eastAsia="Consolas"/>
+          <w:sz w:val="18"/>
+        </w:rPr>
+        <w:t xml:space="preserve">            + "\"noisiness\":{\"type\":\"number\",\"minimum\":0,\"maximum\":1},"</w:t>
+      </w:r>
+    </w:p>
+    <w:p>
+      <w:r>
+        <w:rPr>
+          <w:rFonts w:ascii="Consolas" w:hAnsi="Consolas" w:eastAsia="Consolas"/>
+          <w:sz w:val="18"/>
+        </w:rPr>
+        <w:t xml:space="preserve">            + "\"warmth\":{\"type\":\"number\",\"minimum\":0,\"maximum\":1},"</w:t>
+      </w:r>
+    </w:p>
+    <w:p>
+      <w:r>
+        <w:rPr>
+          <w:rFonts w:ascii="Consolas" w:hAnsi="Consolas" w:eastAsia="Consolas"/>
+          <w:sz w:val="18"/>
+        </w:rPr>
+        <w:t xml:space="preserve">            + "\"fundamentalStrength\":{\"type\":\"number\",\"minimum\":0,\"maximum\":1}"</w:t>
+      </w:r>
+    </w:p>
+    <w:p>
+      <w:r>
+        <w:rPr>
+          <w:rFonts w:ascii="Consolas" w:hAnsi="Consolas" w:eastAsia="Consolas"/>
+          <w:sz w:val="18"/>
+        </w:rPr>
+        <w:t xml:space="preserve">            + "},\"required\":[\"brightness\",\"harmonicity\",\"noisiness\",\"warmth\",\"fundamentalStrength\"],\"additionalProperties\":false},"</w:t>
+      </w:r>
+    </w:p>
+    <w:p>
+      <w:r>
+        <w:rPr>
+          <w:rFonts w:ascii="Consolas" w:hAnsi="Consolas" w:eastAsia="Consolas"/>
+          <w:sz w:val="18"/>
+        </w:rPr>
+        <w:t xml:space="preserve">            + "\"harmonics\":{\"type\":\"array\",\"minItems\":1,\"maxItems\":32,\"items\":{\"type\":\"object\",\"properties\":{"</w:t>
+      </w:r>
+    </w:p>
+    <w:p>
+      <w:r>
+        <w:rPr>
+          <w:rFonts w:ascii="Consolas" w:hAnsi="Consolas" w:eastAsia="Consolas"/>
+          <w:sz w:val="18"/>
+        </w:rPr>
+        <w:t xml:space="preserve">            + "\"index\":{\"type\":\"integer\",\"minimum\":1,\"maximum\":64},"</w:t>
+      </w:r>
+    </w:p>
+    <w:p>
+      <w:r>
+        <w:rPr>
+          <w:rFonts w:ascii="Consolas" w:hAnsi="Consolas" w:eastAsia="Consolas"/>
+          <w:sz w:val="18"/>
+        </w:rPr>
+        <w:t xml:space="preserve">            + "\"amplitude\":{\"type\":\"number\",\"minimum\":0,\"maximum\":1},"</w:t>
+      </w:r>
+    </w:p>
+    <w:p>
+      <w:r>
+        <w:rPr>
+          <w:rFonts w:ascii="Consolas" w:hAnsi="Consolas" w:eastAsia="Consolas"/>
+          <w:sz w:val="18"/>
+        </w:rPr>
+        <w:t xml:space="preserve">            + "\"phaseRadians\":{\"type\":\"number\",\"minimum\":-6.283185,\"maximum\":6.283185}"</w:t>
+      </w:r>
+    </w:p>
+    <w:p>
+      <w:r>
+        <w:rPr>
+          <w:rFonts w:ascii="Consolas" w:hAnsi="Consolas" w:eastAsia="Consolas"/>
+          <w:sz w:val="18"/>
+        </w:rPr>
+        <w:t xml:space="preserve">            + "},\"required\":[\"index\",\"amplitude\",\"phaseRadians\"],\"additionalProperties\":false}},"</w:t>
+      </w:r>
+    </w:p>
+    <w:p>
+      <w:r>
+        <w:rPr>
+          <w:rFonts w:ascii="Consolas" w:hAnsi="Consolas" w:eastAsia="Consolas"/>
+          <w:sz w:val="18"/>
+        </w:rPr>
+        <w:t xml:space="preserve">            + "\"adsr\":{\"type\":\"object\",\"properties\":{"</w:t>
+      </w:r>
+    </w:p>
+    <w:p>
+      <w:r>
+        <w:rPr>
+          <w:rFonts w:ascii="Consolas" w:hAnsi="Consolas" w:eastAsia="Consolas"/>
+          <w:sz w:val="18"/>
+        </w:rPr>
+        <w:t xml:space="preserve">            + "\"attackMs\":{\"type\":\"number\",\"minimum\":1,\"maximum\":400},"</w:t>
+      </w:r>
+    </w:p>
+    <w:p>
+      <w:r>
+        <w:rPr>
+          <w:rFonts w:ascii="Consolas" w:hAnsi="Consolas" w:eastAsia="Consolas"/>
+          <w:sz w:val="18"/>
+        </w:rPr>
+        <w:t xml:space="preserve">            + "\"decayMs\":{\"type\":\"number\",\"minimum\":1,\"maximum\":1000},"</w:t>
+      </w:r>
+    </w:p>
+    <w:p>
+      <w:r>
+        <w:rPr>
+          <w:rFonts w:ascii="Consolas" w:hAnsi="Consolas" w:eastAsia="Consolas"/>
+          <w:sz w:val="18"/>
+        </w:rPr>
+        <w:t xml:space="preserve">            + "\"sustainMs\":{\"type\":\"number\",\"minimum\":0,\"maximum\":5000},"</w:t>
+      </w:r>
+    </w:p>
+    <w:p>
+      <w:r>
+        <w:rPr>
+          <w:rFonts w:ascii="Consolas" w:hAnsi="Consolas" w:eastAsia="Consolas"/>
+          <w:sz w:val="18"/>
+        </w:rPr>
+        <w:t xml:space="preserve">            + "\"sustainLevel\":{\"type\":\"number\",\"minimum\":0.001,\"maximum\":1},"</w:t>
+      </w:r>
+    </w:p>
+    <w:p>
+      <w:r>
+        <w:rPr>
+          <w:rFonts w:ascii="Consolas" w:hAnsi="Consolas" w:eastAsia="Consolas"/>
+          <w:sz w:val="18"/>
+        </w:rPr>
+        <w:t xml:space="preserve">            + "\"releaseMs\":{\"type\":\"number\",\"minimum\":1,\"maximum\":1000}"</w:t>
+      </w:r>
+    </w:p>
+    <w:p>
+      <w:r>
+        <w:rPr>
+          <w:rFonts w:ascii="Consolas" w:hAnsi="Consolas" w:eastAsia="Consolas"/>
+          <w:sz w:val="18"/>
+        </w:rPr>
+        <w:t xml:space="preserve">            + "},\"required\":[\"attackMs\",\"decayMs\",\"sustainMs\",\"sustainLevel\",\"releaseMs\"],\"additionalProperties\":false}"</w:t>
+      </w:r>
+    </w:p>
+    <w:p>
+      <w:r>
+        <w:rPr>
+          <w:rFonts w:ascii="Consolas" w:hAnsi="Consolas" w:eastAsia="Consolas"/>
+          <w:sz w:val="18"/>
+        </w:rPr>
+        <w:t xml:space="preserve">            + "},"</w:t>
       </w:r>
     </w:p>
     <w:p>
@@ -1886,230 +2227,14 @@
           <w:rFonts w:ascii="Consolas" w:hAnsi="Consolas"/>
           <w:sz w:val="17"/>
         </w:rPr>
-        <w:t xml:space="preserve">        return "{"</w:t>
-      </w:r>
-    </w:p>
-    <w:p>
-      <w:r>
-        <w:rPr>
-          <w:rFonts w:ascii="Consolas" w:hAnsi="Consolas"/>
-          <w:sz w:val="17"/>
-        </w:rPr>
-        <w:t xml:space="preserve">            + "\"type\":\"object\","</w:t>
-      </w:r>
-    </w:p>
-    <w:p>
-      <w:r>
-        <w:rPr>
-          <w:rFonts w:ascii="Consolas" w:hAnsi="Consolas"/>
-          <w:sz w:val="17"/>
-        </w:rPr>
-        <w:t xml:space="preserve">            + "\"additionalProperties\":false,"</w:t>
-      </w:r>
-    </w:p>
-    <w:p>
-      <w:r>
-        <w:rPr>
-          <w:rFonts w:ascii="Consolas" w:hAnsi="Consolas"/>
-          <w:sz w:val="17"/>
-        </w:rPr>
-        <w:t xml:space="preserve">            + "\"properties\":{"</w:t>
-      </w:r>
-    </w:p>
-    <w:p>
-      <w:r>
-        <w:rPr>
-          <w:rFonts w:ascii="Consolas" w:hAnsi="Consolas"/>
-          <w:sz w:val="17"/>
-        </w:rPr>
-        <w:t xml:space="preserve">            + "\"timbre\":{\"type\":\"object\",\"properties\":{"</w:t>
-      </w:r>
-    </w:p>
-    <w:p>
-      <w:r>
-        <w:rPr>
-          <w:rFonts w:ascii="Consolas" w:hAnsi="Consolas"/>
-          <w:sz w:val="17"/>
-        </w:rPr>
-        <w:t xml:space="preserve">            + "\"brightness\":{\"type\":\"number\",\"minimum\":0,\"maximum\":1},"</w:t>
-      </w:r>
-    </w:p>
-    <w:p>
-      <w:r>
-        <w:rPr>
-          <w:rFonts w:ascii="Consolas" w:hAnsi="Consolas"/>
-          <w:sz w:val="17"/>
-        </w:rPr>
-        <w:t xml:space="preserve">            + "\"harmonicity\":{\"type\":\"number\",\"minimum\":0,\"maximum\":1},"</w:t>
-      </w:r>
-    </w:p>
-    <w:p>
-      <w:r>
-        <w:rPr>
-          <w:rFonts w:ascii="Consolas" w:hAnsi="Consolas"/>
-          <w:sz w:val="17"/>
-        </w:rPr>
-        <w:t xml:space="preserve">            + "\"noisiness\":{\"type\":\"number\",\"minimum\":0,\"maximum\":1},"</w:t>
-      </w:r>
-    </w:p>
-    <w:p>
-      <w:r>
-        <w:rPr>
-          <w:rFonts w:ascii="Consolas" w:hAnsi="Consolas"/>
-          <w:sz w:val="17"/>
-        </w:rPr>
-        <w:t xml:space="preserve">            + "\"warmth\":{\"type\":\"number\",\"minimum\":0,\"maximum\":1},"</w:t>
-      </w:r>
-    </w:p>
-    <w:p>
-      <w:r>
-        <w:rPr>
-          <w:rFonts w:ascii="Consolas" w:hAnsi="Consolas"/>
-          <w:sz w:val="17"/>
-        </w:rPr>
-        <w:t xml:space="preserve">            + "\"fundamentalStrength\":{\"type\":\"number\",\"minimum\":0,\"maximum\":1}"</w:t>
-      </w:r>
-    </w:p>
-    <w:p>
-      <w:r>
-        <w:rPr>
-          <w:rFonts w:ascii="Consolas" w:hAnsi="Consolas"/>
-          <w:sz w:val="17"/>
-        </w:rPr>
-        <w:t xml:space="preserve">            + "},\"required\":[\"brightness\",\"harmonicity\",\"noisiness\",\"warmth\",\"fundamentalStrength\"],\"additionalProperties\":false},"</w:t>
-      </w:r>
-    </w:p>
-    <w:p>
-      <w:r>
-        <w:rPr>
-          <w:rFonts w:ascii="Consolas" w:hAnsi="Consolas"/>
-          <w:sz w:val="17"/>
-        </w:rPr>
-        <w:t xml:space="preserve">            + "\"harmonics\":{\"type\":\"array\",\"minItems\":1,\"maxItems\":32,\"items\":{\"type\":\"object\",\"properties\":{"</w:t>
-      </w:r>
-    </w:p>
-    <w:p>
-      <w:r>
-        <w:rPr>
-          <w:rFonts w:ascii="Consolas" w:hAnsi="Consolas"/>
-          <w:sz w:val="17"/>
-        </w:rPr>
-        <w:t xml:space="preserve">            + "\"index\":{\"type\":\"integer\",\"minimum\":1,\"maximum\":64},"</w:t>
-      </w:r>
-    </w:p>
-    <w:p>
-      <w:r>
-        <w:rPr>
-          <w:rFonts w:ascii="Consolas" w:hAnsi="Consolas"/>
-          <w:sz w:val="17"/>
-        </w:rPr>
-        <w:t xml:space="preserve">            + "\"amplitude\":{\"type\":\"number\",\"minimum\":0,\"maximum\":1},"</w:t>
-      </w:r>
-    </w:p>
-    <w:p>
-      <w:r>
-        <w:rPr>
-          <w:rFonts w:ascii="Consolas" w:hAnsi="Consolas"/>
-          <w:sz w:val="17"/>
-        </w:rPr>
-        <w:t xml:space="preserve">            + "\"phaseRadians\":{\"type\":\"number\",\"minimum\":-6.283185,\"maximum\":6.283185}"</w:t>
-      </w:r>
-    </w:p>
-    <w:p>
-      <w:r>
-        <w:rPr>
-          <w:rFonts w:ascii="Consolas" w:hAnsi="Consolas"/>
-          <w:sz w:val="17"/>
-        </w:rPr>
-        <w:t xml:space="preserve">            + "},\"required\":[\"index\",\"amplitude\",\"phaseRadians\"],\"additionalProperties\":false}},"</w:t>
-      </w:r>
-    </w:p>
-    <w:p>
-      <w:r>
-        <w:rPr>
-          <w:rFonts w:ascii="Consolas" w:hAnsi="Consolas"/>
-          <w:sz w:val="17"/>
-        </w:rPr>
-        <w:t xml:space="preserve">            + "\"adsr\":{\"type\":\"object\",\"properties\":{"</w:t>
-      </w:r>
-    </w:p>
-    <w:p>
-      <w:r>
-        <w:rPr>
-          <w:rFonts w:ascii="Consolas" w:hAnsi="Consolas"/>
-          <w:sz w:val="17"/>
-        </w:rPr>
-        <w:t xml:space="preserve">            + "\"attackMs\":{\"type\":\"number\",\"minimum\":1,\"maximum\":400},"</w:t>
-      </w:r>
-    </w:p>
-    <w:p>
-      <w:r>
-        <w:rPr>
-          <w:rFonts w:ascii="Consolas" w:hAnsi="Consolas"/>
-          <w:sz w:val="17"/>
-        </w:rPr>
-        <w:t xml:space="preserve">            + "\"decayMs\":{\"type\":\"number\",\"minimum\":1,\"maximum\":1000},"</w:t>
-      </w:r>
-    </w:p>
-    <w:p>
-      <w:r>
-        <w:rPr>
-          <w:rFonts w:ascii="Consolas" w:hAnsi="Consolas"/>
-          <w:sz w:val="17"/>
-        </w:rPr>
-        <w:t xml:space="preserve">            + "\"sustainMs\":{\"type\":\"number\",\"minimum\":0,\"maximum\":5000},"</w:t>
-      </w:r>
-    </w:p>
-    <w:p>
-      <w:r>
-        <w:rPr>
-          <w:rFonts w:ascii="Consolas" w:hAnsi="Consolas"/>
-          <w:sz w:val="17"/>
-        </w:rPr>
-        <w:t xml:space="preserve">            + "\"sustainLevel\":{\"type\":\"number\",\"minimum\":0.001,\"maximum\":1},"</w:t>
-      </w:r>
-    </w:p>
-    <w:p>
-      <w:r>
-        <w:rPr>
-          <w:rFonts w:ascii="Consolas" w:hAnsi="Consolas"/>
-          <w:sz w:val="17"/>
-        </w:rPr>
-        <w:t xml:space="preserve">            + "\"releaseMs\":{\"type\":\"number\",\"minimum\":1,\"maximum\":1000}"</w:t>
-      </w:r>
-    </w:p>
-    <w:p>
-      <w:r>
-        <w:rPr>
-          <w:rFonts w:ascii="Consolas" w:hAnsi="Consolas"/>
-          <w:sz w:val="17"/>
-        </w:rPr>
-        <w:t xml:space="preserve">            + "},\"required\":[\"attackMs\",\"decayMs\",\"sustainMs\",\"sustainLevel\",\"releaseMs\"],\"additionalProperties\":false}"</w:t>
-      </w:r>
-    </w:p>
-    <w:p>
-      <w:r>
-        <w:rPr>
-          <w:rFonts w:ascii="Consolas" w:hAnsi="Consolas"/>
-          <w:sz w:val="17"/>
-        </w:rPr>
-        <w:t xml:space="preserve">            + "},"</w:t>
-      </w:r>
-    </w:p>
-    <w:p>
-      <w:r>
-        <w:rPr>
-          <w:rFonts w:ascii="Consolas" w:hAnsi="Consolas"/>
-          <w:sz w:val="17"/>
-        </w:rPr>
         <w:t xml:space="preserve">            + "\"required\":[\"timbre\",\"harmonics\",\"adsr\"]"</w:t>
       </w:r>
     </w:p>
     <w:p>
       <w:r>
         <w:rPr>
-          <w:rFonts w:ascii="Consolas" w:hAnsi="Consolas"/>
-          <w:sz w:val="17"/>
+          <w:rFonts w:ascii="Consolas" w:hAnsi="Consolas" w:eastAsia="Consolas"/>
+          <w:sz w:val="18"/>
         </w:rPr>
         <w:t xml:space="preserve">            + "}";</w:t>
       </w:r>
@@ -2117,14 +2242,18 @@
     <w:p>
       <w:r>
         <w:rPr>
-          <w:rFonts w:ascii="Consolas" w:hAnsi="Consolas"/>
-          <w:sz w:val="17"/>
+          <w:rFonts w:ascii="Consolas" w:hAnsi="Consolas" w:eastAsia="Consolas"/>
+          <w:sz w:val="18"/>
         </w:rPr>
         <w:t xml:space="preserve">    }</w:t>
       </w:r>
     </w:p>
     <w:p>
       <w:r>
+        <w:rPr>
+          <w:rFonts w:ascii="Consolas" w:hAnsi="Consolas" w:eastAsia="Consolas"/>
+          <w:sz w:val="18"/>
+        </w:rPr>
         <w:t>La implementacion usa response_format con type json_schema. Esto solicita a GroqCloud que el contenido devuelto respete el contrato: timbre, harmonics y adsr. No pedimos float[2048] porque eso consumiria muchos tokens, seria lento y mezclaria la responsabilidad de IA con DSP. La IA devuelve parametros; Unity genera la senal.</w:t>
       </w:r>
     </w:p>
@@ -2139,10 +2268,99 @@
     <w:p>
       <w:r>
         <w:rPr>
+          <w:rFonts w:ascii="Consolas" w:hAnsi="Consolas" w:eastAsia="Consolas"/>
+          <w:sz w:val="18"/>
+        </w:rPr>
+        <w:t>private bool TryParseGroqResponse(string responseJson, out TimbreDescriptor descriptor, out ADSRDescriptor adsr, out string error)</w:t>
+      </w:r>
+    </w:p>
+    <w:p>
+      <w:r>
+        <w:rPr>
+          <w:rFonts w:ascii="Consolas" w:hAnsi="Consolas" w:eastAsia="Consolas"/>
+          <w:sz w:val="18"/>
+        </w:rPr>
+        <w:t xml:space="preserve">    {</w:t>
+      </w:r>
+    </w:p>
+    <w:p>
+      <w:r>
+        <w:rPr>
+          <w:rFonts w:ascii="Consolas" w:hAnsi="Consolas" w:eastAsia="Consolas"/>
+          <w:sz w:val="18"/>
+        </w:rPr>
+        <w:t xml:space="preserve">        descriptor = null;</w:t>
+      </w:r>
+    </w:p>
+    <w:p>
+      <w:r>
+        <w:rPr>
+          <w:rFonts w:ascii="Consolas" w:hAnsi="Consolas" w:eastAsia="Consolas"/>
+          <w:sz w:val="18"/>
+        </w:rPr>
+        <w:t xml:space="preserve">        adsr = null;</w:t>
+      </w:r>
+    </w:p>
+    <w:p>
+      <w:r>
+        <w:rPr>
+          <w:rFonts w:ascii="Consolas" w:hAnsi="Consolas" w:eastAsia="Consolas"/>
+          <w:sz w:val="18"/>
+        </w:rPr>
+        <w:t xml:space="preserve">        error = string.Empty;</w:t>
+      </w:r>
+    </w:p>
+    <w:p>
+      <w:r>
+        <w:rPr>
           <w:rFonts w:ascii="Consolas" w:hAnsi="Consolas"/>
           <w:sz w:val="17"/>
         </w:rPr>
-        <w:t>private bool TryParseGroqResponse(string responseJson, out TimbreDescriptor descriptor, out ADSRDescriptor adsr, out string error)</w:t>
+      </w:r>
+    </w:p>
+    <w:p>
+      <w:r>
+        <w:rPr>
+          <w:rFonts w:ascii="Consolas" w:hAnsi="Consolas" w:eastAsia="Consolas"/>
+          <w:sz w:val="18"/>
+        </w:rPr>
+        <w:t xml:space="preserve">        if (string.IsNullOrWhiteSpace(responseJson))</w:t>
+      </w:r>
+    </w:p>
+    <w:p>
+      <w:r>
+        <w:rPr>
+          <w:rFonts w:ascii="Consolas" w:hAnsi="Consolas" w:eastAsia="Consolas"/>
+          <w:sz w:val="18"/>
+        </w:rPr>
+        <w:t xml:space="preserve">        {</w:t>
+      </w:r>
+    </w:p>
+    <w:p>
+      <w:r>
+        <w:rPr>
+          <w:rFonts w:ascii="Consolas" w:hAnsi="Consolas" w:eastAsia="Consolas"/>
+          <w:sz w:val="18"/>
+        </w:rPr>
+        <w:t xml:space="preserve">            error = "GroqCloud devolvió una respuesta vacía.";</w:t>
+      </w:r>
+    </w:p>
+    <w:p>
+      <w:r>
+        <w:rPr>
+          <w:rFonts w:ascii="Consolas" w:hAnsi="Consolas" w:eastAsia="Consolas"/>
+          <w:sz w:val="18"/>
+        </w:rPr>
+        <w:t xml:space="preserve">            return false;</w:t>
+      </w:r>
+    </w:p>
+    <w:p>
+      <w:r>
+        <w:rPr>
+          <w:rFonts w:ascii="Consolas" w:hAnsi="Consolas" w:eastAsia="Consolas"/>
+          <w:sz w:val="18"/>
+        </w:rPr>
+        <w:t xml:space="preserve">        }</w:t>
       </w:r>
     </w:p>
     <w:p>
@@ -2151,7 +2369,15 @@
           <w:rFonts w:ascii="Consolas" w:hAnsi="Consolas"/>
           <w:sz w:val="17"/>
         </w:rPr>
-        <w:t xml:space="preserve">    {</w:t>
+      </w:r>
+    </w:p>
+    <w:p>
+      <w:r>
+        <w:rPr>
+          <w:rFonts w:ascii="Consolas" w:hAnsi="Consolas" w:eastAsia="Consolas"/>
+          <w:sz w:val="18"/>
+        </w:rPr>
+        <w:t xml:space="preserve">        GroqChatCompletionResponse response;</w:t>
       </w:r>
     </w:p>
     <w:p>
@@ -2160,7 +2386,34 @@
           <w:rFonts w:ascii="Consolas" w:hAnsi="Consolas"/>
           <w:sz w:val="17"/>
         </w:rPr>
-        <w:t xml:space="preserve">        descriptor = null;</w:t>
+        <w:t xml:space="preserve">        try</w:t>
+      </w:r>
+    </w:p>
+    <w:p>
+      <w:r>
+        <w:rPr>
+          <w:rFonts w:ascii="Consolas" w:hAnsi="Consolas" w:eastAsia="Consolas"/>
+          <w:sz w:val="18"/>
+        </w:rPr>
+        <w:t xml:space="preserve">        {</w:t>
+      </w:r>
+    </w:p>
+    <w:p>
+      <w:r>
+        <w:rPr>
+          <w:rFonts w:ascii="Consolas" w:hAnsi="Consolas" w:eastAsia="Consolas"/>
+          <w:sz w:val="18"/>
+        </w:rPr>
+        <w:t xml:space="preserve">            response = JsonUtility.FromJson&lt;GroqChatCompletionResponse&gt;(responseJson);</w:t>
+      </w:r>
+    </w:p>
+    <w:p>
+      <w:r>
+        <w:rPr>
+          <w:rFonts w:ascii="Consolas" w:hAnsi="Consolas" w:eastAsia="Consolas"/>
+          <w:sz w:val="18"/>
+        </w:rPr>
+        <w:t xml:space="preserve">        }</w:t>
       </w:r>
     </w:p>
     <w:p>
@@ -2169,7 +2422,43 @@
           <w:rFonts w:ascii="Consolas" w:hAnsi="Consolas"/>
           <w:sz w:val="17"/>
         </w:rPr>
-        <w:t xml:space="preserve">        adsr = null;</w:t>
+        <w:t xml:space="preserve">        catch (Exception exception)</w:t>
+      </w:r>
+    </w:p>
+    <w:p>
+      <w:r>
+        <w:rPr>
+          <w:rFonts w:ascii="Consolas" w:hAnsi="Consolas" w:eastAsia="Consolas"/>
+          <w:sz w:val="18"/>
+        </w:rPr>
+        <w:t xml:space="preserve">        {</w:t>
+      </w:r>
+    </w:p>
+    <w:p>
+      <w:r>
+        <w:rPr>
+          <w:rFonts w:ascii="Consolas" w:hAnsi="Consolas" w:eastAsia="Consolas"/>
+          <w:sz w:val="18"/>
+        </w:rPr>
+        <w:t xml:space="preserve">            error = "No se pudo interpretar la respuesta HTTP de GroqCloud: " + exception.Message;</w:t>
+      </w:r>
+    </w:p>
+    <w:p>
+      <w:r>
+        <w:rPr>
+          <w:rFonts w:ascii="Consolas" w:hAnsi="Consolas" w:eastAsia="Consolas"/>
+          <w:sz w:val="18"/>
+        </w:rPr>
+        <w:t xml:space="preserve">            return false;</w:t>
+      </w:r>
+    </w:p>
+    <w:p>
+      <w:r>
+        <w:rPr>
+          <w:rFonts w:ascii="Consolas" w:hAnsi="Consolas" w:eastAsia="Consolas"/>
+          <w:sz w:val="18"/>
+        </w:rPr>
+        <w:t xml:space="preserve">        }</w:t>
       </w:r>
     </w:p>
     <w:p>
@@ -2178,7 +2467,51 @@
           <w:rFonts w:ascii="Consolas" w:hAnsi="Consolas"/>
           <w:sz w:val="17"/>
         </w:rPr>
-        <w:t xml:space="preserve">        error = string.Empty;</w:t>
+      </w:r>
+    </w:p>
+    <w:p>
+      <w:r>
+        <w:rPr>
+          <w:rFonts w:ascii="Consolas" w:hAnsi="Consolas" w:eastAsia="Consolas"/>
+          <w:sz w:val="18"/>
+        </w:rPr>
+        <w:t xml:space="preserve">        if (response != null &amp;&amp; response.error != null &amp;&amp; !string.IsNullOrWhiteSpace(response.error.message))</w:t>
+      </w:r>
+    </w:p>
+    <w:p>
+      <w:r>
+        <w:rPr>
+          <w:rFonts w:ascii="Consolas" w:hAnsi="Consolas" w:eastAsia="Consolas"/>
+          <w:sz w:val="18"/>
+        </w:rPr>
+        <w:t xml:space="preserve">        {</w:t>
+      </w:r>
+    </w:p>
+    <w:p>
+      <w:r>
+        <w:rPr>
+          <w:rFonts w:ascii="Consolas" w:hAnsi="Consolas" w:eastAsia="Consolas"/>
+          <w:sz w:val="18"/>
+        </w:rPr>
+        <w:t xml:space="preserve">            error = "GroqCloud reportó error " + response.error.code + ": " + response.error.message;</w:t>
+      </w:r>
+    </w:p>
+    <w:p>
+      <w:r>
+        <w:rPr>
+          <w:rFonts w:ascii="Consolas" w:hAnsi="Consolas" w:eastAsia="Consolas"/>
+          <w:sz w:val="18"/>
+        </w:rPr>
+        <w:t xml:space="preserve">            return false;</w:t>
+      </w:r>
+    </w:p>
+    <w:p>
+      <w:r>
+        <w:rPr>
+          <w:rFonts w:ascii="Consolas" w:hAnsi="Consolas" w:eastAsia="Consolas"/>
+          <w:sz w:val="18"/>
+        </w:rPr>
+        <w:t xml:space="preserve">        }</w:t>
       </w:r>
     </w:p>
     <w:p>
@@ -2192,10 +2525,81 @@
     <w:p>
       <w:r>
         <w:rPr>
+          <w:rFonts w:ascii="Consolas" w:hAnsi="Consolas" w:eastAsia="Consolas"/>
+          <w:sz w:val="18"/>
+        </w:rPr>
+        <w:t xml:space="preserve">        if (response == null || response.choices == null || response.choices.Length == 0)</w:t>
+      </w:r>
+    </w:p>
+    <w:p>
+      <w:r>
+        <w:rPr>
+          <w:rFonts w:ascii="Consolas" w:hAnsi="Consolas" w:eastAsia="Consolas"/>
+          <w:sz w:val="18"/>
+        </w:rPr>
+        <w:t xml:space="preserve">        {</w:t>
+      </w:r>
+    </w:p>
+    <w:p>
+      <w:r>
+        <w:rPr>
+          <w:rFonts w:ascii="Consolas" w:hAnsi="Consolas" w:eastAsia="Consolas"/>
+          <w:sz w:val="18"/>
+        </w:rPr>
+        <w:t xml:space="preserve">            error = "GroqCloud no devolvió choices en la respuesta.";</w:t>
+      </w:r>
+    </w:p>
+    <w:p>
+      <w:r>
+        <w:rPr>
+          <w:rFonts w:ascii="Consolas" w:hAnsi="Consolas" w:eastAsia="Consolas"/>
+          <w:sz w:val="18"/>
+        </w:rPr>
+        <w:t xml:space="preserve">            return false;</w:t>
+      </w:r>
+    </w:p>
+    <w:p>
+      <w:r>
+        <w:rPr>
+          <w:rFonts w:ascii="Consolas" w:hAnsi="Consolas" w:eastAsia="Consolas"/>
+          <w:sz w:val="18"/>
+        </w:rPr>
+        <w:t xml:space="preserve">        }</w:t>
+      </w:r>
+    </w:p>
+    <w:p>
+      <w:r>
+        <w:rPr>
           <w:rFonts w:ascii="Consolas" w:hAnsi="Consolas"/>
           <w:sz w:val="17"/>
         </w:rPr>
-        <w:t xml:space="preserve">        if (string.IsNullOrWhiteSpace(responseJson))</w:t>
+      </w:r>
+    </w:p>
+    <w:p>
+      <w:r>
+        <w:rPr>
+          <w:rFonts w:ascii="Consolas" w:hAnsi="Consolas" w:eastAsia="Consolas"/>
+          <w:sz w:val="18"/>
+        </w:rPr>
+        <w:t xml:space="preserve">        GroqChoice choice = response.choices[0];</w:t>
+      </w:r>
+    </w:p>
+    <w:p>
+      <w:r>
+        <w:rPr>
+          <w:rFonts w:ascii="Consolas" w:hAnsi="Consolas" w:eastAsia="Consolas"/>
+          <w:sz w:val="18"/>
+        </w:rPr>
+        <w:t xml:space="preserve">        string finishReason = choice != null ? choice.finish_reason : string.Empty;</w:t>
+      </w:r>
+    </w:p>
+    <w:p>
+      <w:r>
+        <w:rPr>
+          <w:rFonts w:ascii="Consolas" w:hAnsi="Consolas" w:eastAsia="Consolas"/>
+          <w:sz w:val="18"/>
+        </w:rPr>
+        <w:t xml:space="preserve">        string structuredJson = choice != null &amp;&amp; choice.message != null ? choice.message.content : string.Empty;</w:t>
       </w:r>
     </w:p>
     <w:p>
@@ -2204,7 +2608,51 @@
           <w:rFonts w:ascii="Consolas" w:hAnsi="Consolas"/>
           <w:sz w:val="17"/>
         </w:rPr>
+      </w:r>
+    </w:p>
+    <w:p>
+      <w:r>
+        <w:rPr>
+          <w:rFonts w:ascii="Consolas" w:hAnsi="Consolas" w:eastAsia="Consolas"/>
+          <w:sz w:val="18"/>
+        </w:rPr>
+        <w:t xml:space="preserve">        if (string.Equals(finishReason, "length", StringComparison.OrdinalIgnoreCase))</w:t>
+      </w:r>
+    </w:p>
+    <w:p>
+      <w:r>
+        <w:rPr>
+          <w:rFonts w:ascii="Consolas" w:hAnsi="Consolas" w:eastAsia="Consolas"/>
+          <w:sz w:val="18"/>
+        </w:rPr>
         <w:t xml:space="preserve">        {</w:t>
+      </w:r>
+    </w:p>
+    <w:p>
+      <w:r>
+        <w:rPr>
+          <w:rFonts w:ascii="Consolas" w:hAnsi="Consolas" w:eastAsia="Consolas"/>
+          <w:sz w:val="18"/>
+        </w:rPr>
+        <w:t xml:space="preserve">            error = "GroqCloud truncó la respuesta antes de completar el JSON. Aumenta maxCompletionTokens o vuelve a intentarlo.";</w:t>
+      </w:r>
+    </w:p>
+    <w:p>
+      <w:r>
+        <w:rPr>
+          <w:rFonts w:ascii="Consolas" w:hAnsi="Consolas" w:eastAsia="Consolas"/>
+          <w:sz w:val="18"/>
+        </w:rPr>
+        <w:t xml:space="preserve">            return false;</w:t>
+      </w:r>
+    </w:p>
+    <w:p>
+      <w:r>
+        <w:rPr>
+          <w:rFonts w:ascii="Consolas" w:hAnsi="Consolas" w:eastAsia="Consolas"/>
+          <w:sz w:val="18"/>
+        </w:rPr>
+        <w:t xml:space="preserve">        }</w:t>
       </w:r>
     </w:p>
     <w:p>
@@ -2213,7 +2661,51 @@
           <w:rFonts w:ascii="Consolas" w:hAnsi="Consolas"/>
           <w:sz w:val="17"/>
         </w:rPr>
-        <w:t xml:space="preserve">            error = "GroqCloud devolvió una respuesta vacía.";</w:t>
+      </w:r>
+    </w:p>
+    <w:p>
+      <w:r>
+        <w:rPr>
+          <w:rFonts w:ascii="Consolas" w:hAnsi="Consolas" w:eastAsia="Consolas"/>
+          <w:sz w:val="18"/>
+        </w:rPr>
+        <w:t xml:space="preserve">        if (string.IsNullOrWhiteSpace(structuredJson))</w:t>
+      </w:r>
+    </w:p>
+    <w:p>
+      <w:r>
+        <w:rPr>
+          <w:rFonts w:ascii="Consolas" w:hAnsi="Consolas" w:eastAsia="Consolas"/>
+          <w:sz w:val="18"/>
+        </w:rPr>
+        <w:t xml:space="preserve">        {</w:t>
+      </w:r>
+    </w:p>
+    <w:p>
+      <w:r>
+        <w:rPr>
+          <w:rFonts w:ascii="Consolas" w:hAnsi="Consolas" w:eastAsia="Consolas"/>
+          <w:sz w:val="18"/>
+        </w:rPr>
+        <w:t xml:space="preserve">            error = "GroqCloud devolvió contenido vacío. Revisa maxCompletionTokens y el estado del modelo.";</w:t>
+      </w:r>
+    </w:p>
+    <w:p>
+      <w:r>
+        <w:rPr>
+          <w:rFonts w:ascii="Consolas" w:hAnsi="Consolas" w:eastAsia="Consolas"/>
+          <w:sz w:val="18"/>
+        </w:rPr>
+        <w:t xml:space="preserve">            return false;</w:t>
+      </w:r>
+    </w:p>
+    <w:p>
+      <w:r>
+        <w:rPr>
+          <w:rFonts w:ascii="Consolas" w:hAnsi="Consolas" w:eastAsia="Consolas"/>
+          <w:sz w:val="18"/>
+        </w:rPr>
+        <w:t xml:space="preserve">        }</w:t>
       </w:r>
     </w:p>
     <w:p>
@@ -2222,7 +2714,83 @@
           <w:rFonts w:ascii="Consolas" w:hAnsi="Consolas"/>
           <w:sz w:val="17"/>
         </w:rPr>
-        <w:t xml:space="preserve">            return false;</w:t>
+      </w:r>
+    </w:p>
+    <w:p>
+      <w:r>
+        <w:rPr>
+          <w:rFonts w:ascii="Consolas" w:hAnsi="Consolas" w:eastAsia="Consolas"/>
+          <w:sz w:val="18"/>
+        </w:rPr>
+        <w:t xml:space="preserve">        structuredJson = ExtractJsonObject(structuredJson);</w:t>
+      </w:r>
+    </w:p>
+    <w:p>
+      <w:r>
+        <w:rPr>
+          <w:rFonts w:ascii="Consolas" w:hAnsi="Consolas" w:eastAsia="Consolas"/>
+          <w:sz w:val="18"/>
+        </w:rPr>
+        <w:t xml:space="preserve">        return TryParseStructuredTimbreJson(structuredJson, out descriptor, out adsr, out error);</w:t>
+      </w:r>
+    </w:p>
+    <w:p>
+      <w:r>
+        <w:rPr>
+          <w:rFonts w:ascii="Consolas" w:hAnsi="Consolas" w:eastAsia="Consolas"/>
+          <w:sz w:val="18"/>
+        </w:rPr>
+        <w:t xml:space="preserve">    }</w:t>
+      </w:r>
+    </w:p>
+    <w:p>
+      <w:r>
+        <w:t>GroqCloud devuelve choices. La implementacion toma choices[0].message.content. Si finish_reason es length, se reporta que el JSON fue truncado. Si content esta vacio, se muestra un error pedagogico. ExtractJsonObject tolera texto accidental alrededor del JSON, aunque el prompt pide no generarlo.</w:t>
+      </w:r>
+    </w:p>
+    <w:p>
+      <w:r>
+        <w:rPr>
+          <w:rFonts w:ascii="Consolas" w:hAnsi="Consolas" w:eastAsia="Consolas"/>
+          <w:sz w:val="18"/>
+        </w:rPr>
+        <w:t>private bool TryParseStructuredTimbreJson(string structuredJson, out TimbreDescriptor descriptor, out ADSRDescriptor adsr, out string error)</w:t>
+      </w:r>
+    </w:p>
+    <w:p>
+      <w:r>
+        <w:rPr>
+          <w:rFonts w:ascii="Consolas" w:hAnsi="Consolas" w:eastAsia="Consolas"/>
+          <w:sz w:val="18"/>
+        </w:rPr>
+        <w:t xml:space="preserve">    {</w:t>
+      </w:r>
+    </w:p>
+    <w:p>
+      <w:r>
+        <w:rPr>
+          <w:rFonts w:ascii="Consolas" w:hAnsi="Consolas" w:eastAsia="Consolas"/>
+          <w:sz w:val="18"/>
+        </w:rPr>
+        <w:t xml:space="preserve">        descriptor = null;</w:t>
+      </w:r>
+    </w:p>
+    <w:p>
+      <w:r>
+        <w:rPr>
+          <w:rFonts w:ascii="Consolas" w:hAnsi="Consolas" w:eastAsia="Consolas"/>
+          <w:sz w:val="18"/>
+        </w:rPr>
+        <w:t xml:space="preserve">        adsr = null;</w:t>
+      </w:r>
+    </w:p>
+    <w:p>
+      <w:r>
+        <w:rPr>
+          <w:rFonts w:ascii="Consolas" w:hAnsi="Consolas" w:eastAsia="Consolas"/>
+          <w:sz w:val="18"/>
+        </w:rPr>
+        <w:t xml:space="preserve">        error = string.Empty;</w:t>
       </w:r>
     </w:p>
     <w:p>
@@ -2231,6 +2799,50 @@
           <w:rFonts w:ascii="Consolas" w:hAnsi="Consolas"/>
           <w:sz w:val="17"/>
         </w:rPr>
+      </w:r>
+    </w:p>
+    <w:p>
+      <w:r>
+        <w:rPr>
+          <w:rFonts w:ascii="Consolas" w:hAnsi="Consolas" w:eastAsia="Consolas"/>
+          <w:sz w:val="18"/>
+        </w:rPr>
+        <w:t xml:space="preserve">        if (!LooksLikeStructuredTimbreJson(structuredJson))</w:t>
+      </w:r>
+    </w:p>
+    <w:p>
+      <w:r>
+        <w:rPr>
+          <w:rFonts w:ascii="Consolas" w:hAnsi="Consolas" w:eastAsia="Consolas"/>
+          <w:sz w:val="18"/>
+        </w:rPr>
+        <w:t xml:space="preserve">        {</w:t>
+      </w:r>
+    </w:p>
+    <w:p>
+      <w:r>
+        <w:rPr>
+          <w:rFonts w:ascii="Consolas" w:hAnsi="Consolas" w:eastAsia="Consolas"/>
+          <w:sz w:val="18"/>
+        </w:rPr>
+        <w:t xml:space="preserve">            error = "GroqCloud no devolvió el contrato JSON esperado para timbre, armónicos y ADSR.";</w:t>
+      </w:r>
+    </w:p>
+    <w:p>
+      <w:r>
+        <w:rPr>
+          <w:rFonts w:ascii="Consolas" w:hAnsi="Consolas" w:eastAsia="Consolas"/>
+          <w:sz w:val="18"/>
+        </w:rPr>
+        <w:t xml:space="preserve">            return false;</w:t>
+      </w:r>
+    </w:p>
+    <w:p>
+      <w:r>
+        <w:rPr>
+          <w:rFonts w:ascii="Consolas" w:hAnsi="Consolas" w:eastAsia="Consolas"/>
+          <w:sz w:val="18"/>
+        </w:rPr>
         <w:t xml:space="preserve">        }</w:t>
       </w:r>
     </w:p>
@@ -2245,10 +2857,46 @@
     <w:p>
       <w:r>
         <w:rPr>
+          <w:rFonts w:ascii="Consolas" w:hAnsi="Consolas" w:eastAsia="Consolas"/>
+          <w:sz w:val="18"/>
+        </w:rPr>
+        <w:t xml:space="preserve">        GroqStructuredTimbre structured;</w:t>
+      </w:r>
+    </w:p>
+    <w:p>
+      <w:r>
+        <w:rPr>
           <w:rFonts w:ascii="Consolas" w:hAnsi="Consolas"/>
           <w:sz w:val="17"/>
         </w:rPr>
-        <w:t xml:space="preserve">        GroqChatCompletionResponse response;</w:t>
+        <w:t xml:space="preserve">        try</w:t>
+      </w:r>
+    </w:p>
+    <w:p>
+      <w:r>
+        <w:rPr>
+          <w:rFonts w:ascii="Consolas" w:hAnsi="Consolas" w:eastAsia="Consolas"/>
+          <w:sz w:val="18"/>
+        </w:rPr>
+        <w:t xml:space="preserve">        {</w:t>
+      </w:r>
+    </w:p>
+    <w:p>
+      <w:r>
+        <w:rPr>
+          <w:rFonts w:ascii="Consolas" w:hAnsi="Consolas" w:eastAsia="Consolas"/>
+          <w:sz w:val="18"/>
+        </w:rPr>
+        <w:t xml:space="preserve">            structured = JsonUtility.FromJson&lt;GroqStructuredTimbre&gt;(structuredJson);</w:t>
+      </w:r>
+    </w:p>
+    <w:p>
+      <w:r>
+        <w:rPr>
+          <w:rFonts w:ascii="Consolas" w:hAnsi="Consolas" w:eastAsia="Consolas"/>
+          <w:sz w:val="18"/>
+        </w:rPr>
+        <w:t xml:space="preserve">        }</w:t>
       </w:r>
     </w:p>
     <w:p>
@@ -2257,7 +2905,43 @@
           <w:rFonts w:ascii="Consolas" w:hAnsi="Consolas"/>
           <w:sz w:val="17"/>
         </w:rPr>
-        <w:t xml:space="preserve">        try</w:t>
+        <w:t xml:space="preserve">        catch (Exception exception)</w:t>
+      </w:r>
+    </w:p>
+    <w:p>
+      <w:r>
+        <w:rPr>
+          <w:rFonts w:ascii="Consolas" w:hAnsi="Consolas" w:eastAsia="Consolas"/>
+          <w:sz w:val="18"/>
+        </w:rPr>
+        <w:t xml:space="preserve">        {</w:t>
+      </w:r>
+    </w:p>
+    <w:p>
+      <w:r>
+        <w:rPr>
+          <w:rFonts w:ascii="Consolas" w:hAnsi="Consolas" w:eastAsia="Consolas"/>
+          <w:sz w:val="18"/>
+        </w:rPr>
+        <w:t xml:space="preserve">            error = "GroqCloud devolvió JSON inválido: " + exception.Message;</w:t>
+      </w:r>
+    </w:p>
+    <w:p>
+      <w:r>
+        <w:rPr>
+          <w:rFonts w:ascii="Consolas" w:hAnsi="Consolas" w:eastAsia="Consolas"/>
+          <w:sz w:val="18"/>
+        </w:rPr>
+        <w:t xml:space="preserve">            return false;</w:t>
+      </w:r>
+    </w:p>
+    <w:p>
+      <w:r>
+        <w:rPr>
+          <w:rFonts w:ascii="Consolas" w:hAnsi="Consolas" w:eastAsia="Consolas"/>
+          <w:sz w:val="18"/>
+        </w:rPr>
+        <w:t xml:space="preserve">        }</w:t>
       </w:r>
     </w:p>
     <w:p>
@@ -2266,7 +2950,51 @@
           <w:rFonts w:ascii="Consolas" w:hAnsi="Consolas"/>
           <w:sz w:val="17"/>
         </w:rPr>
+      </w:r>
+    </w:p>
+    <w:p>
+      <w:r>
+        <w:rPr>
+          <w:rFonts w:ascii="Consolas" w:hAnsi="Consolas" w:eastAsia="Consolas"/>
+          <w:sz w:val="18"/>
+        </w:rPr>
+        <w:t xml:space="preserve">        if (structured == null)</w:t>
+      </w:r>
+    </w:p>
+    <w:p>
+      <w:r>
+        <w:rPr>
+          <w:rFonts w:ascii="Consolas" w:hAnsi="Consolas" w:eastAsia="Consolas"/>
+          <w:sz w:val="18"/>
+        </w:rPr>
         <w:t xml:space="preserve">        {</w:t>
+      </w:r>
+    </w:p>
+    <w:p>
+      <w:r>
+        <w:rPr>
+          <w:rFonts w:ascii="Consolas" w:hAnsi="Consolas" w:eastAsia="Consolas"/>
+          <w:sz w:val="18"/>
+        </w:rPr>
+        <w:t xml:space="preserve">            error = "GroqCloud devolvió JSON vacío.";</w:t>
+      </w:r>
+    </w:p>
+    <w:p>
+      <w:r>
+        <w:rPr>
+          <w:rFonts w:ascii="Consolas" w:hAnsi="Consolas" w:eastAsia="Consolas"/>
+          <w:sz w:val="18"/>
+        </w:rPr>
+        <w:t xml:space="preserve">            return false;</w:t>
+      </w:r>
+    </w:p>
+    <w:p>
+      <w:r>
+        <w:rPr>
+          <w:rFonts w:ascii="Consolas" w:hAnsi="Consolas" w:eastAsia="Consolas"/>
+          <w:sz w:val="18"/>
+        </w:rPr>
+        <w:t xml:space="preserve">        }</w:t>
       </w:r>
     </w:p>
     <w:p>
@@ -2275,7 +3003,60 @@
           <w:rFonts w:ascii="Consolas" w:hAnsi="Consolas"/>
           <w:sz w:val="17"/>
         </w:rPr>
-        <w:t xml:space="preserve">            response = JsonUtility.FromJson&lt;GroqChatCompletionResponse&gt;(responseJson);</w:t>
+      </w:r>
+    </w:p>
+    <w:p>
+      <w:r>
+        <w:rPr>
+          <w:rFonts w:ascii="Consolas" w:hAnsi="Consolas" w:eastAsia="Consolas"/>
+          <w:sz w:val="18"/>
+        </w:rPr>
+        <w:t xml:space="preserve">        descriptor = structured.timbre ?? new TimbreDescriptor();</w:t>
+      </w:r>
+    </w:p>
+    <w:p>
+      <w:r>
+        <w:rPr>
+          <w:rFonts w:ascii="Consolas" w:hAnsi="Consolas" w:eastAsia="Consolas"/>
+          <w:sz w:val="18"/>
+        </w:rPr>
+        <w:t xml:space="preserve">        if (structured.harmonics == null || structured.harmonics.Length == 0)</w:t>
+      </w:r>
+    </w:p>
+    <w:p>
+      <w:r>
+        <w:rPr>
+          <w:rFonts w:ascii="Consolas" w:hAnsi="Consolas" w:eastAsia="Consolas"/>
+          <w:sz w:val="18"/>
+        </w:rPr>
+        <w:t xml:space="preserve">        {</w:t>
+      </w:r>
+    </w:p>
+    <w:p>
+      <w:r>
+        <w:rPr>
+          <w:rFonts w:ascii="Consolas" w:hAnsi="Consolas" w:eastAsia="Consolas"/>
+          <w:sz w:val="18"/>
+        </w:rPr>
+        <w:t xml:space="preserve">            error = "GroqCloud devolvió un descriptor sin armónicos.";</w:t>
+      </w:r>
+    </w:p>
+    <w:p>
+      <w:r>
+        <w:rPr>
+          <w:rFonts w:ascii="Consolas" w:hAnsi="Consolas" w:eastAsia="Consolas"/>
+          <w:sz w:val="18"/>
+        </w:rPr>
+        <w:t xml:space="preserve">            return false;</w:t>
+      </w:r>
+    </w:p>
+    <w:p>
+      <w:r>
+        <w:rPr>
+          <w:rFonts w:ascii="Consolas" w:hAnsi="Consolas" w:eastAsia="Consolas"/>
+          <w:sz w:val="18"/>
+        </w:rPr>
+        <w:t xml:space="preserve">        }</w:t>
       </w:r>
     </w:p>
     <w:p>
@@ -2284,7 +3065,24 @@
           <w:rFonts w:ascii="Consolas" w:hAnsi="Consolas"/>
           <w:sz w:val="17"/>
         </w:rPr>
-        <w:t xml:space="preserve">        }</w:t>
+      </w:r>
+    </w:p>
+    <w:p>
+      <w:r>
+        <w:rPr>
+          <w:rFonts w:ascii="Consolas" w:hAnsi="Consolas" w:eastAsia="Consolas"/>
+          <w:sz w:val="18"/>
+        </w:rPr>
+        <w:t xml:space="preserve">        descriptor.harmonics = structured.harmonics;</w:t>
+      </w:r>
+    </w:p>
+    <w:p>
+      <w:r>
+        <w:rPr>
+          <w:rFonts w:ascii="Consolas" w:hAnsi="Consolas" w:eastAsia="Consolas"/>
+          <w:sz w:val="18"/>
+        </w:rPr>
+        <w:t xml:space="preserve">        adsr = structured.adsr ?? new ADSRDescriptor();</w:t>
       </w:r>
     </w:p>
     <w:p>
@@ -2293,7 +3091,42 @@
           <w:rFonts w:ascii="Consolas" w:hAnsi="Consolas"/>
           <w:sz w:val="17"/>
         </w:rPr>
-        <w:t xml:space="preserve">        catch (Exception exception)</w:t>
+      </w:r>
+    </w:p>
+    <w:p>
+      <w:r>
+        <w:rPr>
+          <w:rFonts w:ascii="Consolas" w:hAnsi="Consolas" w:eastAsia="Consolas"/>
+          <w:sz w:val="18"/>
+        </w:rPr>
+        <w:t xml:space="preserve">        ValidateDescriptor(descriptor);</w:t>
+      </w:r>
+    </w:p>
+    <w:p>
+      <w:r>
+        <w:rPr>
+          <w:rFonts w:ascii="Consolas" w:hAnsi="Consolas" w:eastAsia="Consolas"/>
+          <w:sz w:val="18"/>
+        </w:rPr>
+        <w:t xml:space="preserve">        ValidateAdsr(adsr);</w:t>
+      </w:r>
+    </w:p>
+    <w:p>
+      <w:r>
+        <w:rPr>
+          <w:rFonts w:ascii="Consolas" w:hAnsi="Consolas" w:eastAsia="Consolas"/>
+          <w:sz w:val="18"/>
+        </w:rPr>
+        <w:t xml:space="preserve">        return true;</w:t>
+      </w:r>
+    </w:p>
+    <w:p>
+      <w:r>
+        <w:rPr>
+          <w:rFonts w:ascii="Consolas" w:hAnsi="Consolas" w:eastAsia="Consolas"/>
+          <w:sz w:val="18"/>
+        </w:rPr>
+        <w:t xml:space="preserve">    }</w:t>
       </w:r>
     </w:p>
     <w:p>
@@ -2302,7 +3135,42 @@
           <w:rFonts w:ascii="Consolas" w:hAnsi="Consolas"/>
           <w:sz w:val="17"/>
         </w:rPr>
-        <w:t xml:space="preserve">        {</w:t>
+      </w:r>
+    </w:p>
+    <w:p>
+      <w:r>
+        <w:rPr>
+          <w:rFonts w:ascii="Consolas" w:hAnsi="Consolas" w:eastAsia="Consolas"/>
+          <w:sz w:val="18"/>
+        </w:rPr>
+        <w:t xml:space="preserve">    private static bool LooksLikeStructuredTimbreJson(string json)</w:t>
+      </w:r>
+    </w:p>
+    <w:p>
+      <w:r>
+        <w:rPr>
+          <w:rFonts w:ascii="Consolas" w:hAnsi="Consolas" w:eastAsia="Consolas"/>
+          <w:sz w:val="18"/>
+        </w:rPr>
+        <w:t xml:space="preserve">    {</w:t>
+      </w:r>
+    </w:p>
+    <w:p>
+      <w:r>
+        <w:rPr>
+          <w:rFonts w:ascii="Consolas" w:hAnsi="Consolas" w:eastAsia="Consolas"/>
+          <w:sz w:val="18"/>
+        </w:rPr>
+        <w:t xml:space="preserve">        if (string.IsNullOrWhiteSpace(json))</w:t>
+      </w:r>
+    </w:p>
+    <w:p>
+      <w:r>
+        <w:rPr>
+          <w:rFonts w:ascii="Consolas" w:hAnsi="Consolas" w:eastAsia="Consolas"/>
+          <w:sz w:val="18"/>
+        </w:rPr>
+        <w:t xml:space="preserve">            return false;</w:t>
       </w:r>
     </w:p>
     <w:p>
@@ -2311,7 +3179,6 @@
           <w:rFonts w:ascii="Consolas" w:hAnsi="Consolas"/>
           <w:sz w:val="17"/>
         </w:rPr>
-        <w:t xml:space="preserve">            error = "No se pudo interpretar la respuesta HTTP de GroqCloud: " + exception.Message;</w:t>
       </w:r>
     </w:p>
     <w:p>
@@ -2320,7 +3187,7 @@
           <w:rFonts w:ascii="Consolas" w:hAnsi="Consolas"/>
           <w:sz w:val="17"/>
         </w:rPr>
-        <w:t xml:space="preserve">            return false;</w:t>
+        <w:t xml:space="preserve">        return json.Contains("\"timbre\"") &amp;&amp;</w:t>
       </w:r>
     </w:p>
     <w:p>
@@ -2329,7 +3196,25 @@
           <w:rFonts w:ascii="Consolas" w:hAnsi="Consolas"/>
           <w:sz w:val="17"/>
         </w:rPr>
-        <w:t xml:space="preserve">        }</w:t>
+        <w:t xml:space="preserve">               json.Contains("\"harmonics\"") &amp;&amp;</w:t>
+      </w:r>
+    </w:p>
+    <w:p>
+      <w:r>
+        <w:rPr>
+          <w:rFonts w:ascii="Consolas" w:hAnsi="Consolas" w:eastAsia="Consolas"/>
+          <w:sz w:val="18"/>
+        </w:rPr>
+        <w:t xml:space="preserve">               json.Contains("\"adsr\"");</w:t>
+      </w:r>
+    </w:p>
+    <w:p>
+      <w:r>
+        <w:rPr>
+          <w:rFonts w:ascii="Consolas" w:hAnsi="Consolas" w:eastAsia="Consolas"/>
+          <w:sz w:val="18"/>
+        </w:rPr>
+        <w:t xml:space="preserve">    }</w:t>
       </w:r>
     </w:p>
     <w:p>
@@ -2343,10 +3228,63 @@
     <w:p>
       <w:r>
         <w:rPr>
+          <w:rFonts w:ascii="Consolas" w:hAnsi="Consolas" w:eastAsia="Consolas"/>
+          <w:sz w:val="18"/>
+        </w:rPr>
+        <w:t xml:space="preserve">    private static string ExtractJsonObject(string text)</w:t>
+      </w:r>
+    </w:p>
+    <w:p>
+      <w:r>
+        <w:rPr>
+          <w:rFonts w:ascii="Consolas" w:hAnsi="Consolas" w:eastAsia="Consolas"/>
+          <w:sz w:val="18"/>
+        </w:rPr>
+        <w:t xml:space="preserve">    {</w:t>
+      </w:r>
+    </w:p>
+    <w:p>
+      <w:r>
+        <w:rPr>
+          <w:rFonts w:ascii="Consolas" w:hAnsi="Consolas" w:eastAsia="Consolas"/>
+          <w:sz w:val="18"/>
+        </w:rPr>
+        <w:t xml:space="preserve">        if (string.IsNullOrWhiteSpace(text))</w:t>
+      </w:r>
+    </w:p>
+    <w:p>
+      <w:r>
+        <w:rPr>
+          <w:rFonts w:ascii="Consolas" w:hAnsi="Consolas" w:eastAsia="Consolas"/>
+          <w:sz w:val="18"/>
+        </w:rPr>
+        <w:t xml:space="preserve">            return string.Empty;</w:t>
+      </w:r>
+    </w:p>
+    <w:p>
+      <w:r>
+        <w:rPr>
           <w:rFonts w:ascii="Consolas" w:hAnsi="Consolas"/>
           <w:sz w:val="17"/>
         </w:rPr>
-        <w:t xml:space="preserve">        if (response != null &amp;&amp; response.error != null &amp;&amp; !string.IsNullOrWhiteSpace(response.error.message))</w:t>
+      </w:r>
+    </w:p>
+    <w:p>
+      <w:r>
+        <w:rPr>
+          <w:rFonts w:ascii="Consolas" w:hAnsi="Consolas" w:eastAsia="Consolas"/>
+          <w:sz w:val="18"/>
+        </w:rPr>
+        <w:t xml:space="preserve">        int start = text.IndexOf('{');</w:t>
+      </w:r>
+    </w:p>
+    <w:p>
+      <w:r>
+        <w:rPr>
+          <w:rFonts w:ascii="Consolas" w:hAnsi="Consolas" w:eastAsia="Consolas"/>
+          <w:sz w:val="18"/>
+        </w:rPr>
+        <w:t xml:space="preserve">        int end = text.LastIndexOf('}');</w:t>
       </w:r>
     </w:p>
     <w:p>
@@ -2355,7 +3293,24 @@
           <w:rFonts w:ascii="Consolas" w:hAnsi="Consolas"/>
           <w:sz w:val="17"/>
         </w:rPr>
-        <w:t xml:space="preserve">        {</w:t>
+      </w:r>
+    </w:p>
+    <w:p>
+      <w:r>
+        <w:rPr>
+          <w:rFonts w:ascii="Consolas" w:hAnsi="Consolas" w:eastAsia="Consolas"/>
+          <w:sz w:val="18"/>
+        </w:rPr>
+        <w:t xml:space="preserve">        if (start &gt;= 0 &amp;&amp; end &gt; start)</w:t>
+      </w:r>
+    </w:p>
+    <w:p>
+      <w:r>
+        <w:rPr>
+          <w:rFonts w:ascii="Consolas" w:hAnsi="Consolas" w:eastAsia="Consolas"/>
+          <w:sz w:val="18"/>
+        </w:rPr>
+        <w:t xml:space="preserve">            return text.Substring(start, end - start + 1);</w:t>
       </w:r>
     </w:p>
     <w:p>
@@ -2364,839 +3319,13 @@
           <w:rFonts w:ascii="Consolas" w:hAnsi="Consolas"/>
           <w:sz w:val="17"/>
         </w:rPr>
-        <w:t xml:space="preserve">            error = "GroqCloud reportó error " + response.error.code + ": " + response.error.message;</w:t>
-      </w:r>
-    </w:p>
-    <w:p>
-      <w:r>
-        <w:rPr>
-          <w:rFonts w:ascii="Consolas" w:hAnsi="Consolas"/>
-          <w:sz w:val="17"/>
-        </w:rPr>
-        <w:t xml:space="preserve">            return false;</w:t>
-      </w:r>
-    </w:p>
-    <w:p>
-      <w:r>
-        <w:rPr>
-          <w:rFonts w:ascii="Consolas" w:hAnsi="Consolas"/>
-          <w:sz w:val="17"/>
-        </w:rPr>
-        <w:t xml:space="preserve">        }</w:t>
-      </w:r>
-    </w:p>
-    <w:p>
-      <w:r>
-        <w:rPr>
-          <w:rFonts w:ascii="Consolas" w:hAnsi="Consolas"/>
-          <w:sz w:val="17"/>
-        </w:rPr>
-      </w:r>
-    </w:p>
-    <w:p>
-      <w:r>
-        <w:rPr>
-          <w:rFonts w:ascii="Consolas" w:hAnsi="Consolas"/>
-          <w:sz w:val="17"/>
-        </w:rPr>
-        <w:t xml:space="preserve">        if (response == null || response.choices == null || response.choices.Length == 0)</w:t>
-      </w:r>
-    </w:p>
-    <w:p>
-      <w:r>
-        <w:rPr>
-          <w:rFonts w:ascii="Consolas" w:hAnsi="Consolas"/>
-          <w:sz w:val="17"/>
-        </w:rPr>
-        <w:t xml:space="preserve">        {</w:t>
-      </w:r>
-    </w:p>
-    <w:p>
-      <w:r>
-        <w:rPr>
-          <w:rFonts w:ascii="Consolas" w:hAnsi="Consolas"/>
-          <w:sz w:val="17"/>
-        </w:rPr>
-        <w:t xml:space="preserve">            error = "GroqCloud no devolvió choices en la respuesta.";</w:t>
-      </w:r>
-    </w:p>
-    <w:p>
-      <w:r>
-        <w:rPr>
-          <w:rFonts w:ascii="Consolas" w:hAnsi="Consolas"/>
-          <w:sz w:val="17"/>
-        </w:rPr>
-        <w:t xml:space="preserve">            return false;</w:t>
-      </w:r>
-    </w:p>
-    <w:p>
-      <w:r>
-        <w:rPr>
-          <w:rFonts w:ascii="Consolas" w:hAnsi="Consolas"/>
-          <w:sz w:val="17"/>
-        </w:rPr>
-        <w:t xml:space="preserve">        }</w:t>
-      </w:r>
-    </w:p>
-    <w:p>
-      <w:r>
-        <w:rPr>
-          <w:rFonts w:ascii="Consolas" w:hAnsi="Consolas"/>
-          <w:sz w:val="17"/>
-        </w:rPr>
-      </w:r>
-    </w:p>
-    <w:p>
-      <w:r>
-        <w:rPr>
-          <w:rFonts w:ascii="Consolas" w:hAnsi="Consolas"/>
-          <w:sz w:val="17"/>
-        </w:rPr>
-        <w:t xml:space="preserve">        GroqChoice choice = response.choices[0];</w:t>
-      </w:r>
-    </w:p>
-    <w:p>
-      <w:r>
-        <w:rPr>
-          <w:rFonts w:ascii="Consolas" w:hAnsi="Consolas"/>
-          <w:sz w:val="17"/>
-        </w:rPr>
-        <w:t xml:space="preserve">        string finishReason = choice != null ? choice.finish_reason : string.Empty;</w:t>
-      </w:r>
-    </w:p>
-    <w:p>
-      <w:r>
-        <w:rPr>
-          <w:rFonts w:ascii="Consolas" w:hAnsi="Consolas"/>
-          <w:sz w:val="17"/>
-        </w:rPr>
-        <w:t xml:space="preserve">        string structuredJson = choice != null &amp;&amp; choice.message != null ? choice.message.content : string.Empty;</w:t>
-      </w:r>
-    </w:p>
-    <w:p>
-      <w:r>
-        <w:rPr>
-          <w:rFonts w:ascii="Consolas" w:hAnsi="Consolas"/>
-          <w:sz w:val="17"/>
-        </w:rPr>
-      </w:r>
-    </w:p>
-    <w:p>
-      <w:r>
-        <w:rPr>
-          <w:rFonts w:ascii="Consolas" w:hAnsi="Consolas"/>
-          <w:sz w:val="17"/>
-        </w:rPr>
-        <w:t xml:space="preserve">        if (string.Equals(finishReason, "length", StringComparison.OrdinalIgnoreCase))</w:t>
-      </w:r>
-    </w:p>
-    <w:p>
-      <w:r>
-        <w:rPr>
-          <w:rFonts w:ascii="Consolas" w:hAnsi="Consolas"/>
-          <w:sz w:val="17"/>
-        </w:rPr>
-        <w:t xml:space="preserve">        {</w:t>
-      </w:r>
-    </w:p>
-    <w:p>
-      <w:r>
-        <w:rPr>
-          <w:rFonts w:ascii="Consolas" w:hAnsi="Consolas"/>
-          <w:sz w:val="17"/>
-        </w:rPr>
-        <w:t xml:space="preserve">            error = "GroqCloud truncó la respuesta antes de completar el JSON. Aumenta maxCompletionTokens o vuelve a intentarlo.";</w:t>
-      </w:r>
-    </w:p>
-    <w:p>
-      <w:r>
-        <w:rPr>
-          <w:rFonts w:ascii="Consolas" w:hAnsi="Consolas"/>
-          <w:sz w:val="17"/>
-        </w:rPr>
-        <w:t xml:space="preserve">            return false;</w:t>
-      </w:r>
-    </w:p>
-    <w:p>
-      <w:r>
-        <w:rPr>
-          <w:rFonts w:ascii="Consolas" w:hAnsi="Consolas"/>
-          <w:sz w:val="17"/>
-        </w:rPr>
-        <w:t xml:space="preserve">        }</w:t>
-      </w:r>
-    </w:p>
-    <w:p>
-      <w:r>
-        <w:rPr>
-          <w:rFonts w:ascii="Consolas" w:hAnsi="Consolas"/>
-          <w:sz w:val="17"/>
-        </w:rPr>
-      </w:r>
-    </w:p>
-    <w:p>
-      <w:r>
-        <w:rPr>
-          <w:rFonts w:ascii="Consolas" w:hAnsi="Consolas"/>
-          <w:sz w:val="17"/>
-        </w:rPr>
-        <w:t xml:space="preserve">        if (string.IsNullOrWhiteSpace(structuredJson))</w:t>
-      </w:r>
-    </w:p>
-    <w:p>
-      <w:r>
-        <w:rPr>
-          <w:rFonts w:ascii="Consolas" w:hAnsi="Consolas"/>
-          <w:sz w:val="17"/>
-        </w:rPr>
-        <w:t xml:space="preserve">        {</w:t>
-      </w:r>
-    </w:p>
-    <w:p>
-      <w:r>
-        <w:rPr>
-          <w:rFonts w:ascii="Consolas" w:hAnsi="Consolas"/>
-          <w:sz w:val="17"/>
-        </w:rPr>
-        <w:t xml:space="preserve">            error = "GroqCloud devolvió contenido vacío. Revisa maxCompletionTokens y el estado del modelo.";</w:t>
-      </w:r>
-    </w:p>
-    <w:p>
-      <w:r>
-        <w:rPr>
-          <w:rFonts w:ascii="Consolas" w:hAnsi="Consolas"/>
-          <w:sz w:val="17"/>
-        </w:rPr>
-        <w:t xml:space="preserve">            return false;</w:t>
-      </w:r>
-    </w:p>
-    <w:p>
-      <w:r>
-        <w:rPr>
-          <w:rFonts w:ascii="Consolas" w:hAnsi="Consolas"/>
-          <w:sz w:val="17"/>
-        </w:rPr>
-        <w:t xml:space="preserve">        }</w:t>
-      </w:r>
-    </w:p>
-    <w:p>
-      <w:r>
-        <w:rPr>
-          <w:rFonts w:ascii="Consolas" w:hAnsi="Consolas"/>
-          <w:sz w:val="17"/>
-        </w:rPr>
-      </w:r>
-    </w:p>
-    <w:p>
-      <w:r>
-        <w:rPr>
-          <w:rFonts w:ascii="Consolas" w:hAnsi="Consolas"/>
-          <w:sz w:val="17"/>
-        </w:rPr>
-        <w:t xml:space="preserve">        structuredJson = ExtractJsonObject(structuredJson);</w:t>
-      </w:r>
-    </w:p>
-    <w:p>
-      <w:r>
-        <w:rPr>
-          <w:rFonts w:ascii="Consolas" w:hAnsi="Consolas"/>
-          <w:sz w:val="17"/>
-        </w:rPr>
-        <w:t xml:space="preserve">        return TryParseStructuredTimbreJson(structuredJson, out descriptor, out adsr, out error);</w:t>
-      </w:r>
-    </w:p>
-    <w:p>
-      <w:r>
-        <w:rPr>
-          <w:rFonts w:ascii="Consolas" w:hAnsi="Consolas"/>
-          <w:sz w:val="17"/>
-        </w:rPr>
-        <w:t xml:space="preserve">    }</w:t>
-      </w:r>
-    </w:p>
-    <w:p>
-      <w:r>
-        <w:t>GroqCloud devuelve choices. La implementacion toma choices[0].message.content. Si finish_reason es length, se reporta que el JSON fue truncado. Si content esta vacio, se muestra un error pedagogico. ExtractJsonObject tolera texto accidental alrededor del JSON, aunque el prompt pide no generarlo.</w:t>
-      </w:r>
-    </w:p>
-    <w:p>
-      <w:r>
-        <w:rPr>
-          <w:rFonts w:ascii="Consolas" w:hAnsi="Consolas"/>
-          <w:sz w:val="17"/>
-        </w:rPr>
-        <w:t>private bool TryParseStructuredTimbreJson(string structuredJson, out TimbreDescriptor descriptor, out ADSRDescriptor adsr, out string error)</w:t>
-      </w:r>
-    </w:p>
-    <w:p>
-      <w:r>
-        <w:rPr>
-          <w:rFonts w:ascii="Consolas" w:hAnsi="Consolas"/>
-          <w:sz w:val="17"/>
-        </w:rPr>
-        <w:t xml:space="preserve">    {</w:t>
-      </w:r>
-    </w:p>
-    <w:p>
-      <w:r>
-        <w:rPr>
-          <w:rFonts w:ascii="Consolas" w:hAnsi="Consolas"/>
-          <w:sz w:val="17"/>
-        </w:rPr>
-        <w:t xml:space="preserve">        descriptor = null;</w:t>
-      </w:r>
-    </w:p>
-    <w:p>
-      <w:r>
-        <w:rPr>
-          <w:rFonts w:ascii="Consolas" w:hAnsi="Consolas"/>
-          <w:sz w:val="17"/>
-        </w:rPr>
-        <w:t xml:space="preserve">        adsr = null;</w:t>
-      </w:r>
-    </w:p>
-    <w:p>
-      <w:r>
-        <w:rPr>
-          <w:rFonts w:ascii="Consolas" w:hAnsi="Consolas"/>
-          <w:sz w:val="17"/>
-        </w:rPr>
-        <w:t xml:space="preserve">        error = string.Empty;</w:t>
-      </w:r>
-    </w:p>
-    <w:p>
-      <w:r>
-        <w:rPr>
-          <w:rFonts w:ascii="Consolas" w:hAnsi="Consolas"/>
-          <w:sz w:val="17"/>
-        </w:rPr>
-      </w:r>
-    </w:p>
-    <w:p>
-      <w:r>
-        <w:rPr>
-          <w:rFonts w:ascii="Consolas" w:hAnsi="Consolas"/>
-          <w:sz w:val="17"/>
-        </w:rPr>
-        <w:t xml:space="preserve">        if (!LooksLikeStructuredTimbreJson(structuredJson))</w:t>
-      </w:r>
-    </w:p>
-    <w:p>
-      <w:r>
-        <w:rPr>
-          <w:rFonts w:ascii="Consolas" w:hAnsi="Consolas"/>
-          <w:sz w:val="17"/>
-        </w:rPr>
-        <w:t xml:space="preserve">        {</w:t>
-      </w:r>
-    </w:p>
-    <w:p>
-      <w:r>
-        <w:rPr>
-          <w:rFonts w:ascii="Consolas" w:hAnsi="Consolas"/>
-          <w:sz w:val="17"/>
-        </w:rPr>
-        <w:t xml:space="preserve">            error = "GroqCloud no devolvió el contrato JSON esperado para timbre, armónicos y ADSR.";</w:t>
-      </w:r>
-    </w:p>
-    <w:p>
-      <w:r>
-        <w:rPr>
-          <w:rFonts w:ascii="Consolas" w:hAnsi="Consolas"/>
-          <w:sz w:val="17"/>
-        </w:rPr>
-        <w:t xml:space="preserve">            return false;</w:t>
-      </w:r>
-    </w:p>
-    <w:p>
-      <w:r>
-        <w:rPr>
-          <w:rFonts w:ascii="Consolas" w:hAnsi="Consolas"/>
-          <w:sz w:val="17"/>
-        </w:rPr>
-        <w:t xml:space="preserve">        }</w:t>
-      </w:r>
-    </w:p>
-    <w:p>
-      <w:r>
-        <w:rPr>
-          <w:rFonts w:ascii="Consolas" w:hAnsi="Consolas"/>
-          <w:sz w:val="17"/>
-        </w:rPr>
-      </w:r>
-    </w:p>
-    <w:p>
-      <w:r>
-        <w:rPr>
-          <w:rFonts w:ascii="Consolas" w:hAnsi="Consolas"/>
-          <w:sz w:val="17"/>
-        </w:rPr>
-        <w:t xml:space="preserve">        GroqStructuredTimbre structured;</w:t>
-      </w:r>
-    </w:p>
-    <w:p>
-      <w:r>
-        <w:rPr>
-          <w:rFonts w:ascii="Consolas" w:hAnsi="Consolas"/>
-          <w:sz w:val="17"/>
-        </w:rPr>
-        <w:t xml:space="preserve">        try</w:t>
-      </w:r>
-    </w:p>
-    <w:p>
-      <w:r>
-        <w:rPr>
-          <w:rFonts w:ascii="Consolas" w:hAnsi="Consolas"/>
-          <w:sz w:val="17"/>
-        </w:rPr>
-        <w:t xml:space="preserve">        {</w:t>
-      </w:r>
-    </w:p>
-    <w:p>
-      <w:r>
-        <w:rPr>
-          <w:rFonts w:ascii="Consolas" w:hAnsi="Consolas"/>
-          <w:sz w:val="17"/>
-        </w:rPr>
-        <w:t xml:space="preserve">            structured = JsonUtility.FromJson&lt;GroqStructuredTimbre&gt;(structuredJson);</w:t>
-      </w:r>
-    </w:p>
-    <w:p>
-      <w:r>
-        <w:rPr>
-          <w:rFonts w:ascii="Consolas" w:hAnsi="Consolas"/>
-          <w:sz w:val="17"/>
-        </w:rPr>
-        <w:t xml:space="preserve">        }</w:t>
-      </w:r>
-    </w:p>
-    <w:p>
-      <w:r>
-        <w:rPr>
-          <w:rFonts w:ascii="Consolas" w:hAnsi="Consolas"/>
-          <w:sz w:val="17"/>
-        </w:rPr>
-        <w:t xml:space="preserve">        catch (Exception exception)</w:t>
-      </w:r>
-    </w:p>
-    <w:p>
-      <w:r>
-        <w:rPr>
-          <w:rFonts w:ascii="Consolas" w:hAnsi="Consolas"/>
-          <w:sz w:val="17"/>
-        </w:rPr>
-        <w:t xml:space="preserve">        {</w:t>
-      </w:r>
-    </w:p>
-    <w:p>
-      <w:r>
-        <w:rPr>
-          <w:rFonts w:ascii="Consolas" w:hAnsi="Consolas"/>
-          <w:sz w:val="17"/>
-        </w:rPr>
-        <w:t xml:space="preserve">            error = "GroqCloud devolvió JSON inválido: " + exception.Message;</w:t>
-      </w:r>
-    </w:p>
-    <w:p>
-      <w:r>
-        <w:rPr>
-          <w:rFonts w:ascii="Consolas" w:hAnsi="Consolas"/>
-          <w:sz w:val="17"/>
-        </w:rPr>
-        <w:t xml:space="preserve">            return false;</w:t>
-      </w:r>
-    </w:p>
-    <w:p>
-      <w:r>
-        <w:rPr>
-          <w:rFonts w:ascii="Consolas" w:hAnsi="Consolas"/>
-          <w:sz w:val="17"/>
-        </w:rPr>
-        <w:t xml:space="preserve">        }</w:t>
-      </w:r>
-    </w:p>
-    <w:p>
-      <w:r>
-        <w:rPr>
-          <w:rFonts w:ascii="Consolas" w:hAnsi="Consolas"/>
-          <w:sz w:val="17"/>
-        </w:rPr>
-      </w:r>
-    </w:p>
-    <w:p>
-      <w:r>
-        <w:rPr>
-          <w:rFonts w:ascii="Consolas" w:hAnsi="Consolas"/>
-          <w:sz w:val="17"/>
-        </w:rPr>
-        <w:t xml:space="preserve">        if (structured == null)</w:t>
-      </w:r>
-    </w:p>
-    <w:p>
-      <w:r>
-        <w:rPr>
-          <w:rFonts w:ascii="Consolas" w:hAnsi="Consolas"/>
-          <w:sz w:val="17"/>
-        </w:rPr>
-        <w:t xml:space="preserve">        {</w:t>
-      </w:r>
-    </w:p>
-    <w:p>
-      <w:r>
-        <w:rPr>
-          <w:rFonts w:ascii="Consolas" w:hAnsi="Consolas"/>
-          <w:sz w:val="17"/>
-        </w:rPr>
-        <w:t xml:space="preserve">            error = "GroqCloud devolvió JSON vacío.";</w:t>
-      </w:r>
-    </w:p>
-    <w:p>
-      <w:r>
-        <w:rPr>
-          <w:rFonts w:ascii="Consolas" w:hAnsi="Consolas"/>
-          <w:sz w:val="17"/>
-        </w:rPr>
-        <w:t xml:space="preserve">            return false;</w:t>
-      </w:r>
-    </w:p>
-    <w:p>
-      <w:r>
-        <w:rPr>
-          <w:rFonts w:ascii="Consolas" w:hAnsi="Consolas"/>
-          <w:sz w:val="17"/>
-        </w:rPr>
-        <w:t xml:space="preserve">        }</w:t>
-      </w:r>
-    </w:p>
-    <w:p>
-      <w:r>
-        <w:rPr>
-          <w:rFonts w:ascii="Consolas" w:hAnsi="Consolas"/>
-          <w:sz w:val="17"/>
-        </w:rPr>
-      </w:r>
-    </w:p>
-    <w:p>
-      <w:r>
-        <w:rPr>
-          <w:rFonts w:ascii="Consolas" w:hAnsi="Consolas"/>
-          <w:sz w:val="17"/>
-        </w:rPr>
-        <w:t xml:space="preserve">        descriptor = structured.timbre ?? new TimbreDescriptor();</w:t>
-      </w:r>
-    </w:p>
-    <w:p>
-      <w:r>
-        <w:rPr>
-          <w:rFonts w:ascii="Consolas" w:hAnsi="Consolas"/>
-          <w:sz w:val="17"/>
-        </w:rPr>
-        <w:t xml:space="preserve">        if (structured.harmonics == null || structured.harmonics.Length == 0)</w:t>
-      </w:r>
-    </w:p>
-    <w:p>
-      <w:r>
-        <w:rPr>
-          <w:rFonts w:ascii="Consolas" w:hAnsi="Consolas"/>
-          <w:sz w:val="17"/>
-        </w:rPr>
-        <w:t xml:space="preserve">        {</w:t>
-      </w:r>
-    </w:p>
-    <w:p>
-      <w:r>
-        <w:rPr>
-          <w:rFonts w:ascii="Consolas" w:hAnsi="Consolas"/>
-          <w:sz w:val="17"/>
-        </w:rPr>
-        <w:t xml:space="preserve">            error = "GroqCloud devolvió un descriptor sin armónicos.";</w:t>
-      </w:r>
-    </w:p>
-    <w:p>
-      <w:r>
-        <w:rPr>
-          <w:rFonts w:ascii="Consolas" w:hAnsi="Consolas"/>
-          <w:sz w:val="17"/>
-        </w:rPr>
-        <w:t xml:space="preserve">            return false;</w:t>
-      </w:r>
-    </w:p>
-    <w:p>
-      <w:r>
-        <w:rPr>
-          <w:rFonts w:ascii="Consolas" w:hAnsi="Consolas"/>
-          <w:sz w:val="17"/>
-        </w:rPr>
-        <w:t xml:space="preserve">        }</w:t>
-      </w:r>
-    </w:p>
-    <w:p>
-      <w:r>
-        <w:rPr>
-          <w:rFonts w:ascii="Consolas" w:hAnsi="Consolas"/>
-          <w:sz w:val="17"/>
-        </w:rPr>
-      </w:r>
-    </w:p>
-    <w:p>
-      <w:r>
-        <w:rPr>
-          <w:rFonts w:ascii="Consolas" w:hAnsi="Consolas"/>
-          <w:sz w:val="17"/>
-        </w:rPr>
-        <w:t xml:space="preserve">        descriptor.harmonics = structured.harmonics;</w:t>
-      </w:r>
-    </w:p>
-    <w:p>
-      <w:r>
-        <w:rPr>
-          <w:rFonts w:ascii="Consolas" w:hAnsi="Consolas"/>
-          <w:sz w:val="17"/>
-        </w:rPr>
-        <w:t xml:space="preserve">        adsr = structured.adsr ?? new ADSRDescriptor();</w:t>
-      </w:r>
-    </w:p>
-    <w:p>
-      <w:r>
-        <w:rPr>
-          <w:rFonts w:ascii="Consolas" w:hAnsi="Consolas"/>
-          <w:sz w:val="17"/>
-        </w:rPr>
-      </w:r>
-    </w:p>
-    <w:p>
-      <w:r>
-        <w:rPr>
-          <w:rFonts w:ascii="Consolas" w:hAnsi="Consolas"/>
-          <w:sz w:val="17"/>
-        </w:rPr>
-        <w:t xml:space="preserve">        ValidateDescriptor(descriptor);</w:t>
-      </w:r>
-    </w:p>
-    <w:p>
-      <w:r>
-        <w:rPr>
-          <w:rFonts w:ascii="Consolas" w:hAnsi="Consolas"/>
-          <w:sz w:val="17"/>
-        </w:rPr>
-        <w:t xml:space="preserve">        ValidateAdsr(adsr);</w:t>
-      </w:r>
-    </w:p>
-    <w:p>
-      <w:r>
-        <w:rPr>
-          <w:rFonts w:ascii="Consolas" w:hAnsi="Consolas"/>
-          <w:sz w:val="17"/>
-        </w:rPr>
-        <w:t xml:space="preserve">        return true;</w:t>
-      </w:r>
-    </w:p>
-    <w:p>
-      <w:r>
-        <w:rPr>
-          <w:rFonts w:ascii="Consolas" w:hAnsi="Consolas"/>
-          <w:sz w:val="17"/>
-        </w:rPr>
-        <w:t xml:space="preserve">    }</w:t>
-      </w:r>
-    </w:p>
-    <w:p>
-      <w:r>
-        <w:rPr>
-          <w:rFonts w:ascii="Consolas" w:hAnsi="Consolas"/>
-          <w:sz w:val="17"/>
-        </w:rPr>
-      </w:r>
-    </w:p>
-    <w:p>
-      <w:r>
-        <w:rPr>
-          <w:rFonts w:ascii="Consolas" w:hAnsi="Consolas"/>
-          <w:sz w:val="17"/>
-        </w:rPr>
-        <w:t xml:space="preserve">    private static bool LooksLikeStructuredTimbreJson(string json)</w:t>
-      </w:r>
-    </w:p>
-    <w:p>
-      <w:r>
-        <w:rPr>
-          <w:rFonts w:ascii="Consolas" w:hAnsi="Consolas"/>
-          <w:sz w:val="17"/>
-        </w:rPr>
-        <w:t xml:space="preserve">    {</w:t>
-      </w:r>
-    </w:p>
-    <w:p>
-      <w:r>
-        <w:rPr>
-          <w:rFonts w:ascii="Consolas" w:hAnsi="Consolas"/>
-          <w:sz w:val="17"/>
-        </w:rPr>
-        <w:t xml:space="preserve">        if (string.IsNullOrWhiteSpace(json))</w:t>
-      </w:r>
-    </w:p>
-    <w:p>
-      <w:r>
-        <w:rPr>
-          <w:rFonts w:ascii="Consolas" w:hAnsi="Consolas"/>
-          <w:sz w:val="17"/>
-        </w:rPr>
-        <w:t xml:space="preserve">            return false;</w:t>
-      </w:r>
-    </w:p>
-    <w:p>
-      <w:r>
-        <w:rPr>
-          <w:rFonts w:ascii="Consolas" w:hAnsi="Consolas"/>
-          <w:sz w:val="17"/>
-        </w:rPr>
-      </w:r>
-    </w:p>
-    <w:p>
-      <w:r>
-        <w:rPr>
-          <w:rFonts w:ascii="Consolas" w:hAnsi="Consolas"/>
-          <w:sz w:val="17"/>
-        </w:rPr>
-        <w:t xml:space="preserve">        return json.Contains("\"timbre\"") &amp;&amp;</w:t>
-      </w:r>
-    </w:p>
-    <w:p>
-      <w:r>
-        <w:rPr>
-          <w:rFonts w:ascii="Consolas" w:hAnsi="Consolas"/>
-          <w:sz w:val="17"/>
-        </w:rPr>
-        <w:t xml:space="preserve">               json.Contains("\"harmonics\"") &amp;&amp;</w:t>
-      </w:r>
-    </w:p>
-    <w:p>
-      <w:r>
-        <w:rPr>
-          <w:rFonts w:ascii="Consolas" w:hAnsi="Consolas"/>
-          <w:sz w:val="17"/>
-        </w:rPr>
-        <w:t xml:space="preserve">               json.Contains("\"adsr\"");</w:t>
-      </w:r>
-    </w:p>
-    <w:p>
-      <w:r>
-        <w:rPr>
-          <w:rFonts w:ascii="Consolas" w:hAnsi="Consolas"/>
-          <w:sz w:val="17"/>
-        </w:rPr>
-        <w:t xml:space="preserve">    }</w:t>
-      </w:r>
-    </w:p>
-    <w:p>
-      <w:r>
-        <w:rPr>
-          <w:rFonts w:ascii="Consolas" w:hAnsi="Consolas"/>
-          <w:sz w:val="17"/>
-        </w:rPr>
-      </w:r>
-    </w:p>
-    <w:p>
-      <w:r>
-        <w:rPr>
-          <w:rFonts w:ascii="Consolas" w:hAnsi="Consolas"/>
-          <w:sz w:val="17"/>
-        </w:rPr>
-        <w:t xml:space="preserve">    private static string ExtractJsonObject(string text)</w:t>
-      </w:r>
-    </w:p>
-    <w:p>
-      <w:r>
-        <w:rPr>
-          <w:rFonts w:ascii="Consolas" w:hAnsi="Consolas"/>
-          <w:sz w:val="17"/>
-        </w:rPr>
-        <w:t xml:space="preserve">    {</w:t>
-      </w:r>
-    </w:p>
-    <w:p>
-      <w:r>
-        <w:rPr>
-          <w:rFonts w:ascii="Consolas" w:hAnsi="Consolas"/>
-          <w:sz w:val="17"/>
-        </w:rPr>
-        <w:t xml:space="preserve">        if (string.IsNullOrWhiteSpace(text))</w:t>
-      </w:r>
-    </w:p>
-    <w:p>
-      <w:r>
-        <w:rPr>
-          <w:rFonts w:ascii="Consolas" w:hAnsi="Consolas"/>
-          <w:sz w:val="17"/>
-        </w:rPr>
-        <w:t xml:space="preserve">            return string.Empty;</w:t>
-      </w:r>
-    </w:p>
-    <w:p>
-      <w:r>
-        <w:rPr>
-          <w:rFonts w:ascii="Consolas" w:hAnsi="Consolas"/>
-          <w:sz w:val="17"/>
-        </w:rPr>
-      </w:r>
-    </w:p>
-    <w:p>
-      <w:r>
-        <w:rPr>
-          <w:rFonts w:ascii="Consolas" w:hAnsi="Consolas"/>
-          <w:sz w:val="17"/>
-        </w:rPr>
-        <w:t xml:space="preserve">        int start = text.IndexOf('{');</w:t>
-      </w:r>
-    </w:p>
-    <w:p>
-      <w:r>
-        <w:rPr>
-          <w:rFonts w:ascii="Consolas" w:hAnsi="Consolas"/>
-          <w:sz w:val="17"/>
-        </w:rPr>
-        <w:t xml:space="preserve">        int end = text.LastIndexOf('}');</w:t>
-      </w:r>
-    </w:p>
-    <w:p>
-      <w:r>
-        <w:rPr>
-          <w:rFonts w:ascii="Consolas" w:hAnsi="Consolas"/>
-          <w:sz w:val="17"/>
-        </w:rPr>
-      </w:r>
-    </w:p>
-    <w:p>
-      <w:r>
-        <w:rPr>
-          <w:rFonts w:ascii="Consolas" w:hAnsi="Consolas"/>
-          <w:sz w:val="17"/>
-        </w:rPr>
-        <w:t xml:space="preserve">        if (start &gt;= 0 &amp;&amp; end &gt; start)</w:t>
-      </w:r>
-    </w:p>
-    <w:p>
-      <w:r>
-        <w:rPr>
-          <w:rFonts w:ascii="Consolas" w:hAnsi="Consolas"/>
-          <w:sz w:val="17"/>
-        </w:rPr>
-        <w:t xml:space="preserve">            return text.Substring(start, end - start + 1);</w:t>
-      </w:r>
-    </w:p>
-    <w:p>
-      <w:r>
-        <w:rPr>
-          <w:rFonts w:ascii="Consolas" w:hAnsi="Consolas"/>
-          <w:sz w:val="17"/>
-        </w:rPr>
-      </w:r>
-    </w:p>
-    <w:p>
-      <w:r>
-        <w:rPr>
-          <w:rFonts w:ascii="Consolas" w:hAnsi="Consolas"/>
-          <w:sz w:val="17"/>
+      </w:r>
+    </w:p>
+    <w:p>
+      <w:r>
+        <w:rPr>
+          <w:rFonts w:ascii="Consolas" w:hAnsi="Consolas" w:eastAsia="Consolas"/>
+          <w:sz w:val="18"/>
         </w:rPr>
         <w:t xml:space="preserve">        return text;</w:t>
       </w:r>
@@ -3204,8 +3333,8 @@
     <w:p>
       <w:r>
         <w:rPr>
-          <w:rFonts w:ascii="Consolas" w:hAnsi="Consolas"/>
-          <w:sz w:val="17"/>
+          <w:rFonts w:ascii="Consolas" w:hAnsi="Consolas" w:eastAsia="Consolas"/>
+          <w:sz w:val="18"/>
         </w:rPr>
         <w:t xml:space="preserve">    }</w:t>
       </w:r>
@@ -3245,10 +3374,63 @@
     <w:p>
       <w:r>
         <w:rPr>
+          <w:rFonts w:ascii="Consolas" w:hAnsi="Consolas" w:eastAsia="Consolas"/>
+          <w:sz w:val="18"/>
+        </w:rPr>
+        <w:t>public static float[] BuildWavetableFromDescriptor(TimbreDescriptor descriptor)</w:t>
+      </w:r>
+    </w:p>
+    <w:p>
+      <w:r>
+        <w:rPr>
+          <w:rFonts w:ascii="Consolas" w:hAnsi="Consolas" w:eastAsia="Consolas"/>
+          <w:sz w:val="18"/>
+        </w:rPr>
+        <w:t xml:space="preserve">    {</w:t>
+      </w:r>
+    </w:p>
+    <w:p>
+      <w:r>
+        <w:rPr>
+          <w:rFonts w:ascii="Consolas" w:hAnsi="Consolas" w:eastAsia="Consolas"/>
+          <w:sz w:val="18"/>
+        </w:rPr>
+        <w:t xml:space="preserve">        descriptor = descriptor ?? new TimbreDescriptor();</w:t>
+      </w:r>
+    </w:p>
+    <w:p>
+      <w:r>
+        <w:rPr>
+          <w:rFonts w:ascii="Consolas" w:hAnsi="Consolas" w:eastAsia="Consolas"/>
+          <w:sz w:val="18"/>
+        </w:rPr>
+        <w:t xml:space="preserve">        ValidateDescriptor(descriptor);</w:t>
+      </w:r>
+    </w:p>
+    <w:p>
+      <w:r>
+        <w:rPr>
           <w:rFonts w:ascii="Consolas" w:hAnsi="Consolas"/>
           <w:sz w:val="17"/>
         </w:rPr>
-        <w:t>public static float[] BuildWavetableFromDescriptor(TimbreDescriptor descriptor)</w:t>
+      </w:r>
+    </w:p>
+    <w:p>
+      <w:r>
+        <w:rPr>
+          <w:rFonts w:ascii="Consolas" w:hAnsi="Consolas" w:eastAsia="Consolas"/>
+          <w:sz w:val="18"/>
+        </w:rPr>
+        <w:t xml:space="preserve">        float[] wavetable = new float[WavetableSize];</w:t>
+      </w:r>
+    </w:p>
+    <w:p>
+      <w:r>
+        <w:rPr>
+          <w:rFonts w:ascii="Consolas" w:hAnsi="Consolas" w:eastAsia="Consolas"/>
+          <w:sz w:val="18"/>
+        </w:rPr>
+        <w:t xml:space="preserve">        HarmonicDescriptor[] harmonics = descriptor.harmonics;</w:t>
       </w:r>
     </w:p>
     <w:p>
@@ -3257,7 +3439,42 @@
           <w:rFonts w:ascii="Consolas" w:hAnsi="Consolas"/>
           <w:sz w:val="17"/>
         </w:rPr>
-        <w:t xml:space="preserve">    {</w:t>
+      </w:r>
+    </w:p>
+    <w:p>
+      <w:r>
+        <w:rPr>
+          <w:rFonts w:ascii="Consolas" w:hAnsi="Consolas" w:eastAsia="Consolas"/>
+          <w:sz w:val="18"/>
+        </w:rPr>
+        <w:t xml:space="preserve">        for (int n = 0; n &lt; WavetableSize; n++)</w:t>
+      </w:r>
+    </w:p>
+    <w:p>
+      <w:r>
+        <w:rPr>
+          <w:rFonts w:ascii="Consolas" w:hAnsi="Consolas" w:eastAsia="Consolas"/>
+          <w:sz w:val="18"/>
+        </w:rPr>
+        <w:t xml:space="preserve">        {</w:t>
+      </w:r>
+    </w:p>
+    <w:p>
+      <w:r>
+        <w:rPr>
+          <w:rFonts w:ascii="Consolas" w:hAnsi="Consolas" w:eastAsia="Consolas"/>
+          <w:sz w:val="18"/>
+        </w:rPr>
+        <w:t xml:space="preserve">            float phase01 = (float)n / WavetableSize;</w:t>
+      </w:r>
+    </w:p>
+    <w:p>
+      <w:r>
+        <w:rPr>
+          <w:rFonts w:ascii="Consolas" w:hAnsi="Consolas" w:eastAsia="Consolas"/>
+          <w:sz w:val="18"/>
+        </w:rPr>
+        <w:t xml:space="preserve">            float value = 0f;</w:t>
       </w:r>
     </w:p>
     <w:p>
@@ -3266,7 +3483,60 @@
           <w:rFonts w:ascii="Consolas" w:hAnsi="Consolas"/>
           <w:sz w:val="17"/>
         </w:rPr>
-        <w:t xml:space="preserve">        descriptor = descriptor ?? new TimbreDescriptor();</w:t>
+      </w:r>
+    </w:p>
+    <w:p>
+      <w:r>
+        <w:rPr>
+          <w:rFonts w:ascii="Consolas" w:hAnsi="Consolas" w:eastAsia="Consolas"/>
+          <w:sz w:val="18"/>
+        </w:rPr>
+        <w:t xml:space="preserve">            for (int i = 0; i &lt; harmonics.Length; i++)</w:t>
+      </w:r>
+    </w:p>
+    <w:p>
+      <w:r>
+        <w:rPr>
+          <w:rFonts w:ascii="Consolas" w:hAnsi="Consolas" w:eastAsia="Consolas"/>
+          <w:sz w:val="18"/>
+        </w:rPr>
+        <w:t xml:space="preserve">            {</w:t>
+      </w:r>
+    </w:p>
+    <w:p>
+      <w:r>
+        <w:rPr>
+          <w:rFonts w:ascii="Consolas" w:hAnsi="Consolas" w:eastAsia="Consolas"/>
+          <w:sz w:val="18"/>
+        </w:rPr>
+        <w:t xml:space="preserve">                HarmonicDescriptor harmonic = harmonics[i];</w:t>
+      </w:r>
+    </w:p>
+    <w:p>
+      <w:r>
+        <w:rPr>
+          <w:rFonts w:ascii="Consolas" w:hAnsi="Consolas" w:eastAsia="Consolas"/>
+          <w:sz w:val="18"/>
+        </w:rPr>
+        <w:t xml:space="preserve">                int index = Mathf.Max(1, harmonic.index);</w:t>
+      </w:r>
+    </w:p>
+    <w:p>
+      <w:r>
+        <w:rPr>
+          <w:rFonts w:ascii="Consolas" w:hAnsi="Consolas" w:eastAsia="Consolas"/>
+          <w:sz w:val="18"/>
+        </w:rPr>
+        <w:t xml:space="preserve">                float amplitude = Mathf.Clamp01(harmonic.amplitude);</w:t>
+      </w:r>
+    </w:p>
+    <w:p>
+      <w:r>
+        <w:rPr>
+          <w:rFonts w:ascii="Consolas" w:hAnsi="Consolas" w:eastAsia="Consolas"/>
+          <w:sz w:val="18"/>
+        </w:rPr>
+        <w:t xml:space="preserve">                float phase = harmonic.phaseRadians;</w:t>
       </w:r>
     </w:p>
     <w:p>
@@ -3275,7 +3545,24 @@
           <w:rFonts w:ascii="Consolas" w:hAnsi="Consolas"/>
           <w:sz w:val="17"/>
         </w:rPr>
-        <w:t xml:space="preserve">        ValidateDescriptor(descriptor);</w:t>
+      </w:r>
+    </w:p>
+    <w:p>
+      <w:r>
+        <w:rPr>
+          <w:rFonts w:ascii="Consolas" w:hAnsi="Consolas" w:eastAsia="Consolas"/>
+          <w:sz w:val="18"/>
+        </w:rPr>
+        <w:t xml:space="preserve">                value += amplitude * Mathf.Sin((2f * Mathf.PI * index * phase01) + phase);</w:t>
+      </w:r>
+    </w:p>
+    <w:p>
+      <w:r>
+        <w:rPr>
+          <w:rFonts w:ascii="Consolas" w:hAnsi="Consolas" w:eastAsia="Consolas"/>
+          <w:sz w:val="18"/>
+        </w:rPr>
+        <w:t xml:space="preserve">            }</w:t>
       </w:r>
     </w:p>
     <w:p>
@@ -3289,192 +3576,34 @@
     <w:p>
       <w:r>
         <w:rPr>
+          <w:rFonts w:ascii="Consolas" w:hAnsi="Consolas" w:eastAsia="Consolas"/>
+          <w:sz w:val="18"/>
+        </w:rPr>
+        <w:t xml:space="preserve">            wavetable[n] = value;</w:t>
+      </w:r>
+    </w:p>
+    <w:p>
+      <w:r>
+        <w:rPr>
+          <w:rFonts w:ascii="Consolas" w:hAnsi="Consolas" w:eastAsia="Consolas"/>
+          <w:sz w:val="18"/>
+        </w:rPr>
+        <w:t xml:space="preserve">        }</w:t>
+      </w:r>
+    </w:p>
+    <w:p>
+      <w:r>
+        <w:rPr>
           <w:rFonts w:ascii="Consolas" w:hAnsi="Consolas"/>
           <w:sz w:val="17"/>
         </w:rPr>
-        <w:t xml:space="preserve">        float[] wavetable = new float[WavetableSize];</w:t>
-      </w:r>
-    </w:p>
-    <w:p>
-      <w:r>
-        <w:rPr>
-          <w:rFonts w:ascii="Consolas" w:hAnsi="Consolas"/>
-          <w:sz w:val="17"/>
-        </w:rPr>
-        <w:t xml:space="preserve">        HarmonicDescriptor[] harmonics = descriptor.harmonics;</w:t>
-      </w:r>
-    </w:p>
-    <w:p>
-      <w:r>
-        <w:rPr>
-          <w:rFonts w:ascii="Consolas" w:hAnsi="Consolas"/>
-          <w:sz w:val="17"/>
-        </w:rPr>
-      </w:r>
-    </w:p>
-    <w:p>
-      <w:r>
-        <w:rPr>
-          <w:rFonts w:ascii="Consolas" w:hAnsi="Consolas"/>
-          <w:sz w:val="17"/>
-        </w:rPr>
-        <w:t xml:space="preserve">        for (int n = 0; n &lt; WavetableSize; n++)</w:t>
-      </w:r>
-    </w:p>
-    <w:p>
-      <w:r>
-        <w:rPr>
-          <w:rFonts w:ascii="Consolas" w:hAnsi="Consolas"/>
-          <w:sz w:val="17"/>
-        </w:rPr>
-        <w:t xml:space="preserve">        {</w:t>
-      </w:r>
-    </w:p>
-    <w:p>
-      <w:r>
-        <w:rPr>
-          <w:rFonts w:ascii="Consolas" w:hAnsi="Consolas"/>
-          <w:sz w:val="17"/>
-        </w:rPr>
-        <w:t xml:space="preserve">            float phase01 = (float)n / WavetableSize;</w:t>
-      </w:r>
-    </w:p>
-    <w:p>
-      <w:r>
-        <w:rPr>
-          <w:rFonts w:ascii="Consolas" w:hAnsi="Consolas"/>
-          <w:sz w:val="17"/>
-        </w:rPr>
-        <w:t xml:space="preserve">            float value = 0f;</w:t>
-      </w:r>
-    </w:p>
-    <w:p>
-      <w:r>
-        <w:rPr>
-          <w:rFonts w:ascii="Consolas" w:hAnsi="Consolas"/>
-          <w:sz w:val="17"/>
-        </w:rPr>
-      </w:r>
-    </w:p>
-    <w:p>
-      <w:r>
-        <w:rPr>
-          <w:rFonts w:ascii="Consolas" w:hAnsi="Consolas"/>
-          <w:sz w:val="17"/>
-        </w:rPr>
-        <w:t xml:space="preserve">            for (int i = 0; i &lt; harmonics.Length; i++)</w:t>
-      </w:r>
-    </w:p>
-    <w:p>
-      <w:r>
-        <w:rPr>
-          <w:rFonts w:ascii="Consolas" w:hAnsi="Consolas"/>
-          <w:sz w:val="17"/>
-        </w:rPr>
-        <w:t xml:space="preserve">            {</w:t>
-      </w:r>
-    </w:p>
-    <w:p>
-      <w:r>
-        <w:rPr>
-          <w:rFonts w:ascii="Consolas" w:hAnsi="Consolas"/>
-          <w:sz w:val="17"/>
-        </w:rPr>
-        <w:t xml:space="preserve">                HarmonicDescriptor harmonic = harmonics[i];</w:t>
-      </w:r>
-    </w:p>
-    <w:p>
-      <w:r>
-        <w:rPr>
-          <w:rFonts w:ascii="Consolas" w:hAnsi="Consolas"/>
-          <w:sz w:val="17"/>
-        </w:rPr>
-        <w:t xml:space="preserve">                int index = Mathf.Max(1, harmonic.index);</w:t>
-      </w:r>
-    </w:p>
-    <w:p>
-      <w:r>
-        <w:rPr>
-          <w:rFonts w:ascii="Consolas" w:hAnsi="Consolas"/>
-          <w:sz w:val="17"/>
-        </w:rPr>
-        <w:t xml:space="preserve">                float amplitude = Mathf.Clamp01(harmonic.amplitude);</w:t>
-      </w:r>
-    </w:p>
-    <w:p>
-      <w:r>
-        <w:rPr>
-          <w:rFonts w:ascii="Consolas" w:hAnsi="Consolas"/>
-          <w:sz w:val="17"/>
-        </w:rPr>
-        <w:t xml:space="preserve">                float phase = harmonic.phaseRadians;</w:t>
-      </w:r>
-    </w:p>
-    <w:p>
-      <w:r>
-        <w:rPr>
-          <w:rFonts w:ascii="Consolas" w:hAnsi="Consolas"/>
-          <w:sz w:val="17"/>
-        </w:rPr>
-      </w:r>
-    </w:p>
-    <w:p>
-      <w:r>
-        <w:rPr>
-          <w:rFonts w:ascii="Consolas" w:hAnsi="Consolas"/>
-          <w:sz w:val="17"/>
-        </w:rPr>
-        <w:t xml:space="preserve">                value += amplitude * Mathf.Sin((2f * Mathf.PI * index * phase01) + phase);</w:t>
-      </w:r>
-    </w:p>
-    <w:p>
-      <w:r>
-        <w:rPr>
-          <w:rFonts w:ascii="Consolas" w:hAnsi="Consolas"/>
-          <w:sz w:val="17"/>
-        </w:rPr>
-        <w:t xml:space="preserve">            }</w:t>
-      </w:r>
-    </w:p>
-    <w:p>
-      <w:r>
-        <w:rPr>
-          <w:rFonts w:ascii="Consolas" w:hAnsi="Consolas"/>
-          <w:sz w:val="17"/>
-        </w:rPr>
-      </w:r>
-    </w:p>
-    <w:p>
-      <w:r>
-        <w:rPr>
-          <w:rFonts w:ascii="Consolas" w:hAnsi="Consolas"/>
-          <w:sz w:val="17"/>
-        </w:rPr>
-        <w:t xml:space="preserve">            wavetable[n] = value;</w:t>
-      </w:r>
-    </w:p>
-    <w:p>
-      <w:r>
-        <w:rPr>
-          <w:rFonts w:ascii="Consolas" w:hAnsi="Consolas"/>
-          <w:sz w:val="17"/>
-        </w:rPr>
-        <w:t xml:space="preserve">        }</w:t>
-      </w:r>
-    </w:p>
-    <w:p>
-      <w:r>
-        <w:rPr>
-          <w:rFonts w:ascii="Consolas" w:hAnsi="Consolas"/>
-          <w:sz w:val="17"/>
-        </w:rPr>
-      </w:r>
-    </w:p>
-    <w:p>
-      <w:r>
-        <w:rPr>
-          <w:rFonts w:ascii="Consolas" w:hAnsi="Consolas"/>
-          <w:sz w:val="17"/>
+      </w:r>
+    </w:p>
+    <w:p>
+      <w:r>
+        <w:rPr>
+          <w:rFonts w:ascii="Consolas" w:hAnsi="Consolas" w:eastAsia="Consolas"/>
+          <w:sz w:val="18"/>
         </w:rPr>
         <w:t xml:space="preserve">        NormalizeInPlace(wavetable);</w:t>
       </w:r>
@@ -3482,8 +3611,8 @@
     <w:p>
       <w:r>
         <w:rPr>
-          <w:rFonts w:ascii="Consolas" w:hAnsi="Consolas"/>
-          <w:sz w:val="17"/>
+          <w:rFonts w:ascii="Consolas" w:hAnsi="Consolas" w:eastAsia="Consolas"/>
+          <w:sz w:val="18"/>
         </w:rPr>
         <w:t xml:space="preserve">        return wavetable;</w:t>
       </w:r>
@@ -3491,8 +3620,8 @@
     <w:p>
       <w:r>
         <w:rPr>
-          <w:rFonts w:ascii="Consolas" w:hAnsi="Consolas"/>
-          <w:sz w:val="17"/>
+          <w:rFonts w:ascii="Consolas" w:hAnsi="Consolas" w:eastAsia="Consolas"/>
+          <w:sz w:val="18"/>
         </w:rPr>
         <w:t xml:space="preserve">    }</w:t>
       </w:r>
@@ -3513,10 +3642,90 @@
     <w:p>
       <w:r>
         <w:rPr>
+          <w:rFonts w:ascii="Consolas" w:hAnsi="Consolas" w:eastAsia="Consolas"/>
+          <w:sz w:val="18"/>
+        </w:rPr>
+        <w:t>public void ApplyGeneratedTimbre(GroqTimbreGenerator.GeneratedTimbre generatedTimbre)</w:t>
+      </w:r>
+    </w:p>
+    <w:p>
+      <w:r>
+        <w:rPr>
+          <w:rFonts w:ascii="Consolas" w:hAnsi="Consolas" w:eastAsia="Consolas"/>
+          <w:sz w:val="18"/>
+        </w:rPr>
+        <w:t xml:space="preserve">    {</w:t>
+      </w:r>
+    </w:p>
+    <w:p>
+      <w:r>
+        <w:rPr>
+          <w:rFonts w:ascii="Consolas" w:hAnsi="Consolas" w:eastAsia="Consolas"/>
+          <w:sz w:val="18"/>
+        </w:rPr>
+        <w:t xml:space="preserve">        if (generatedTimbre == null || generatedTimbre.wavetable == null || generatedTimbre.wavetable.Length == 0 || generatedTimbre.adsr == null)</w:t>
+      </w:r>
+    </w:p>
+    <w:p>
+      <w:r>
+        <w:rPr>
+          <w:rFonts w:ascii="Consolas" w:hAnsi="Consolas" w:eastAsia="Consolas"/>
+          <w:sz w:val="18"/>
+        </w:rPr>
+        <w:t xml:space="preserve">        {</w:t>
+      </w:r>
+    </w:p>
+    <w:p>
+      <w:r>
+        <w:rPr>
+          <w:rFonts w:ascii="Consolas" w:hAnsi="Consolas" w:eastAsia="Consolas"/>
+          <w:sz w:val="18"/>
+        </w:rPr>
+        <w:t xml:space="preserve">            Debug.LogWarning("[Osc] Generated timbre is not valid. Current synth settings were preserved.");</w:t>
+      </w:r>
+    </w:p>
+    <w:p>
+      <w:r>
+        <w:rPr>
+          <w:rFonts w:ascii="Consolas" w:hAnsi="Consolas" w:eastAsia="Consolas"/>
+          <w:sz w:val="18"/>
+        </w:rPr>
+        <w:t xml:space="preserve">            return;</w:t>
+      </w:r>
+    </w:p>
+    <w:p>
+      <w:r>
+        <w:rPr>
+          <w:rFonts w:ascii="Consolas" w:hAnsi="Consolas" w:eastAsia="Consolas"/>
+          <w:sz w:val="18"/>
+        </w:rPr>
+        <w:t xml:space="preserve">        }</w:t>
+      </w:r>
+    </w:p>
+    <w:p>
+      <w:r>
+        <w:rPr>
           <w:rFonts w:ascii="Consolas" w:hAnsi="Consolas"/>
           <w:sz w:val="17"/>
         </w:rPr>
-        <w:t>public void ApplyGeneratedTimbre(GroqTimbreGenerator.GeneratedTimbre generatedTimbre)</w:t>
+      </w:r>
+    </w:p>
+    <w:p>
+      <w:r>
+        <w:rPr>
+          <w:rFonts w:ascii="Consolas" w:hAnsi="Consolas" w:eastAsia="Consolas"/>
+          <w:sz w:val="18"/>
+        </w:rPr>
+        <w:t xml:space="preserve">        float[] generatedWavetable = new float[wavetableSize];</w:t>
+      </w:r>
+    </w:p>
+    <w:p>
+      <w:r>
+        <w:rPr>
+          <w:rFonts w:ascii="Consolas" w:hAnsi="Consolas" w:eastAsia="Consolas"/>
+          <w:sz w:val="18"/>
+        </w:rPr>
+        <w:t xml:space="preserve">        int sourceLength = generatedTimbre.wavetable.Length;</w:t>
       </w:r>
     </w:p>
     <w:p>
@@ -3525,7 +3734,78 @@
           <w:rFonts w:ascii="Consolas" w:hAnsi="Consolas"/>
           <w:sz w:val="17"/>
         </w:rPr>
-        <w:t xml:space="preserve">    {</w:t>
+      </w:r>
+    </w:p>
+    <w:p>
+      <w:r>
+        <w:rPr>
+          <w:rFonts w:ascii="Consolas" w:hAnsi="Consolas" w:eastAsia="Consolas"/>
+          <w:sz w:val="18"/>
+        </w:rPr>
+        <w:t xml:space="preserve">        for (int i = 0; i &lt; wavetableSize; i++)</w:t>
+      </w:r>
+    </w:p>
+    <w:p>
+      <w:r>
+        <w:rPr>
+          <w:rFonts w:ascii="Consolas" w:hAnsi="Consolas" w:eastAsia="Consolas"/>
+          <w:sz w:val="18"/>
+        </w:rPr>
+        <w:t xml:space="preserve">        {</w:t>
+      </w:r>
+    </w:p>
+    <w:p>
+      <w:r>
+        <w:rPr>
+          <w:rFonts w:ascii="Consolas" w:hAnsi="Consolas" w:eastAsia="Consolas"/>
+          <w:sz w:val="18"/>
+        </w:rPr>
+        <w:t xml:space="preserve">            float readPos = ((float)i / wavetableSize) * sourceLength;</w:t>
+      </w:r>
+    </w:p>
+    <w:p>
+      <w:r>
+        <w:rPr>
+          <w:rFonts w:ascii="Consolas" w:hAnsi="Consolas" w:eastAsia="Consolas"/>
+          <w:sz w:val="18"/>
+        </w:rPr>
+        <w:t xml:space="preserve">            int index0 = Mathf.FloorToInt(readPos) % sourceLength;</w:t>
+      </w:r>
+    </w:p>
+    <w:p>
+      <w:r>
+        <w:rPr>
+          <w:rFonts w:ascii="Consolas" w:hAnsi="Consolas" w:eastAsia="Consolas"/>
+          <w:sz w:val="18"/>
+        </w:rPr>
+        <w:t xml:space="preserve">            int index1 = (index0 + 1) % sourceLength;</w:t>
+      </w:r>
+    </w:p>
+    <w:p>
+      <w:r>
+        <w:rPr>
+          <w:rFonts w:ascii="Consolas" w:hAnsi="Consolas" w:eastAsia="Consolas"/>
+          <w:sz w:val="18"/>
+        </w:rPr>
+        <w:t xml:space="preserve">            float frac = readPos - Mathf.Floor(readPos);</w:t>
+      </w:r>
+    </w:p>
+    <w:p>
+      <w:r>
+        <w:rPr>
+          <w:rFonts w:ascii="Consolas" w:hAnsi="Consolas" w:eastAsia="Consolas"/>
+          <w:sz w:val="18"/>
+        </w:rPr>
+        <w:t xml:space="preserve">            generatedWavetable[i] = Mathf.Clamp(Mathf.Lerp(generatedTimbre.wavetable[index0], generatedTimbre.wavetable[index1], frac), -1f, 1f);</w:t>
+      </w:r>
+    </w:p>
+    <w:p>
+      <w:r>
+        <w:rPr>
+          <w:rFonts w:ascii="Consolas" w:hAnsi="Consolas" w:eastAsia="Consolas"/>
+          <w:sz w:val="18"/>
+        </w:rPr>
+        <w:t xml:space="preserve">        }</w:t>
       </w:r>
     </w:p>
     <w:p>
@@ -3534,7 +3814,51 @@
           <w:rFonts w:ascii="Consolas" w:hAnsi="Consolas"/>
           <w:sz w:val="17"/>
         </w:rPr>
-        <w:t xml:space="preserve">        if (generatedTimbre == null || generatedTimbre.wavetable == null || generatedTimbre.wavetable.Length == 0 || generatedTimbre.adsr == null)</w:t>
+      </w:r>
+    </w:p>
+    <w:p>
+      <w:r>
+        <w:rPr>
+          <w:rFonts w:ascii="Consolas" w:hAnsi="Consolas" w:eastAsia="Consolas"/>
+          <w:sz w:val="18"/>
+        </w:rPr>
+        <w:t xml:space="preserve">        wavetable = generatedWavetable;</w:t>
+      </w:r>
+    </w:p>
+    <w:p>
+      <w:r>
+        <w:rPr>
+          <w:rFonts w:ascii="Consolas" w:hAnsi="Consolas" w:eastAsia="Consolas"/>
+          <w:sz w:val="18"/>
+        </w:rPr>
+        <w:t xml:space="preserve">        FormType = WaveFormType.Gemini;</w:t>
+      </w:r>
+    </w:p>
+    <w:p>
+      <w:r>
+        <w:rPr>
+          <w:rFonts w:ascii="Consolas" w:hAnsi="Consolas" w:eastAsia="Consolas"/>
+          <w:sz w:val="18"/>
+        </w:rPr>
+        <w:t xml:space="preserve">        useWavetable = true;</w:t>
+      </w:r>
+    </w:p>
+    <w:p>
+      <w:r>
+        <w:rPr>
+          <w:rFonts w:ascii="Consolas" w:hAnsi="Consolas" w:eastAsia="Consolas"/>
+          <w:sz w:val="18"/>
+        </w:rPr>
+        <w:t xml:space="preserve">        currentWavetableLoadedFromExternal = true;</w:t>
+      </w:r>
+    </w:p>
+    <w:p>
+      <w:r>
+        <w:rPr>
+          <w:rFonts w:ascii="Consolas" w:hAnsi="Consolas" w:eastAsia="Consolas"/>
+          <w:sz w:val="18"/>
+        </w:rPr>
+        <w:t xml:space="preserve">        useAudioClipADSR = false;</w:t>
       </w:r>
     </w:p>
     <w:p>
@@ -3543,7 +3867,60 @@
           <w:rFonts w:ascii="Consolas" w:hAnsi="Consolas"/>
           <w:sz w:val="17"/>
         </w:rPr>
-        <w:t xml:space="preserve">        {</w:t>
+      </w:r>
+    </w:p>
+    <w:p>
+      <w:r>
+        <w:rPr>
+          <w:rFonts w:ascii="Consolas" w:hAnsi="Consolas" w:eastAsia="Consolas"/>
+          <w:sz w:val="18"/>
+        </w:rPr>
+        <w:t xml:space="preserve">        A = Mathf.Clamp(generatedTimbre.adsr.attackMs, 1f, 400f);</w:t>
+      </w:r>
+    </w:p>
+    <w:p>
+      <w:r>
+        <w:rPr>
+          <w:rFonts w:ascii="Consolas" w:hAnsi="Consolas" w:eastAsia="Consolas"/>
+          <w:sz w:val="18"/>
+        </w:rPr>
+        <w:t xml:space="preserve">        D = Mathf.Clamp(generatedTimbre.adsr.decayMs, 1f, 1000f);</w:t>
+      </w:r>
+    </w:p>
+    <w:p>
+      <w:r>
+        <w:rPr>
+          <w:rFonts w:ascii="Consolas" w:hAnsi="Consolas" w:eastAsia="Consolas"/>
+          <w:sz w:val="18"/>
+        </w:rPr>
+        <w:t xml:space="preserve">        S = Mathf.Clamp(generatedTimbre.adsr.sustainMs, 0f, 5000f);</w:t>
+      </w:r>
+    </w:p>
+    <w:p>
+      <w:r>
+        <w:rPr>
+          <w:rFonts w:ascii="Consolas" w:hAnsi="Consolas" w:eastAsia="Consolas"/>
+          <w:sz w:val="18"/>
+        </w:rPr>
+        <w:t xml:space="preserve">        SL = Mathf.Clamp(generatedTimbre.adsr.sustainLevel, 0.001f, 1f);</w:t>
+      </w:r>
+    </w:p>
+    <w:p>
+      <w:r>
+        <w:rPr>
+          <w:rFonts w:ascii="Consolas" w:hAnsi="Consolas" w:eastAsia="Consolas"/>
+          <w:sz w:val="18"/>
+        </w:rPr>
+        <w:t xml:space="preserve">        R = Mathf.Clamp(generatedTimbre.adsr.releaseMs, 1f, 1000f);</w:t>
+      </w:r>
+    </w:p>
+    <w:p>
+      <w:r>
+        <w:rPr>
+          <w:rFonts w:ascii="Consolas" w:hAnsi="Consolas" w:eastAsia="Consolas"/>
+          <w:sz w:val="18"/>
+        </w:rPr>
+        <w:t xml:space="preserve">        SLegacy = SL;</w:t>
       </w:r>
     </w:p>
     <w:p>
@@ -3552,261 +3929,13 @@
           <w:rFonts w:ascii="Consolas" w:hAnsi="Consolas"/>
           <w:sz w:val="17"/>
         </w:rPr>
-        <w:t xml:space="preserve">            Debug.LogWarning("[Osc] Generated timbre is not valid. Current synth settings were preserved.");</w:t>
-      </w:r>
-    </w:p>
-    <w:p>
-      <w:r>
-        <w:rPr>
-          <w:rFonts w:ascii="Consolas" w:hAnsi="Consolas"/>
-          <w:sz w:val="17"/>
-        </w:rPr>
-        <w:t xml:space="preserve">            return;</w:t>
-      </w:r>
-    </w:p>
-    <w:p>
-      <w:r>
-        <w:rPr>
-          <w:rFonts w:ascii="Consolas" w:hAnsi="Consolas"/>
-          <w:sz w:val="17"/>
-        </w:rPr>
-        <w:t xml:space="preserve">        }</w:t>
-      </w:r>
-    </w:p>
-    <w:p>
-      <w:r>
-        <w:rPr>
-          <w:rFonts w:ascii="Consolas" w:hAnsi="Consolas"/>
-          <w:sz w:val="17"/>
-        </w:rPr>
-      </w:r>
-    </w:p>
-    <w:p>
-      <w:r>
-        <w:rPr>
-          <w:rFonts w:ascii="Consolas" w:hAnsi="Consolas"/>
-          <w:sz w:val="17"/>
-        </w:rPr>
-        <w:t xml:space="preserve">        float[] generatedWavetable = new float[wavetableSize];</w:t>
-      </w:r>
-    </w:p>
-    <w:p>
-      <w:r>
-        <w:rPr>
-          <w:rFonts w:ascii="Consolas" w:hAnsi="Consolas"/>
-          <w:sz w:val="17"/>
-        </w:rPr>
-        <w:t xml:space="preserve">        int sourceLength = generatedTimbre.wavetable.Length;</w:t>
-      </w:r>
-    </w:p>
-    <w:p>
-      <w:r>
-        <w:rPr>
-          <w:rFonts w:ascii="Consolas" w:hAnsi="Consolas"/>
-          <w:sz w:val="17"/>
-        </w:rPr>
-      </w:r>
-    </w:p>
-    <w:p>
-      <w:r>
-        <w:rPr>
-          <w:rFonts w:ascii="Consolas" w:hAnsi="Consolas"/>
-          <w:sz w:val="17"/>
-        </w:rPr>
-        <w:t xml:space="preserve">        for (int i = 0; i &lt; wavetableSize; i++)</w:t>
-      </w:r>
-    </w:p>
-    <w:p>
-      <w:r>
-        <w:rPr>
-          <w:rFonts w:ascii="Consolas" w:hAnsi="Consolas"/>
-          <w:sz w:val="17"/>
-        </w:rPr>
-        <w:t xml:space="preserve">        {</w:t>
-      </w:r>
-    </w:p>
-    <w:p>
-      <w:r>
-        <w:rPr>
-          <w:rFonts w:ascii="Consolas" w:hAnsi="Consolas"/>
-          <w:sz w:val="17"/>
-        </w:rPr>
-        <w:t xml:space="preserve">            float readPos = ((float)i / wavetableSize) * sourceLength;</w:t>
-      </w:r>
-    </w:p>
-    <w:p>
-      <w:r>
-        <w:rPr>
-          <w:rFonts w:ascii="Consolas" w:hAnsi="Consolas"/>
-          <w:sz w:val="17"/>
-        </w:rPr>
-        <w:t xml:space="preserve">            int index0 = Mathf.FloorToInt(readPos) % sourceLength;</w:t>
-      </w:r>
-    </w:p>
-    <w:p>
-      <w:r>
-        <w:rPr>
-          <w:rFonts w:ascii="Consolas" w:hAnsi="Consolas"/>
-          <w:sz w:val="17"/>
-        </w:rPr>
-        <w:t xml:space="preserve">            int index1 = (index0 + 1) % sourceLength;</w:t>
-      </w:r>
-    </w:p>
-    <w:p>
-      <w:r>
-        <w:rPr>
-          <w:rFonts w:ascii="Consolas" w:hAnsi="Consolas"/>
-          <w:sz w:val="17"/>
-        </w:rPr>
-        <w:t xml:space="preserve">            float frac = readPos - Mathf.Floor(readPos);</w:t>
-      </w:r>
-    </w:p>
-    <w:p>
-      <w:r>
-        <w:rPr>
-          <w:rFonts w:ascii="Consolas" w:hAnsi="Consolas"/>
-          <w:sz w:val="17"/>
-        </w:rPr>
-        <w:t xml:space="preserve">            generatedWavetable[i] = Mathf.Clamp(Mathf.Lerp(generatedTimbre.wavetable[index0], generatedTimbre.wavetable[index1], frac), -1f, 1f);</w:t>
-      </w:r>
-    </w:p>
-    <w:p>
-      <w:r>
-        <w:rPr>
-          <w:rFonts w:ascii="Consolas" w:hAnsi="Consolas"/>
-          <w:sz w:val="17"/>
-        </w:rPr>
-        <w:t xml:space="preserve">        }</w:t>
-      </w:r>
-    </w:p>
-    <w:p>
-      <w:r>
-        <w:rPr>
-          <w:rFonts w:ascii="Consolas" w:hAnsi="Consolas"/>
-          <w:sz w:val="17"/>
-        </w:rPr>
-      </w:r>
-    </w:p>
-    <w:p>
-      <w:r>
-        <w:rPr>
-          <w:rFonts w:ascii="Consolas" w:hAnsi="Consolas"/>
-          <w:sz w:val="17"/>
-        </w:rPr>
-        <w:t xml:space="preserve">        wavetable = generatedWavetable;</w:t>
-      </w:r>
-    </w:p>
-    <w:p>
-      <w:r>
-        <w:rPr>
-          <w:rFonts w:ascii="Consolas" w:hAnsi="Consolas"/>
-          <w:sz w:val="17"/>
-        </w:rPr>
-        <w:t xml:space="preserve">        FormType = WaveFormType.Gemini;</w:t>
-      </w:r>
-    </w:p>
-    <w:p>
-      <w:r>
-        <w:rPr>
-          <w:rFonts w:ascii="Consolas" w:hAnsi="Consolas"/>
-          <w:sz w:val="17"/>
-        </w:rPr>
-        <w:t xml:space="preserve">        useWavetable = true;</w:t>
-      </w:r>
-    </w:p>
-    <w:p>
-      <w:r>
-        <w:rPr>
-          <w:rFonts w:ascii="Consolas" w:hAnsi="Consolas"/>
-          <w:sz w:val="17"/>
-        </w:rPr>
-        <w:t xml:space="preserve">        currentWavetableLoadedFromExternal = true;</w:t>
-      </w:r>
-    </w:p>
-    <w:p>
-      <w:r>
-        <w:rPr>
-          <w:rFonts w:ascii="Consolas" w:hAnsi="Consolas"/>
-          <w:sz w:val="17"/>
-        </w:rPr>
-        <w:t xml:space="preserve">        useAudioClipADSR = false;</w:t>
-      </w:r>
-    </w:p>
-    <w:p>
-      <w:r>
-        <w:rPr>
-          <w:rFonts w:ascii="Consolas" w:hAnsi="Consolas"/>
-          <w:sz w:val="17"/>
-        </w:rPr>
-      </w:r>
-    </w:p>
-    <w:p>
-      <w:r>
-        <w:rPr>
-          <w:rFonts w:ascii="Consolas" w:hAnsi="Consolas"/>
-          <w:sz w:val="17"/>
-        </w:rPr>
-        <w:t xml:space="preserve">        A = Mathf.Clamp(generatedTimbre.adsr.attackMs, 1f, 400f);</w:t>
-      </w:r>
-    </w:p>
-    <w:p>
-      <w:r>
-        <w:rPr>
-          <w:rFonts w:ascii="Consolas" w:hAnsi="Consolas"/>
-          <w:sz w:val="17"/>
-        </w:rPr>
-        <w:t xml:space="preserve">        D = Mathf.Clamp(generatedTimbre.adsr.decayMs, 1f, 1000f);</w:t>
-      </w:r>
-    </w:p>
-    <w:p>
-      <w:r>
-        <w:rPr>
-          <w:rFonts w:ascii="Consolas" w:hAnsi="Consolas"/>
-          <w:sz w:val="17"/>
-        </w:rPr>
-        <w:t xml:space="preserve">        S = Mathf.Clamp(generatedTimbre.adsr.sustainMs, 0f, 5000f);</w:t>
-      </w:r>
-    </w:p>
-    <w:p>
-      <w:r>
-        <w:rPr>
-          <w:rFonts w:ascii="Consolas" w:hAnsi="Consolas"/>
-          <w:sz w:val="17"/>
-        </w:rPr>
-        <w:t xml:space="preserve">        SL = Mathf.Clamp(generatedTimbre.adsr.sustainLevel, 0.001f, 1f);</w:t>
-      </w:r>
-    </w:p>
-    <w:p>
-      <w:r>
-        <w:rPr>
-          <w:rFonts w:ascii="Consolas" w:hAnsi="Consolas"/>
-          <w:sz w:val="17"/>
-        </w:rPr>
-        <w:t xml:space="preserve">        R = Mathf.Clamp(generatedTimbre.adsr.releaseMs, 1f, 1000f);</w:t>
-      </w:r>
-    </w:p>
-    <w:p>
-      <w:r>
-        <w:rPr>
-          <w:rFonts w:ascii="Consolas" w:hAnsi="Consolas"/>
-          <w:sz w:val="17"/>
-        </w:rPr>
-        <w:t xml:space="preserve">        SLegacy = SL;</w:t>
-      </w:r>
-    </w:p>
-    <w:p>
-      <w:r>
-        <w:rPr>
-          <w:rFonts w:ascii="Consolas" w:hAnsi="Consolas"/>
-          <w:sz w:val="17"/>
-        </w:rPr>
-      </w:r>
-    </w:p>
-    <w:p>
-      <w:r>
-        <w:rPr>
-          <w:rFonts w:ascii="Consolas" w:hAnsi="Consolas"/>
-          <w:sz w:val="17"/>
+      </w:r>
+    </w:p>
+    <w:p>
+      <w:r>
+        <w:rPr>
+          <w:rFonts w:ascii="Consolas" w:hAnsi="Consolas" w:eastAsia="Consolas"/>
+          <w:sz w:val="18"/>
         </w:rPr>
         <w:t xml:space="preserve">        UpdateADSR();</w:t>
       </w:r>
@@ -3814,8 +3943,8 @@
     <w:p>
       <w:r>
         <w:rPr>
-          <w:rFonts w:ascii="Consolas" w:hAnsi="Consolas"/>
-          <w:sz w:val="17"/>
+          <w:rFonts w:ascii="Consolas" w:hAnsi="Consolas" w:eastAsia="Consolas"/>
+          <w:sz w:val="18"/>
         </w:rPr>
         <w:t xml:space="preserve">        MarkExternalBackendDirty();</w:t>
       </w:r>
@@ -3823,8 +3952,8 @@
     <w:p>
       <w:r>
         <w:rPr>
-          <w:rFonts w:ascii="Consolas" w:hAnsi="Consolas"/>
-          <w:sz w:val="17"/>
+          <w:rFonts w:ascii="Consolas" w:hAnsi="Consolas" w:eastAsia="Consolas"/>
+          <w:sz w:val="18"/>
         </w:rPr>
         <w:t xml:space="preserve">    }</w:t>
       </w:r>
@@ -3839,7 +3968,183 @@
         <w:pStyle w:val="Heading1"/>
       </w:pPr>
       <w:r>
-        <w:t>15 Vinculacion de la escena test</w:t>
+        <w:t>15 Propagacion en Polifonia</w:t>
+      </w:r>
+    </w:p>
+    <w:p>
+      <w:pPr/>
+      <w:r>
+        <w:t>Polifonia conserva el ultimo GeneratedTimbre para que la generacion afecte tanto a las voces activas como a las voces creadas despues. Esto evita que GroqTimbreGenerator quede acoplado a la lista interna de voces.</w:t>
+      </w:r>
+    </w:p>
+    <w:p>
+      <w:pPr/>
+      <w:r>
+        <w:rPr>
+          <w:rFonts w:ascii="Consolas" w:hAnsi="Consolas" w:eastAsia="Consolas"/>
+          <w:sz w:val="18"/>
+        </w:rPr>
+        <w:t>private GroqTimbreGenerator.GeneratedTimbre currentGeneratedTimbre;</w:t>
+        <w:br/>
+        <w:t>private bool generatedTimbreActive = false;</w:t>
+      </w:r>
+    </w:p>
+    <w:p>
+      <w:pPr/>
+      <w:r>
+        <w:t>currentGeneratedTimbre guarda la wavetable y el ADSR actuales. generatedTimbreActive indica que el modo seleccionado debe usar esa wavetable generada.</w:t>
+      </w:r>
+    </w:p>
+    <w:p>
+      <w:pPr/>
+      <w:r>
+        <w:rPr>
+          <w:rFonts w:ascii="Consolas" w:hAnsi="Consolas" w:eastAsia="Consolas"/>
+          <w:sz w:val="18"/>
+        </w:rPr>
+        <w:t>public void ApplyGeneratedTimbre(GroqTimbreGenerator.GeneratedTimbre generatedTimbre)</w:t>
+        <w:br/>
+        <w:t>{</w:t>
+        <w:br/>
+        <w:t xml:space="preserve">    if (generatedTimbre == null || !generatedTimbre.IsUsable())</w:t>
+        <w:br/>
+        <w:t xml:space="preserve">    {</w:t>
+        <w:br/>
+        <w:t xml:space="preserve">        Debug.LogWarning("[Polifonia] Generated timbre is not valid. Active oscillators were preserved.");</w:t>
+        <w:br/>
+        <w:t xml:space="preserve">        return;</w:t>
+        <w:br/>
+        <w:t xml:space="preserve">    }</w:t>
+        <w:br/>
+        <w:br/>
+        <w:t xml:space="preserve">    currentGeneratedTimbre = generatedTimbre;</w:t>
+        <w:br/>
+        <w:t xml:space="preserve">    generatedTimbreActive = true;</w:t>
+        <w:br/>
+        <w:t xml:space="preserve">    SyncGeneratedTimbreUI(generatedTimbre);</w:t>
+        <w:br/>
+        <w:br/>
+        <w:t xml:space="preserve">    foreach (var osc in activeOscillators.Values)</w:t>
+        <w:br/>
+        <w:t xml:space="preserve">    {</w:t>
+        <w:br/>
+        <w:t xml:space="preserve">        if (osc != null)</w:t>
+        <w:br/>
+        <w:t xml:space="preserve">            osc.ApplyGeneratedTimbre(generatedTimbre);</w:t>
+        <w:br/>
+        <w:t xml:space="preserve">    }</w:t>
+        <w:br/>
+        <w:t>}</w:t>
+      </w:r>
+    </w:p>
+    <w:p>
+      <w:pPr/>
+      <w:r>
+        <w:t>Este metodo actualiza el estado central, sincroniza la UI y aplica el timbre a voces ya activas sin recrearlas.</w:t>
+      </w:r>
+    </w:p>
+    <w:p>
+      <w:pPr/>
+      <w:r>
+        <w:rPr>
+          <w:rFonts w:ascii="Consolas" w:hAnsi="Consolas" w:eastAsia="Consolas"/>
+          <w:sz w:val="18"/>
+        </w:rPr>
+        <w:t>if (generatedTimbreActive &amp;&amp; IsCurrentGeneratedTimbreUsable())</w:t>
+        <w:br/>
+        <w:t xml:space="preserve">    oscScript.ApplyGeneratedTimbre(currentGeneratedTimbre);</w:t>
+        <w:br/>
+        <w:br/>
+        <w:t>oscScript.KeyboardDown(note);</w:t>
+      </w:r>
+    </w:p>
+    <w:p>
+      <w:pPr/>
+      <w:r>
+        <w:t>La nueva voz recibe la wavetable y el ADSR antes de iniciar la nota. Asi External DSP y LegacyOnAudioFilterRead reciben la misma configuracion final desde Osc.ApplyGeneratedTimbre().</w:t>
+      </w:r>
+    </w:p>
+    <w:p>
+      <w:pPr/>
+      <w:r>
+        <w:t>Para sincronizar sliders se usa SetValueWithoutNotify en WaveformSl, WavetableToggle, AttackSlider, DecaySlider, SustainSlider, SustainLevelSlider y ReleaseSlider. Esto actualiza la interfaz sin disparar callbacks que podrian regenerar una wavetable vacia.</w:t>
+      </w:r>
+    </w:p>
+    <w:p>
+      <w:pPr>
+        <w:pStyle w:val="Heading1"/>
+      </w:pPr>
+      <w:r>
+        <w:t>16 Proteccion de la wavetable generada en Osc.cs</w:t>
+      </w:r>
+    </w:p>
+    <w:p>
+      <w:pPr/>
+      <w:r>
+        <w:t>GenerateWavetable no debe borrar una wavetable externa valida cuando el modo actual representa una wavetable cargada o generada. La proteccion minima es conservarla si currentWavetableLoadedFromExternal es true y el buffer existe.</w:t>
+      </w:r>
+    </w:p>
+    <w:p>
+      <w:pPr/>
+      <w:r>
+        <w:rPr>
+          <w:rFonts w:ascii="Consolas" w:hAnsi="Consolas" w:eastAsia="Consolas"/>
+          <w:sz w:val="18"/>
+        </w:rPr>
+        <w:t>private bool IsExternalWavetableMode(WaveFormType type)</w:t>
+        <w:br/>
+        <w:t>{</w:t>
+        <w:br/>
+        <w:t xml:space="preserve">    return type == WaveFormType.Sampling1 ||</w:t>
+        <w:br/>
+        <w:t xml:space="preserve">           type == WaveFormType.Custom1 ||</w:t>
+        <w:br/>
+        <w:t xml:space="preserve">           type == WaveFormType.Custom2 ||</w:t>
+        <w:br/>
+        <w:t xml:space="preserve">           type == WaveFormType.Custom3 ||</w:t>
+        <w:br/>
+        <w:t xml:space="preserve">           type == WaveFormType.Gemini;</w:t>
+        <w:br/>
+        <w:t>}</w:t>
+        <w:br/>
+        <w:br/>
+        <w:t>private bool HasValidWavetable()</w:t>
+        <w:br/>
+        <w:t>{</w:t>
+        <w:br/>
+        <w:t xml:space="preserve">    return wavetable != null &amp;&amp; wavetable.Length &gt; 0;</w:t>
+        <w:br/>
+        <w:t>}</w:t>
+        <w:br/>
+        <w:br/>
+        <w:t>public void GenerateWavetable()</w:t>
+        <w:br/>
+        <w:t>{</w:t>
+        <w:br/>
+        <w:t xml:space="preserve">    if (currentWavetableLoadedFromExternal &amp;&amp; IsExternalWavetableMode(FormType) &amp;&amp; HasValidWavetable())</w:t>
+        <w:br/>
+        <w:t xml:space="preserve">        return;</w:t>
+        <w:br/>
+        <w:br/>
+        <w:t xml:space="preserve">    currentWavetableLoadedFromExternal = false;</w:t>
+        <w:br/>
+        <w:t xml:space="preserve">    // Continua la generacion normal para Sine, Square, Sawtooth, Triangle, SA, FM y WhiteNoise.</w:t>
+        <w:br/>
+        <w:t>}</w:t>
+      </w:r>
+    </w:p>
+    <w:p>
+      <w:pPr/>
+      <w:r>
+        <w:t>Gemini se conserva como nombre legacy del modo generated wavetable. No se agrega WaveFormType.Groq porque GroqCloud es un proveedor de IA, no una forma de onda.</w:t>
+      </w:r>
+    </w:p>
+    <w:p>
+      <w:pPr>
+        <w:pStyle w:val="Heading1"/>
+      </w:pPr>
+      <w:r>
+        <w:t>17 Vinculacion de la escena test</w:t>
       </w:r>
     </w:p>
     <w:p>
@@ -3863,7 +4168,7 @@
         <w:pStyle w:val="ListBullet"/>
       </w:pPr>
       <w:r>
-        <w:t>targetOsc apunta al componente Osc de Groq Demo Osc.</w:t>
+        <w:t>targetPolifonia puede asignarse al controlador Polifonia de la escena. Si queda vacio, GroqTimbreGenerator lo busca en Awake(). targetOsc queda como fallback para pruebas directas.</w:t>
       </w:r>
     </w:p>
     <w:p>
@@ -4142,8 +4447,8 @@
     <w:p>
       <w:r>
         <w:rPr>
-          <w:rFonts w:ascii="Consolas" w:hAnsi="Consolas"/>
-          <w:sz w:val="17"/>
+          <w:rFonts w:ascii="Consolas" w:hAnsi="Consolas" w:eastAsia="Consolas"/>
+          <w:sz w:val="18"/>
         </w:rPr>
         <w:t>public string modelName = "openai/gpt-oss-20b";</w:t>
       </w:r>
@@ -4169,8 +4474,8 @@
     <w:p>
       <w:r>
         <w:rPr>
-          <w:rFonts w:ascii="Consolas" w:hAnsi="Consolas"/>
-          <w:sz w:val="17"/>
+          <w:rFonts w:ascii="Consolas" w:hAnsi="Consolas" w:eastAsia="Consolas"/>
+          <w:sz w:val="18"/>
         </w:rPr>
         <w:t>if (string.Equals(finishReason, "length", StringComparison.OrdinalIgnoreCase))</w:t>
       </w:r>
@@ -4178,8 +4483,8 @@
     <w:p>
       <w:r>
         <w:rPr>
-          <w:rFonts w:ascii="Consolas" w:hAnsi="Consolas"/>
-          <w:sz w:val="17"/>
+          <w:rFonts w:ascii="Consolas" w:hAnsi="Consolas" w:eastAsia="Consolas"/>
+          <w:sz w:val="18"/>
         </w:rPr>
         <w:t xml:space="preserve">        {</w:t>
       </w:r>
@@ -4187,8 +4492,8 @@
     <w:p>
       <w:r>
         <w:rPr>
-          <w:rFonts w:ascii="Consolas" w:hAnsi="Consolas"/>
-          <w:sz w:val="17"/>
+          <w:rFonts w:ascii="Consolas" w:hAnsi="Consolas" w:eastAsia="Consolas"/>
+          <w:sz w:val="18"/>
         </w:rPr>
         <w:t xml:space="preserve">            error = "GroqCloud truncó la respuesta antes de completar el JSON. Aumenta maxCompletionTokens o vuelve a intentarlo.";</w:t>
       </w:r>
@@ -4196,8 +4501,8 @@
     <w:p>
       <w:r>
         <w:rPr>
-          <w:rFonts w:ascii="Consolas" w:hAnsi="Consolas"/>
-          <w:sz w:val="17"/>
+          <w:rFonts w:ascii="Consolas" w:hAnsi="Consolas" w:eastAsia="Consolas"/>
+          <w:sz w:val="18"/>
         </w:rPr>
         <w:t xml:space="preserve">            return false;</w:t>
       </w:r>
@@ -4205,8 +4510,8 @@
     <w:p>
       <w:r>
         <w:rPr>
-          <w:rFonts w:ascii="Consolas" w:hAnsi="Consolas"/>
-          <w:sz w:val="17"/>
+          <w:rFonts w:ascii="Consolas" w:hAnsi="Consolas" w:eastAsia="Consolas"/>
+          <w:sz w:val="18"/>
         </w:rPr>
         <w:t xml:space="preserve">        }</w:t>
       </w:r>
@@ -4277,6 +4582,10 @@
     </w:p>
     <w:p>
       <w:r>
+        <w:rPr>
+          <w:rFonts w:ascii="Consolas" w:hAnsi="Consolas" w:eastAsia="Consolas"/>
+          <w:sz w:val="18"/>
+        </w:rPr>
         <w:t>Prompts adicionales: sonido brillante con muchos armonicos; sonido oscuro de bajo analogico; sonido metalico e inarmonico; sonido calido tipo pad; sonido percusivo de ataque corto.</w:t>
       </w:r>
     </w:p>
@@ -4995,6 +5304,10 @@
     </w:p>
     <w:p>
       <w:r>
+        <w:rPr>
+          <w:rFonts w:ascii="Consolas" w:hAnsi="Consolas" w:eastAsia="Consolas"/>
+          <w:sz w:val="18"/>
+        </w:rPr>
         <w:t>La migracion a GroqCloud cambia el proveedor de IA, pero no cambia la filosofia del sintetizador: IA -&gt; descripcion parametrica y DSP local -&gt; generacion de senal. El estudiante debe entender que el modelo no reemplaza el motor de audio; solo ayuda a construir parametros musicalmente utiles.</w:t>
       </w:r>
     </w:p>
@@ -5030,6 +5343,25 @@
         <w:t>Groq model openai/gpt-oss-20b: https://console.groq.com/docs/model/openai/gpt-oss-20b</w:t>
       </w:r>
     </w:p>
+    <w:p/>
+    <w:p/>
+    <w:p/>
+    <w:p/>
+    <w:p/>
+    <w:p/>
+    <w:p/>
+    <w:p/>
+    <w:p/>
+    <w:p/>
+    <w:p/>
+    <w:p/>
+    <w:p/>
+    <w:p/>
+    <w:p/>
+    <w:p/>
+    <w:p/>
+    <w:p/>
+    <w:p/>
     <w:sectPr>
       <w:pgSz w:w="12240" w:h="15840"/>
       <w:pgMar w:top="1008" w:right="1152" w:bottom="1008" w:left="1152" w:header="720" w:footer="720" w:gutter="0"/>
